--- a/material/Template Praeregistrierung.docx
+++ b/material/Template Praeregistrierung.docx
@@ -1,6 +1,6 @@
 
 <file path=word/document.xml><?xml version="1.0" encoding="utf-8"?>
-<w:document xmlns:wpc="http://schemas.microsoft.com/office/word/2010/wordprocessingCanvas" xmlns:cx="http://schemas.microsoft.com/office/drawing/2014/chartex" xmlns:cx1="http://schemas.microsoft.com/office/drawing/2015/9/8/chartex" xmlns:cx2="http://schemas.microsoft.com/office/drawing/2015/10/21/chartex" xmlns:cx3="http://schemas.microsoft.com/office/drawing/2016/5/9/chartex" xmlns:cx4="http://schemas.microsoft.com/office/drawing/2016/5/10/chartex" xmlns:cx5="http://schemas.microsoft.com/office/drawing/2016/5/11/chartex" xmlns:cx6="http://schemas.microsoft.com/office/drawing/2016/5/12/chartex" xmlns:cx7="http://schemas.microsoft.com/office/drawing/2016/5/13/chartex" xmlns:cx8="http://schemas.microsoft.com/office/drawing/2016/5/14/chartex" xmlns:mc="http://schemas.openxmlformats.org/markup-compatibility/2006" xmlns:aink="http://schemas.microsoft.com/office/drawing/2016/ink" xmlns:am3d="http://schemas.microsoft.com/office/drawing/2017/model3d" xmlns:o="urn:schemas-microsoft-com:office:office" xmlns:oel="http://schemas.microsoft.com/office/2019/extlst" xmlns:r="http://schemas.openxmlformats.org/officeDocument/2006/relationships" xmlns:m="http://schemas.openxmlformats.org/officeDocument/2006/math" xmlns:v="urn:schemas-microsoft-com:vml" xmlns:wp14="http://schemas.microsoft.com/office/word/2010/wordprocessingDrawing" xmlns:wp="http://schemas.openxmlformats.org/drawingml/2006/wordprocessingDrawing" xmlns:w10="urn:schemas-microsoft-com:office:word" xmlns:w="http://schemas.openxmlformats.org/wordprocessingml/2006/main" xmlns:w14="http://schemas.microsoft.com/office/word/2010/wordml" xmlns:w15="http://schemas.microsoft.com/office/word/2012/wordml" xmlns:w16cex="http://schemas.microsoft.com/office/word/2018/wordml/cex" xmlns:w16cid="http://schemas.microsoft.com/office/word/2016/wordml/cid" xmlns:w16="http://schemas.microsoft.com/office/word/2018/wordml" xmlns:w16sdtdh="http://schemas.microsoft.com/office/word/2020/wordml/sdtdatahash" xmlns:w16se="http://schemas.microsoft.com/office/word/2015/wordml/symex" xmlns:wpg="http://schemas.microsoft.com/office/word/2010/wordprocessingGroup" xmlns:wpi="http://schemas.microsoft.com/office/word/2010/wordprocessingInk" xmlns:wne="http://schemas.microsoft.com/office/word/2006/wordml" xmlns:wps="http://schemas.microsoft.com/office/word/2010/wordprocessingShape" mc:Ignorable="w14 w15 w16se w16cid w16 w16cex w16sdtdh wp14">
+<w:document xmlns:wpc="http://schemas.microsoft.com/office/word/2010/wordprocessingCanvas" xmlns:cx="http://schemas.microsoft.com/office/drawing/2014/chartex" xmlns:cx1="http://schemas.microsoft.com/office/drawing/2015/9/8/chartex" xmlns:cx2="http://schemas.microsoft.com/office/drawing/2015/10/21/chartex" xmlns:cx3="http://schemas.microsoft.com/office/drawing/2016/5/9/chartex" xmlns:cx4="http://schemas.microsoft.com/office/drawing/2016/5/10/chartex" xmlns:cx5="http://schemas.microsoft.com/office/drawing/2016/5/11/chartex" xmlns:cx6="http://schemas.microsoft.com/office/drawing/2016/5/12/chartex" xmlns:cx7="http://schemas.microsoft.com/office/drawing/2016/5/13/chartex" xmlns:cx8="http://schemas.microsoft.com/office/drawing/2016/5/14/chartex" xmlns:mc="http://schemas.openxmlformats.org/markup-compatibility/2006" xmlns:aink="http://schemas.microsoft.com/office/drawing/2016/ink" xmlns:am3d="http://schemas.microsoft.com/office/drawing/2017/model3d" xmlns:o="urn:schemas-microsoft-com:office:office" xmlns:oel="http://schemas.microsoft.com/office/2019/extlst" xmlns:r="http://schemas.openxmlformats.org/officeDocument/2006/relationships" xmlns:m="http://schemas.openxmlformats.org/officeDocument/2006/math" xmlns:v="urn:schemas-microsoft-com:vml" xmlns:wp14="http://schemas.microsoft.com/office/word/2010/wordprocessingDrawing" xmlns:wp="http://schemas.openxmlformats.org/drawingml/2006/wordprocessingDrawing" xmlns:w10="urn:schemas-microsoft-com:office:word" xmlns:w="http://schemas.openxmlformats.org/wordprocessingml/2006/main" xmlns:w14="http://schemas.microsoft.com/office/word/2010/wordml" xmlns:w15="http://schemas.microsoft.com/office/word/2012/wordml" xmlns:w16cex="http://schemas.microsoft.com/office/word/2018/wordml/cex" xmlns:w16cid="http://schemas.microsoft.com/office/word/2016/wordml/cid" xmlns:w16="http://schemas.microsoft.com/office/word/2018/wordml" xmlns:w16du="http://schemas.microsoft.com/office/word/2023/wordml/word16du" xmlns:w16sdtdh="http://schemas.microsoft.com/office/word/2020/wordml/sdtdatahash" xmlns:w16se="http://schemas.microsoft.com/office/word/2015/wordml/symex" xmlns:wpg="http://schemas.microsoft.com/office/word/2010/wordprocessingGroup" xmlns:wpi="http://schemas.microsoft.com/office/word/2010/wordprocessingInk" xmlns:wne="http://schemas.microsoft.com/office/word/2006/wordml" xmlns:wps="http://schemas.microsoft.com/office/word/2010/wordprocessingShape" mc:Ignorable="w14 w15 w16se w16cid w16 w16cex w16sdtdh w16du wp14">
   <w:body>
     <w:p>
       <w:pPr>
@@ -14,6 +14,7 @@
       </w:pPr>
       <w:bookmarkStart w:id="0" w:name="_73cv6mtuden5" w:colFirst="0" w:colLast="0"/>
       <w:bookmarkEnd w:id="0"/>
+      <w:commentRangeStart w:id="1"/>
       <w:r>
         <w:rPr>
           <w:b/>
@@ -30,6 +31,13 @@
         </w:rPr>
         <w:br/>
         <w:t xml:space="preserve">Quantitative Research in Psychology (PRP-QUANT) Template </w:t>
+      </w:r>
+      <w:commentRangeEnd w:id="1"/>
+      <w:r>
+        <w:rPr>
+          <w:rStyle w:val="Kommentarzeichen"/>
+        </w:rPr>
+        <w:commentReference w:id="1"/>
       </w:r>
     </w:p>
     <w:p>
@@ -83,11 +91,20 @@
                 <w:b/>
               </w:rPr>
             </w:pPr>
+            <w:commentRangeStart w:id="2"/>
             <w:r>
               <w:rPr>
                 <w:b/>
               </w:rPr>
               <w:t>T1 Title</w:t>
+            </w:r>
+            <w:commentRangeEnd w:id="2"/>
+            <w:r>
+              <w:rPr>
+                <w:rStyle w:val="Kommentarzeichen"/>
+                <w:color w:val="auto"/>
+              </w:rPr>
+              <w:commentReference w:id="2"/>
             </w:r>
           </w:p>
         </w:tc>
@@ -120,7 +137,7 @@
               </w:rPr>
               <w:t>The title should be focused and descriptive, using relevant key terms to reflect what will be done in the study. Use title case (</w:t>
             </w:r>
-            <w:hyperlink r:id="rId5">
+            <w:hyperlink r:id="rId9">
               <w:r>
                 <w:rPr>
                   <w:color w:val="1155CC"/>
@@ -327,8 +344,8 @@
                 <w:lang w:val="en-US"/>
               </w:rPr>
             </w:pPr>
-            <w:bookmarkStart w:id="1" w:name="_492hm4ntg5f0" w:colFirst="0" w:colLast="0"/>
-            <w:bookmarkEnd w:id="1"/>
+            <w:bookmarkStart w:id="3" w:name="_492hm4ntg5f0" w:colFirst="0" w:colLast="0"/>
+            <w:bookmarkEnd w:id="3"/>
             <w:r>
               <w:rPr>
                 <w:b/>
@@ -418,7 +435,7 @@
               </w:rPr>
               <w:t xml:space="preserve"> for an example of persistent ID (</w:t>
             </w:r>
-            <w:hyperlink r:id="rId6">
+            <w:hyperlink r:id="rId10">
               <w:r>
                 <w:rPr>
                   <w:color w:val="1155CC"/>
@@ -456,7 +473,7 @@
               </w:rPr>
               <w:t xml:space="preserve">, </w:t>
             </w:r>
-            <w:hyperlink r:id="rId7">
+            <w:hyperlink r:id="rId11">
               <w:r>
                 <w:rPr>
                   <w:color w:val="1155CC"/>
@@ -590,8 +607,8 @@
                 <w:b/>
               </w:rPr>
             </w:pPr>
-            <w:bookmarkStart w:id="2" w:name="_tx9rel23n1py" w:colFirst="0" w:colLast="0"/>
-            <w:bookmarkEnd w:id="2"/>
+            <w:bookmarkStart w:id="4" w:name="_tx9rel23n1py" w:colFirst="0" w:colLast="0"/>
+            <w:bookmarkEnd w:id="4"/>
             <w:r>
               <w:rPr>
                 <w:b/>
@@ -745,8 +762,8 @@
           <w:lang w:val="de-DE"/>
         </w:rPr>
       </w:pPr>
-      <w:bookmarkStart w:id="3" w:name="_vmpmywtz8cqi" w:colFirst="0" w:colLast="0"/>
-      <w:bookmarkEnd w:id="3"/>
+      <w:bookmarkStart w:id="5" w:name="_vmpmywtz8cqi" w:colFirst="0" w:colLast="0"/>
+      <w:bookmarkEnd w:id="5"/>
     </w:p>
     <w:tbl>
       <w:tblPr>
@@ -954,8 +971,8 @@
                 <w:b/>
               </w:rPr>
             </w:pPr>
-            <w:bookmarkStart w:id="4" w:name="_grn68786ecmc" w:colFirst="0" w:colLast="0"/>
-            <w:bookmarkEnd w:id="4"/>
+            <w:bookmarkStart w:id="6" w:name="_grn68786ecmc" w:colFirst="0" w:colLast="0"/>
+            <w:bookmarkEnd w:id="6"/>
             <w:r>
               <w:rPr>
                 <w:b/>
@@ -1020,6 +1037,7 @@
             </w:pPr>
             <w:r>
               <w:rPr>
+                <w:highlight w:val="green"/>
                 <w:lang w:val="en-US"/>
               </w:rPr>
               <w:t>-</w:t>
@@ -1077,8 +1095,8 @@
                 <w:lang w:val="en-US"/>
               </w:rPr>
             </w:pPr>
-            <w:bookmarkStart w:id="5" w:name="_3qyfmkpn4ce2" w:colFirst="0" w:colLast="0"/>
-            <w:bookmarkEnd w:id="5"/>
+            <w:bookmarkStart w:id="7" w:name="_3qyfmkpn4ce2" w:colFirst="0" w:colLast="0"/>
+            <w:bookmarkEnd w:id="7"/>
             <w:r>
               <w:rPr>
                 <w:b/>
@@ -1158,34 +1176,7 @@
                 <w:highlight w:val="green"/>
                 <w:lang w:val="en-US"/>
               </w:rPr>
-              <w:t>16</w:t>
-            </w:r>
-            <w:r>
-              <w:rPr>
-                <w:i/>
-                <w:iCs/>
-                <w:highlight w:val="green"/>
-                <w:lang w:val="en-US"/>
-              </w:rPr>
-              <w:t>.0</w:t>
-            </w:r>
-            <w:r>
-              <w:rPr>
-                <w:i/>
-                <w:iCs/>
-                <w:highlight w:val="green"/>
-                <w:lang w:val="en-US"/>
-              </w:rPr>
-              <w:t>8</w:t>
-            </w:r>
-            <w:r>
-              <w:rPr>
-                <w:i/>
-                <w:iCs/>
-                <w:highlight w:val="green"/>
-                <w:lang w:val="en-US"/>
-              </w:rPr>
-              <w:t>.2024</w:t>
+              <w:t>10.03.2025</w:t>
             </w:r>
           </w:p>
         </w:tc>
@@ -1410,15 +1401,15 @@
               <w:rPr>
                 <w:i/>
                 <w:iCs/>
-                <w:highlight w:val="yellow"/>
-                <w:lang w:val="en-US"/>
-              </w:rPr>
-            </w:pPr>
-            <w:r>
-              <w:rPr>
-                <w:i/>
-                <w:iCs/>
-                <w:highlight w:val="yellow"/>
+                <w:highlight w:val="magenta"/>
+                <w:lang w:val="en-US"/>
+              </w:rPr>
+            </w:pPr>
+            <w:r>
+              <w:rPr>
+                <w:i/>
+                <w:iCs/>
+                <w:highlight w:val="magenta"/>
                 <w:lang w:val="en-US"/>
               </w:rPr>
               <w:t>No institutional approval has been obtained due to non-invasiveness of the procedure and expected anonymity of participants during the study.</w:t>
@@ -1432,15 +1423,15 @@
               <w:rPr>
                 <w:i/>
                 <w:iCs/>
-                <w:highlight w:val="yellow"/>
-                <w:lang w:val="en-US"/>
-              </w:rPr>
-            </w:pPr>
-            <w:r>
-              <w:rPr>
-                <w:i/>
-                <w:iCs/>
-                <w:highlight w:val="yellow"/>
+                <w:highlight w:val="magenta"/>
+                <w:lang w:val="en-US"/>
+              </w:rPr>
+            </w:pPr>
+            <w:r>
+              <w:rPr>
+                <w:i/>
+                <w:iCs/>
+                <w:highlight w:val="magenta"/>
                 <w:lang w:val="en-US"/>
               </w:rPr>
               <w:t xml:space="preserve">ODER für </w:t>
@@ -1450,7 +1441,7 @@
               <w:rPr>
                 <w:i/>
                 <w:iCs/>
-                <w:highlight w:val="yellow"/>
+                <w:highlight w:val="magenta"/>
                 <w:lang w:val="en-US"/>
               </w:rPr>
               <w:t>Interventionsthema</w:t>
@@ -1460,7 +1451,7 @@
               <w:rPr>
                 <w:i/>
                 <w:iCs/>
-                <w:highlight w:val="yellow"/>
+                <w:highlight w:val="magenta"/>
                 <w:lang w:val="en-US"/>
               </w:rPr>
               <w:t>:</w:t>
@@ -1482,7 +1473,7 @@
               <w:rPr>
                 <w:i/>
                 <w:iCs/>
-                <w:highlight w:val="yellow"/>
+                <w:highlight w:val="magenta"/>
                 <w:lang w:val="en-US"/>
               </w:rPr>
               <w:t>Institutional approval has been obtained</w:t>
@@ -1492,8 +1483,13 @@
       </w:tr>
     </w:tbl>
     <w:p>
-      <w:bookmarkStart w:id="6" w:name="_poxlrufidakk" w:colFirst="0" w:colLast="0"/>
-      <w:bookmarkEnd w:id="6"/>
+      <w:pPr>
+        <w:rPr>
+          <w:lang w:val="en-US"/>
+        </w:rPr>
+      </w:pPr>
+      <w:bookmarkStart w:id="8" w:name="_poxlrufidakk" w:colFirst="0" w:colLast="0"/>
+      <w:bookmarkEnd w:id="8"/>
     </w:p>
     <w:tbl>
       <w:tblPr>
@@ -1602,6 +1598,7 @@
             </w:pPr>
             <w:r>
               <w:rPr>
+                <w:highlight w:val="green"/>
                 <w:lang w:val="en-US"/>
               </w:rPr>
               <w:t>-</w:t>
@@ -1671,8 +1668,8 @@
                 <w:b/>
               </w:rPr>
             </w:pPr>
-            <w:bookmarkStart w:id="7" w:name="_a04kek511e5c" w:colFirst="0" w:colLast="0"/>
-            <w:bookmarkEnd w:id="7"/>
+            <w:bookmarkStart w:id="9" w:name="_a04kek511e5c" w:colFirst="0" w:colLast="0"/>
+            <w:bookmarkEnd w:id="9"/>
             <w:r>
               <w:rPr>
                 <w:b/>
@@ -1743,7 +1740,7 @@
               <w:rPr>
                 <w:i/>
                 <w:iCs/>
-                <w:highlight w:val="yellow"/>
+                <w:highlight w:val="cyan"/>
               </w:rPr>
               <w:t xml:space="preserve">Hier können (aber müssen nicht) Stichwörter hinzufügen, wie z.B. den Namen einer </w:t>
             </w:r>
@@ -1752,7 +1749,7 @@
               <w:rPr>
                 <w:i/>
                 <w:iCs/>
-                <w:highlight w:val="yellow"/>
+                <w:highlight w:val="cyan"/>
               </w:rPr>
               <w:t>Theorie</w:t>
             </w:r>
@@ -1761,7 +1758,7 @@
               <w:rPr>
                 <w:i/>
                 <w:iCs/>
-                <w:highlight w:val="yellow"/>
+                <w:highlight w:val="cyan"/>
               </w:rPr>
               <w:t xml:space="preserve"> der für Ihre Forschung relevant ist, die wichtigen Variablen aus Ihrer Studie, oder Details zum Design oder der Stichprobe</w:t>
             </w:r>
@@ -1818,8 +1815,8 @@
                 <w:lang w:val="en-US"/>
               </w:rPr>
             </w:pPr>
-            <w:bookmarkStart w:id="8" w:name="_m2hdgd3zjwyt" w:colFirst="0" w:colLast="0"/>
-            <w:bookmarkEnd w:id="8"/>
+            <w:bookmarkStart w:id="10" w:name="_m2hdgd3zjwyt" w:colFirst="0" w:colLast="0"/>
+            <w:bookmarkEnd w:id="10"/>
             <w:r>
               <w:rPr>
                 <w:b/>
@@ -1941,16 +1938,22 @@
               <w:rPr>
                 <w:lang w:val="en-US"/>
               </w:rPr>
-              <w:t xml:space="preserve">Data access via download; usage of data has to be agreed and defined on an individual case </w:t>
+              <w:t xml:space="preserve">Data access via download; usage of data </w:t>
             </w:r>
             <w:proofErr w:type="gramStart"/>
             <w:r>
               <w:rPr>
                 <w:lang w:val="en-US"/>
               </w:rPr>
-              <w:t>basis</w:t>
+              <w:t>has to</w:t>
             </w:r>
             <w:proofErr w:type="gramEnd"/>
+            <w:r>
+              <w:rPr>
+                <w:lang w:val="en-US"/>
+              </w:rPr>
+              <w:t xml:space="preserve"> be agreed and defined on an individual case basis</w:t>
+            </w:r>
           </w:p>
           <w:p>
             <w:pPr>
@@ -2125,8 +2128,8 @@
                 <w:b/>
               </w:rPr>
             </w:pPr>
-            <w:bookmarkStart w:id="9" w:name="_16uyv8nhhl3y" w:colFirst="0" w:colLast="0"/>
-            <w:bookmarkEnd w:id="9"/>
+            <w:bookmarkStart w:id="11" w:name="_16uyv8nhhl3y" w:colFirst="0" w:colLast="0"/>
+            <w:bookmarkEnd w:id="11"/>
             <w:r>
               <w:rPr>
                 <w:b/>
@@ -2279,8 +2282,8 @@
                 <w:lang w:val="en-US"/>
               </w:rPr>
             </w:pPr>
-            <w:bookmarkStart w:id="10" w:name="_n4hv4me28nn9" w:colFirst="0" w:colLast="0"/>
-            <w:bookmarkEnd w:id="10"/>
+            <w:bookmarkStart w:id="12" w:name="_n4hv4me28nn9" w:colFirst="0" w:colLast="0"/>
+            <w:bookmarkEnd w:id="12"/>
             <w:r>
               <w:rPr>
                 <w:b/>
@@ -2376,6 +2379,7 @@
             </w:pPr>
             <w:r>
               <w:rPr>
+                <w:highlight w:val="green"/>
                 <w:lang w:val="en-US"/>
               </w:rPr>
               <w:t>-</w:t>
@@ -2404,20 +2408,20 @@
           <w:lang w:val="en-US"/>
         </w:rPr>
       </w:pPr>
-      <w:bookmarkStart w:id="11" w:name="_c5kagdc11s1a" w:colFirst="0" w:colLast="0"/>
-      <w:bookmarkEnd w:id="11"/>
+      <w:bookmarkStart w:id="13" w:name="_c5kagdc11s1a" w:colFirst="0" w:colLast="0"/>
+      <w:bookmarkEnd w:id="13"/>
       <w:r>
         <w:rPr>
           <w:lang w:val="en-US"/>
         </w:rPr>
         <w:br w:type="page"/>
       </w:r>
-      <w:bookmarkStart w:id="12" w:name="_ulbv2ers5s7w" w:colFirst="0" w:colLast="0"/>
-      <w:bookmarkStart w:id="13" w:name="_hrqodv3smrhw" w:colFirst="0" w:colLast="0"/>
-      <w:bookmarkStart w:id="14" w:name="_gi33v8tm7as1" w:colFirst="0" w:colLast="0"/>
-      <w:bookmarkEnd w:id="12"/>
-      <w:bookmarkEnd w:id="13"/>
+      <w:bookmarkStart w:id="14" w:name="_ulbv2ers5s7w" w:colFirst="0" w:colLast="0"/>
+      <w:bookmarkStart w:id="15" w:name="_hrqodv3smrhw" w:colFirst="0" w:colLast="0"/>
+      <w:bookmarkStart w:id="16" w:name="_gi33v8tm7as1" w:colFirst="0" w:colLast="0"/>
       <w:bookmarkEnd w:id="14"/>
+      <w:bookmarkEnd w:id="15"/>
+      <w:bookmarkEnd w:id="16"/>
     </w:p>
     <w:p>
       <w:pPr>
@@ -2439,8 +2443,8 @@
         <w:lastRenderedPageBreak/>
         <w:t>Introduction</w:t>
       </w:r>
-      <w:bookmarkStart w:id="15" w:name="_d68fn4dbbh" w:colFirst="0" w:colLast="0"/>
-      <w:bookmarkEnd w:id="15"/>
+      <w:bookmarkStart w:id="17" w:name="_d68fn4dbbh" w:colFirst="0" w:colLast="0"/>
+      <w:bookmarkEnd w:id="17"/>
       <w:proofErr w:type="spellEnd"/>
       <w:r>
         <w:rPr>
@@ -2559,6 +2563,7 @@
                 <w:b/>
               </w:rPr>
             </w:pPr>
+            <w:commentRangeStart w:id="18"/>
             <w:r>
               <w:rPr>
                 <w:b/>
@@ -2586,7 +2591,15 @@
               </w:rPr>
               <w:t>background</w:t>
             </w:r>
+            <w:commentRangeEnd w:id="18"/>
             <w:proofErr w:type="spellEnd"/>
+            <w:r>
+              <w:rPr>
+                <w:rStyle w:val="Kommentarzeichen"/>
+                <w:color w:val="auto"/>
+              </w:rPr>
+              <w:commentReference w:id="18"/>
+            </w:r>
           </w:p>
         </w:tc>
       </w:tr>
@@ -2707,8 +2720,8 @@
                 <w:lang w:val="en-US"/>
               </w:rPr>
             </w:pPr>
-            <w:bookmarkStart w:id="16" w:name="_o731ywsogu0y" w:colFirst="0" w:colLast="0"/>
-            <w:bookmarkEnd w:id="16"/>
+            <w:bookmarkStart w:id="19" w:name="_o731ywsogu0y" w:colFirst="0" w:colLast="0"/>
+            <w:bookmarkEnd w:id="19"/>
             <w:r>
               <w:rPr>
                 <w:b/>
@@ -2834,13 +2847,22 @@
                 <w:szCs w:val="32"/>
               </w:rPr>
             </w:pPr>
-            <w:bookmarkStart w:id="17" w:name="_r6x4uou5e6ub" w:colFirst="0" w:colLast="0"/>
-            <w:bookmarkEnd w:id="17"/>
+            <w:bookmarkStart w:id="20" w:name="_r6x4uou5e6ub" w:colFirst="0" w:colLast="0"/>
+            <w:bookmarkEnd w:id="20"/>
+            <w:commentRangeStart w:id="21"/>
             <w:r>
               <w:rPr>
                 <w:b/>
               </w:rPr>
               <w:t>I3 Hypothesis (H1, H2, …)</w:t>
+            </w:r>
+            <w:commentRangeEnd w:id="21"/>
+            <w:r>
+              <w:rPr>
+                <w:rStyle w:val="Kommentarzeichen"/>
+                <w:color w:val="auto"/>
+              </w:rPr>
+              <w:commentReference w:id="21"/>
             </w:r>
           </w:p>
         </w:tc>
@@ -2915,8 +2937,8 @@
           <w:lang w:val="en-US"/>
         </w:rPr>
       </w:pPr>
-      <w:bookmarkStart w:id="18" w:name="_sixgxwf3j2ew" w:colFirst="0" w:colLast="0"/>
-      <w:bookmarkEnd w:id="18"/>
+      <w:bookmarkStart w:id="22" w:name="_sixgxwf3j2ew" w:colFirst="0" w:colLast="0"/>
+      <w:bookmarkEnd w:id="22"/>
     </w:p>
     <w:tbl>
       <w:tblPr>
@@ -3020,12 +3042,13 @@
               <w:spacing w:line="240" w:lineRule="auto"/>
               <w:jc w:val="center"/>
               <w:rPr>
-                <w:lang w:val="en-US"/>
-              </w:rPr>
-            </w:pPr>
-            <w:r>
-              <w:rPr>
-                <w:highlight w:val="yellow"/>
+                <w:highlight w:val="cyan"/>
+                <w:lang w:val="en-US"/>
+              </w:rPr>
+            </w:pPr>
+            <w:r>
+              <w:rPr>
+                <w:highlight w:val="cyan"/>
               </w:rPr>
               <w:t>Optional</w:t>
             </w:r>
@@ -3043,8 +3066,8 @@
           <w:szCs w:val="48"/>
         </w:rPr>
       </w:pPr>
-      <w:bookmarkStart w:id="19" w:name="_rpapmj1gq7ws" w:colFirst="0" w:colLast="0"/>
-      <w:bookmarkEnd w:id="19"/>
+      <w:bookmarkStart w:id="23" w:name="_rpapmj1gq7ws" w:colFirst="0" w:colLast="0"/>
+      <w:bookmarkEnd w:id="23"/>
       <w:r>
         <w:rPr>
           <w:b/>
@@ -3102,14 +3125,23 @@
                 <w:lang w:val="en-US"/>
               </w:rPr>
             </w:pPr>
-            <w:bookmarkStart w:id="20" w:name="_8hilnxen6vr" w:colFirst="0" w:colLast="0"/>
-            <w:bookmarkEnd w:id="20"/>
+            <w:bookmarkStart w:id="24" w:name="_8hilnxen6vr" w:colFirst="0" w:colLast="0"/>
+            <w:bookmarkEnd w:id="24"/>
+            <w:commentRangeStart w:id="25"/>
             <w:r>
               <w:rPr>
                 <w:b/>
                 <w:lang w:val="en-US"/>
               </w:rPr>
               <w:t>M1 Time point of registration</w:t>
+            </w:r>
+            <w:commentRangeEnd w:id="25"/>
+            <w:r>
+              <w:rPr>
+                <w:rStyle w:val="Kommentarzeichen"/>
+                <w:color w:val="auto"/>
+              </w:rPr>
+              <w:commentReference w:id="25"/>
             </w:r>
           </w:p>
         </w:tc>
@@ -3204,16 +3236,8 @@
               <w:rPr>
                 <w:lang w:val="en-US"/>
               </w:rPr>
-              <w:t xml:space="preserve">Registration prior to accessing the </w:t>
-            </w:r>
-            <w:proofErr w:type="gramStart"/>
-            <w:r>
-              <w:rPr>
-                <w:lang w:val="en-US"/>
-              </w:rPr>
-              <w:t>data</w:t>
-            </w:r>
-            <w:proofErr w:type="gramEnd"/>
+              <w:t>Registration prior to accessing the data</w:t>
+            </w:r>
           </w:p>
           <w:p>
             <w:pPr>
@@ -3354,8 +3378,8 @@
                 <w:lang w:val="en-US"/>
               </w:rPr>
             </w:pPr>
-            <w:bookmarkStart w:id="21" w:name="_j01bc1mmkc9t" w:colFirst="0" w:colLast="0"/>
-            <w:bookmarkEnd w:id="21"/>
+            <w:bookmarkStart w:id="26" w:name="_j01bc1mmkc9t" w:colFirst="0" w:colLast="0"/>
+            <w:bookmarkEnd w:id="26"/>
             <w:r>
               <w:rPr>
                 <w:b/>
@@ -3445,6 +3469,7 @@
             <w:r>
               <w:rPr>
                 <w:iCs/>
+                <w:highlight w:val="green"/>
                 <w:lang w:val="en-US"/>
               </w:rPr>
               <w:t>-</w:t>
@@ -3464,8 +3489,8 @@
           <w:lang w:val="en-US"/>
         </w:rPr>
       </w:pPr>
-      <w:bookmarkStart w:id="22" w:name="_eck367rfnp32" w:colFirst="0" w:colLast="0"/>
-      <w:bookmarkEnd w:id="22"/>
+      <w:bookmarkStart w:id="27" w:name="_eck367rfnp32" w:colFirst="0" w:colLast="0"/>
+      <w:bookmarkEnd w:id="27"/>
     </w:p>
     <w:p>
       <w:pPr>
@@ -3552,30 +3577,14 @@
                 <w:lang w:val="en-US"/>
               </w:rPr>
             </w:pPr>
-            <w:bookmarkStart w:id="23" w:name="_7ksc6lpq74cx" w:colFirst="0" w:colLast="0"/>
-            <w:bookmarkEnd w:id="23"/>
-            <w:r>
-              <w:rPr>
-                <w:b/>
-                <w:lang w:val="en-US"/>
-              </w:rPr>
-              <w:t xml:space="preserve">M3 Sample size, </w:t>
-            </w:r>
-            <w:proofErr w:type="gramStart"/>
-            <w:r>
-              <w:rPr>
-                <w:b/>
-                <w:lang w:val="en-US"/>
-              </w:rPr>
-              <w:t>power</w:t>
-            </w:r>
-            <w:proofErr w:type="gramEnd"/>
-            <w:r>
-              <w:rPr>
-                <w:b/>
-                <w:lang w:val="en-US"/>
-              </w:rPr>
-              <w:t xml:space="preserve"> and precision</w:t>
+            <w:bookmarkStart w:id="28" w:name="_7ksc6lpq74cx" w:colFirst="0" w:colLast="0"/>
+            <w:bookmarkEnd w:id="28"/>
+            <w:r>
+              <w:rPr>
+                <w:b/>
+                <w:lang w:val="en-US"/>
+              </w:rPr>
+              <w:t>M3 Sample size, power and precision</w:t>
             </w:r>
           </w:p>
         </w:tc>
@@ -3707,8 +3716,8 @@
                 <w:lang w:val="en-US"/>
               </w:rPr>
             </w:pPr>
-            <w:bookmarkStart w:id="24" w:name="_1zagbrsnw7np" w:colFirst="0" w:colLast="0"/>
-            <w:bookmarkEnd w:id="24"/>
+            <w:bookmarkStart w:id="29" w:name="_1zagbrsnw7np" w:colFirst="0" w:colLast="0"/>
+            <w:bookmarkEnd w:id="29"/>
             <w:r>
               <w:rPr>
                 <w:b/>
@@ -3956,6 +3965,75 @@
                 <w:highlight w:val="yellow"/>
                 <w:lang w:val="en-US"/>
               </w:rPr>
+              <w:t xml:space="preserve"> (</w:t>
+            </w:r>
+            <w:proofErr w:type="spellStart"/>
+            <w:r>
+              <w:rPr>
+                <w:i/>
+                <w:iCs/>
+                <w:highlight w:val="yellow"/>
+                <w:lang w:val="en-US"/>
+              </w:rPr>
+              <w:t>bei</w:t>
+            </w:r>
+            <w:proofErr w:type="spellEnd"/>
+            <w:r>
+              <w:rPr>
+                <w:i/>
+                <w:iCs/>
+                <w:highlight w:val="yellow"/>
+                <w:lang w:val="en-US"/>
+              </w:rPr>
+              <w:t xml:space="preserve"> </w:t>
+            </w:r>
+            <w:proofErr w:type="spellStart"/>
+            <w:r>
+              <w:rPr>
+                <w:i/>
+                <w:iCs/>
+                <w:highlight w:val="yellow"/>
+                <w:lang w:val="en-US"/>
+              </w:rPr>
+              <w:t>eigenem</w:t>
+            </w:r>
+            <w:proofErr w:type="spellEnd"/>
+            <w:r>
+              <w:rPr>
+                <w:i/>
+                <w:iCs/>
+                <w:highlight w:val="yellow"/>
+                <w:lang w:val="en-US"/>
+              </w:rPr>
+              <w:t xml:space="preserve"> Thema </w:t>
+            </w:r>
+            <w:proofErr w:type="spellStart"/>
+            <w:r>
+              <w:rPr>
+                <w:i/>
+                <w:iCs/>
+                <w:highlight w:val="yellow"/>
+                <w:lang w:val="en-US"/>
+              </w:rPr>
+              <w:t>löschen</w:t>
+            </w:r>
+            <w:proofErr w:type="spellEnd"/>
+            <w:r>
+              <w:rPr>
+                <w:i/>
+                <w:iCs/>
+                <w:highlight w:val="yellow"/>
+                <w:lang w:val="en-US"/>
+              </w:rPr>
+              <w:t>)</w:t>
+            </w:r>
+            <w:r>
+              <w:rPr>
+                <w:i/>
+                <w:iCs/>
+                <w:highlight w:val="yellow"/>
+                <w:lang w:val="en-US"/>
+              </w:rPr>
               <w:t xml:space="preserve">: </w:t>
             </w:r>
             <w:r>
@@ -4033,19 +4111,10 @@
               <w:rPr>
                 <w:i/>
                 <w:iCs/>
-                <w:highlight w:val="yellow"/>
+                <w:highlight w:val="cyan"/>
                 <w:lang w:val="de-DE"/>
               </w:rPr>
-              <w:t>Falls weitere Einschluss-/Ausschlusskriterien z</w:t>
-            </w:r>
-            <w:r>
-              <w:rPr>
-                <w:i/>
-                <w:iCs/>
-                <w:highlight w:val="yellow"/>
-                <w:lang w:val="de-DE"/>
-              </w:rPr>
-              <w:t>utreffend: Hier aufführen</w:t>
+              <w:t>Falls weitere Einschluss-/Ausschlusskriterien zutreffend: Hier aufführen</w:t>
             </w:r>
           </w:p>
         </w:tc>
@@ -4100,8 +4169,8 @@
                 <w:lang w:val="en-US"/>
               </w:rPr>
             </w:pPr>
-            <w:bookmarkStart w:id="25" w:name="_z5encddq7geq" w:colFirst="0" w:colLast="0"/>
-            <w:bookmarkEnd w:id="25"/>
+            <w:bookmarkStart w:id="30" w:name="_z5encddq7geq" w:colFirst="0" w:colLast="0"/>
+            <w:bookmarkEnd w:id="30"/>
             <w:r>
               <w:rPr>
                 <w:b/>
@@ -4187,8 +4256,8 @@
           <w:lang w:val="en-US"/>
         </w:rPr>
       </w:pPr>
-      <w:bookmarkStart w:id="26" w:name="_dxi688tv2f0n" w:colFirst="0" w:colLast="0"/>
-      <w:bookmarkEnd w:id="26"/>
+      <w:bookmarkStart w:id="31" w:name="_dxi688tv2f0n" w:colFirst="0" w:colLast="0"/>
+      <w:bookmarkEnd w:id="31"/>
       <w:r>
         <w:rPr>
           <w:lang w:val="en-US"/>
@@ -4238,6 +4307,7 @@
                 <w:lang w:val="en-US"/>
               </w:rPr>
             </w:pPr>
+            <w:commentRangeStart w:id="32"/>
             <w:r>
               <w:rPr>
                 <w:b/>
@@ -4245,6 +4315,14 @@
               </w:rPr>
               <w:lastRenderedPageBreak/>
               <w:t>M6 Masking of participants and researchers</w:t>
+            </w:r>
+            <w:commentRangeEnd w:id="32"/>
+            <w:r>
+              <w:rPr>
+                <w:rStyle w:val="Kommentarzeichen"/>
+                <w:color w:val="auto"/>
+              </w:rPr>
+              <w:commentReference w:id="32"/>
             </w:r>
           </w:p>
         </w:tc>
@@ -4299,17 +4377,26 @@
               <w:spacing w:line="240" w:lineRule="auto"/>
               <w:jc w:val="center"/>
               <w:rPr>
-                <w:highlight w:val="yellow"/>
-                <w:lang w:val="en-US"/>
-              </w:rPr>
-            </w:pPr>
-            <w:r>
-              <w:rPr>
-                <w:highlight w:val="yellow"/>
-                <w:lang w:val="en-US"/>
-              </w:rPr>
-              <w:t>TODO</w:t>
-            </w:r>
+                <w:highlight w:val="cyan"/>
+                <w:lang w:val="en-US"/>
+              </w:rPr>
+            </w:pPr>
+            <w:r>
+              <w:rPr>
+                <w:highlight w:val="cyan"/>
+                <w:lang w:val="en-US"/>
+              </w:rPr>
+              <w:t xml:space="preserve">Optional, falls </w:t>
+            </w:r>
+            <w:proofErr w:type="spellStart"/>
+            <w:r>
+              <w:rPr>
+                <w:highlight w:val="cyan"/>
+                <w:lang w:val="en-US"/>
+              </w:rPr>
+              <w:t>zutreffend</w:t>
+            </w:r>
+            <w:proofErr w:type="spellEnd"/>
           </w:p>
         </w:tc>
       </w:tr>
@@ -4363,14 +4450,23 @@
                 <w:lang w:val="en-US"/>
               </w:rPr>
             </w:pPr>
-            <w:bookmarkStart w:id="27" w:name="_sdp9pgwj1nh6" w:colFirst="0" w:colLast="0"/>
-            <w:bookmarkEnd w:id="27"/>
+            <w:bookmarkStart w:id="33" w:name="_sdp9pgwj1nh6" w:colFirst="0" w:colLast="0"/>
+            <w:bookmarkEnd w:id="33"/>
+            <w:commentRangeStart w:id="34"/>
             <w:r>
               <w:rPr>
                 <w:b/>
                 <w:lang w:val="en-US"/>
               </w:rPr>
               <w:t>M7 Data cleaning and screening</w:t>
+            </w:r>
+            <w:commentRangeEnd w:id="34"/>
+            <w:r>
+              <w:rPr>
+                <w:rStyle w:val="Kommentarzeichen"/>
+                <w:color w:val="auto"/>
+              </w:rPr>
+              <w:commentReference w:id="34"/>
             </w:r>
           </w:p>
         </w:tc>
@@ -4493,8 +4589,8 @@
                 <w:lang w:val="en-US"/>
               </w:rPr>
             </w:pPr>
-            <w:bookmarkStart w:id="28" w:name="_k3aknq5y3ldu" w:colFirst="0" w:colLast="0"/>
-            <w:bookmarkEnd w:id="28"/>
+            <w:bookmarkStart w:id="35" w:name="_k3aknq5y3ldu" w:colFirst="0" w:colLast="0"/>
+            <w:bookmarkEnd w:id="35"/>
             <w:r>
               <w:rPr>
                 <w:b/>
@@ -4557,6 +4653,50 @@
               <w:rPr>
                 <w:i/>
                 <w:iCs/>
+                <w:highlight w:val="magenta"/>
+                <w:lang w:val="en-US"/>
+              </w:rPr>
+            </w:pPr>
+            <w:r>
+              <w:rPr>
+                <w:i/>
+                <w:iCs/>
+                <w:highlight w:val="magenta"/>
+                <w:lang w:val="en-US"/>
+              </w:rPr>
+              <w:t>Incomplete data will be deleted (no imputation of answers).</w:t>
+            </w:r>
+          </w:p>
+          <w:p>
+            <w:pPr>
+              <w:widowControl w:val="0"/>
+              <w:spacing w:line="240" w:lineRule="auto"/>
+              <w:jc w:val="center"/>
+              <w:rPr>
+                <w:i/>
+                <w:iCs/>
+                <w:highlight w:val="magenta"/>
+                <w:lang w:val="en-US"/>
+              </w:rPr>
+            </w:pPr>
+            <w:r>
+              <w:rPr>
+                <w:i/>
+                <w:iCs/>
+                <w:highlight w:val="magenta"/>
+                <w:lang w:val="en-US"/>
+              </w:rPr>
+              <w:t>ODER</w:t>
+            </w:r>
+          </w:p>
+          <w:p>
+            <w:pPr>
+              <w:widowControl w:val="0"/>
+              <w:spacing w:line="240" w:lineRule="auto"/>
+              <w:jc w:val="center"/>
+              <w:rPr>
+                <w:i/>
+                <w:iCs/>
                 <w:highlight w:val="green"/>
                 <w:lang w:val="en-US"/>
               </w:rPr>
@@ -4565,7 +4705,7 @@
               <w:rPr>
                 <w:i/>
                 <w:iCs/>
-                <w:highlight w:val="green"/>
+                <w:highlight w:val="magenta"/>
                 <w:lang w:val="en-US"/>
               </w:rPr>
               <w:t>Cases will not be deleted if a participant did not finish the study, to obtain the highest sample size as possible for the analyses. If answers on some items of a scale are missing, all answers of that scale will be treated as missing (no imputation of answers).</w:t>
@@ -4622,8 +4762,8 @@
                 <w:b/>
               </w:rPr>
             </w:pPr>
-            <w:bookmarkStart w:id="29" w:name="_25g9obx4w0np" w:colFirst="0" w:colLast="0"/>
-            <w:bookmarkEnd w:id="29"/>
+            <w:bookmarkStart w:id="36" w:name="_25g9obx4w0np" w:colFirst="0" w:colLast="0"/>
+            <w:bookmarkEnd w:id="36"/>
             <w:r>
               <w:rPr>
                 <w:b/>
@@ -4703,7 +4843,7 @@
             </w:pPr>
             <w:r>
               <w:rPr>
-                <w:highlight w:val="yellow"/>
+                <w:highlight w:val="cyan"/>
                 <w:lang w:val="en-US"/>
               </w:rPr>
               <w:t>Optional</w:t>
@@ -4716,8 +4856,8 @@
       <w:pPr>
         <w:pStyle w:val="berschrift3"/>
       </w:pPr>
-      <w:bookmarkStart w:id="30" w:name="_ly905w31fw4e" w:colFirst="0" w:colLast="0"/>
-      <w:bookmarkEnd w:id="30"/>
+      <w:bookmarkStart w:id="37" w:name="_ly905w31fw4e" w:colFirst="0" w:colLast="0"/>
+      <w:bookmarkEnd w:id="37"/>
       <w:proofErr w:type="spellStart"/>
       <w:r>
         <w:rPr>
@@ -4782,14 +4922,23 @@
                 <w:lang w:val="en-US"/>
               </w:rPr>
             </w:pPr>
-            <w:bookmarkStart w:id="31" w:name="_9hv4ov25sg7e" w:colFirst="0" w:colLast="0"/>
-            <w:bookmarkEnd w:id="31"/>
+            <w:bookmarkStart w:id="38" w:name="_9hv4ov25sg7e" w:colFirst="0" w:colLast="0"/>
+            <w:bookmarkEnd w:id="38"/>
+            <w:commentRangeStart w:id="39"/>
             <w:r>
               <w:rPr>
                 <w:b/>
                 <w:lang w:val="en-US"/>
               </w:rPr>
               <w:t>M10 Type of study and study design</w:t>
+            </w:r>
+            <w:commentRangeEnd w:id="39"/>
+            <w:r>
+              <w:rPr>
+                <w:rStyle w:val="Kommentarzeichen"/>
+                <w:color w:val="auto"/>
+              </w:rPr>
+              <w:commentReference w:id="39"/>
             </w:r>
           </w:p>
         </w:tc>
@@ -4922,8 +5071,8 @@
                 <w:lang w:val="en-US"/>
               </w:rPr>
             </w:pPr>
-            <w:bookmarkStart w:id="32" w:name="_vxqdojhw9e35" w:colFirst="0" w:colLast="0"/>
-            <w:bookmarkEnd w:id="32"/>
+            <w:bookmarkStart w:id="40" w:name="_vxqdojhw9e35" w:colFirst="0" w:colLast="0"/>
+            <w:bookmarkEnd w:id="40"/>
             <w:r>
               <w:rPr>
                 <w:b/>
@@ -4989,11 +5138,20 @@
             </w:pPr>
             <w:r>
               <w:rPr>
-                <w:highlight w:val="yellow"/>
-                <w:lang w:val="en-US"/>
-              </w:rPr>
-              <w:t>TODO</w:t>
-            </w:r>
+                <w:highlight w:val="cyan"/>
+                <w:lang w:val="en-US"/>
+              </w:rPr>
+              <w:t xml:space="preserve">Optional, falls </w:t>
+            </w:r>
+            <w:proofErr w:type="spellStart"/>
+            <w:r>
+              <w:rPr>
+                <w:highlight w:val="cyan"/>
+                <w:lang w:val="en-US"/>
+              </w:rPr>
+              <w:t>zutreffend</w:t>
+            </w:r>
+            <w:proofErr w:type="spellEnd"/>
           </w:p>
         </w:tc>
       </w:tr>
@@ -5006,8 +5164,8 @@
       </w:pPr>
     </w:p>
     <w:p>
-      <w:bookmarkStart w:id="33" w:name="_i83z7yseyk27" w:colFirst="0" w:colLast="0"/>
-      <w:bookmarkEnd w:id="33"/>
+      <w:bookmarkStart w:id="41" w:name="_i83z7yseyk27" w:colFirst="0" w:colLast="0"/>
+      <w:bookmarkEnd w:id="41"/>
     </w:p>
     <w:p>
       <w:r>
@@ -5056,6 +5214,7 @@
                 <w:lang w:val="en-US"/>
               </w:rPr>
             </w:pPr>
+            <w:commentRangeStart w:id="42"/>
             <w:r>
               <w:rPr>
                 <w:b/>
@@ -5063,6 +5222,14 @@
               </w:rPr>
               <w:lastRenderedPageBreak/>
               <w:t>M12 Measured variables, manipulated variables, covariates</w:t>
+            </w:r>
+            <w:commentRangeEnd w:id="42"/>
+            <w:r>
+              <w:rPr>
+                <w:rStyle w:val="Kommentarzeichen"/>
+                <w:color w:val="auto"/>
+              </w:rPr>
+              <w:commentReference w:id="42"/>
             </w:r>
           </w:p>
         </w:tc>
@@ -5203,8 +5370,8 @@
                 <w:b/>
               </w:rPr>
             </w:pPr>
-            <w:bookmarkStart w:id="34" w:name="_12lt4wwea4ir" w:colFirst="0" w:colLast="0"/>
-            <w:bookmarkEnd w:id="34"/>
+            <w:bookmarkStart w:id="43" w:name="_12lt4wwea4ir" w:colFirst="0" w:colLast="0"/>
+            <w:bookmarkEnd w:id="43"/>
             <w:r>
               <w:rPr>
                 <w:b/>
@@ -5326,8 +5493,9 @@
                 <w:b/>
               </w:rPr>
             </w:pPr>
-            <w:bookmarkStart w:id="35" w:name="_wos54y41cn26" w:colFirst="0" w:colLast="0"/>
-            <w:bookmarkEnd w:id="35"/>
+            <w:bookmarkStart w:id="44" w:name="_wos54y41cn26" w:colFirst="0" w:colLast="0"/>
+            <w:bookmarkEnd w:id="44"/>
+            <w:commentRangeStart w:id="45"/>
             <w:r>
               <w:rPr>
                 <w:b/>
@@ -5341,7 +5509,15 @@
               </w:rPr>
               <w:t>Procedures</w:t>
             </w:r>
+            <w:commentRangeEnd w:id="45"/>
             <w:proofErr w:type="spellEnd"/>
+            <w:r>
+              <w:rPr>
+                <w:rStyle w:val="Kommentarzeichen"/>
+                <w:color w:val="auto"/>
+              </w:rPr>
+              <w:commentReference w:id="45"/>
+            </w:r>
           </w:p>
         </w:tc>
       </w:tr>
@@ -5415,8 +5591,8 @@
           <w:lang w:val="en-US"/>
         </w:rPr>
       </w:pPr>
-      <w:bookmarkStart w:id="36" w:name="_1u42xb8kj9yq" w:colFirst="0" w:colLast="0"/>
-      <w:bookmarkEnd w:id="36"/>
+      <w:bookmarkStart w:id="46" w:name="_1u42xb8kj9yq" w:colFirst="0" w:colLast="0"/>
+      <w:bookmarkEnd w:id="46"/>
     </w:p>
     <w:tbl>
       <w:tblPr>
@@ -5503,10 +5679,13 @@
               <w:widowControl w:val="0"/>
               <w:spacing w:line="240" w:lineRule="auto"/>
               <w:jc w:val="center"/>
-            </w:pPr>
-            <w:r>
-              <w:rPr>
-                <w:highlight w:val="yellow"/>
+              <w:rPr>
+                <w:highlight w:val="cyan"/>
+              </w:rPr>
+            </w:pPr>
+            <w:r>
+              <w:rPr>
+                <w:highlight w:val="cyan"/>
                 <w:lang w:val="en-US"/>
               </w:rPr>
               <w:t>Optional</w:t>
@@ -5525,8 +5704,8 @@
           <w:szCs w:val="48"/>
         </w:rPr>
       </w:pPr>
-      <w:bookmarkStart w:id="37" w:name="_qz0y6ovowk62" w:colFirst="0" w:colLast="0"/>
-      <w:bookmarkEnd w:id="37"/>
+      <w:bookmarkStart w:id="47" w:name="_qz0y6ovowk62" w:colFirst="0" w:colLast="0"/>
+      <w:bookmarkEnd w:id="47"/>
       <w:r>
         <w:br w:type="page"/>
       </w:r>
@@ -5542,8 +5721,8 @@
           <w:lang w:val="en-US"/>
         </w:rPr>
       </w:pPr>
-      <w:bookmarkStart w:id="38" w:name="_5oe3can8ckdq" w:colFirst="0" w:colLast="0"/>
-      <w:bookmarkEnd w:id="38"/>
+      <w:bookmarkStart w:id="48" w:name="_5oe3can8ckdq" w:colFirst="0" w:colLast="0"/>
+      <w:bookmarkEnd w:id="48"/>
       <w:r>
         <w:rPr>
           <w:b/>
@@ -5622,30 +5801,23 @@
                 <w:lang w:val="en-US"/>
               </w:rPr>
             </w:pPr>
-            <w:bookmarkStart w:id="39" w:name="_su7sspy68p0a" w:colFirst="0" w:colLast="0"/>
-            <w:bookmarkEnd w:id="39"/>
-            <w:r>
-              <w:rPr>
-                <w:b/>
-                <w:lang w:val="en-US"/>
-              </w:rPr>
-              <w:t xml:space="preserve">AP1 Criteria for post-data collection exclusion of </w:t>
-            </w:r>
-            <w:proofErr w:type="gramStart"/>
-            <w:r>
-              <w:rPr>
-                <w:b/>
-                <w:lang w:val="en-US"/>
-              </w:rPr>
-              <w:t>participants, if</w:t>
-            </w:r>
-            <w:proofErr w:type="gramEnd"/>
-            <w:r>
-              <w:rPr>
-                <w:b/>
-                <w:lang w:val="en-US"/>
-              </w:rPr>
-              <w:t xml:space="preserve"> any</w:t>
+            <w:bookmarkStart w:id="49" w:name="_su7sspy68p0a" w:colFirst="0" w:colLast="0"/>
+            <w:bookmarkEnd w:id="49"/>
+            <w:commentRangeStart w:id="50"/>
+            <w:r>
+              <w:rPr>
+                <w:b/>
+                <w:lang w:val="en-US"/>
+              </w:rPr>
+              <w:t>AP1 Criteria for post-data collection exclusion of participants, if any</w:t>
+            </w:r>
+            <w:commentRangeEnd w:id="50"/>
+            <w:r>
+              <w:rPr>
+                <w:rStyle w:val="Kommentarzeichen"/>
+                <w:color w:val="auto"/>
+              </w:rPr>
+              <w:commentReference w:id="50"/>
             </w:r>
           </w:p>
         </w:tc>
@@ -5724,36 +5896,22 @@
               <w:spacing w:line="240" w:lineRule="auto"/>
               <w:jc w:val="center"/>
               <w:rPr>
-                <w:highlight w:val="yellow"/>
+                <w:highlight w:val="cyan"/>
                 <w:lang w:val="de-DE"/>
               </w:rPr>
             </w:pPr>
             <w:r>
               <w:rPr>
-                <w:highlight w:val="yellow"/>
+                <w:highlight w:val="cyan"/>
               </w:rPr>
               <w:t xml:space="preserve">hier ggf. </w:t>
             </w:r>
             <w:r>
               <w:rPr>
-                <w:highlight w:val="yellow"/>
+                <w:highlight w:val="cyan"/>
                 <w:lang w:val="de-DE"/>
               </w:rPr>
-              <w:t>Ausschluss auf Basis von Manipulationscheck</w:t>
-            </w:r>
-            <w:r>
-              <w:rPr>
-                <w:highlight w:val="yellow"/>
-                <w:lang w:val="de-DE"/>
-              </w:rPr>
-              <w:t xml:space="preserve"> oder sonstiger Voraussetzung für sinnhafte Bearbeitung der Studie</w:t>
-            </w:r>
-            <w:r>
-              <w:rPr>
-                <w:highlight w:val="yellow"/>
-                <w:lang w:val="de-DE"/>
-              </w:rPr>
-              <w:t xml:space="preserve">, ansonsten </w:t>
+              <w:t xml:space="preserve">Ausschluss auf Basis von Manipulationscheck oder sonstiger Voraussetzung für sinnhafte Bearbeitung der Studie, ansonsten </w:t>
             </w:r>
           </w:p>
           <w:p>
@@ -5767,7 +5925,7 @@
             </w:pPr>
             <w:r>
               <w:rPr>
-                <w:highlight w:val="yellow"/>
+                <w:highlight w:val="green"/>
                 <w:lang w:val="en-US"/>
               </w:rPr>
               <w:t>„No post-data collection exclusion of participants will be applied.”</w:t>
@@ -5825,8 +5983,8 @@
                 <w:lang w:val="en-US"/>
               </w:rPr>
             </w:pPr>
-            <w:bookmarkStart w:id="40" w:name="_ujla8wfic00w" w:colFirst="0" w:colLast="0"/>
-            <w:bookmarkEnd w:id="40"/>
+            <w:bookmarkStart w:id="51" w:name="_ujla8wfic00w" w:colFirst="0" w:colLast="0"/>
+            <w:bookmarkEnd w:id="51"/>
             <w:r>
               <w:rPr>
                 <w:b/>
@@ -5969,8 +6127,8 @@
           <w:lang w:val="en-US"/>
         </w:rPr>
       </w:pPr>
-      <w:bookmarkStart w:id="41" w:name="_7kute8x7e5s" w:colFirst="0" w:colLast="0"/>
-      <w:bookmarkEnd w:id="41"/>
+      <w:bookmarkStart w:id="52" w:name="_7kute8x7e5s" w:colFirst="0" w:colLast="0"/>
+      <w:bookmarkEnd w:id="52"/>
       <w:r>
         <w:rPr>
           <w:lang w:val="en-US"/>
@@ -6091,6 +6249,13 @@
                 <w:lang w:val="en-US"/>
               </w:rPr>
             </w:pPr>
+            <w:r>
+              <w:rPr>
+                <w:highlight w:val="yellow"/>
+                <w:lang w:val="en-US"/>
+              </w:rPr>
+              <w:t xml:space="preserve">TODO </w:t>
+            </w:r>
             <w:proofErr w:type="spellStart"/>
             <w:r>
               <w:rPr>
@@ -6230,14 +6395,23 @@
                 <w:lang w:val="en-US"/>
               </w:rPr>
             </w:pPr>
-            <w:bookmarkStart w:id="42" w:name="_b4jzfn2w8nzy" w:colFirst="0" w:colLast="0"/>
-            <w:bookmarkEnd w:id="42"/>
+            <w:bookmarkStart w:id="53" w:name="_b4jzfn2w8nzy" w:colFirst="0" w:colLast="0"/>
+            <w:bookmarkEnd w:id="53"/>
+            <w:commentRangeStart w:id="54"/>
             <w:r>
               <w:rPr>
                 <w:b/>
                 <w:lang w:val="en-US"/>
               </w:rPr>
               <w:t>AP4 Reliability analysis (if applicable)</w:t>
+            </w:r>
+            <w:commentRangeEnd w:id="54"/>
+            <w:r>
+              <w:rPr>
+                <w:rStyle w:val="Kommentarzeichen"/>
+                <w:color w:val="auto"/>
+              </w:rPr>
+              <w:commentReference w:id="54"/>
             </w:r>
           </w:p>
         </w:tc>
@@ -6319,6 +6493,24 @@
                 <w:highlight w:val="green"/>
                 <w:lang w:val="en-US"/>
               </w:rPr>
+              <w:t>Reliability from</w:t>
+            </w:r>
+            <w:r>
+              <w:rPr>
+                <w:i/>
+                <w:iCs/>
+                <w:highlight w:val="green"/>
+                <w:lang w:val="en-US"/>
+              </w:rPr>
+              <w:t xml:space="preserve"> previous research will be reported and/or </w:t>
+            </w:r>
+            <w:r>
+              <w:rPr>
+                <w:i/>
+                <w:iCs/>
+                <w:highlight w:val="green"/>
+                <w:lang w:val="en-US"/>
+              </w:rPr>
               <w:t>McDonald’s Omega of scale measures</w:t>
             </w:r>
             <w:r>
@@ -6329,6 +6521,15 @@
                 <w:lang w:val="en-US"/>
               </w:rPr>
               <w:t xml:space="preserve"> will be calculated</w:t>
+            </w:r>
+            <w:r>
+              <w:rPr>
+                <w:i/>
+                <w:iCs/>
+                <w:highlight w:val="green"/>
+                <w:lang w:val="en-US"/>
+              </w:rPr>
+              <w:t xml:space="preserve"> in the collected data</w:t>
             </w:r>
             <w:r>
               <w:rPr>
@@ -6398,8 +6599,9 @@
                 <w:b/>
               </w:rPr>
             </w:pPr>
-            <w:bookmarkStart w:id="43" w:name="_ycnuocdta1ot" w:colFirst="0" w:colLast="0"/>
-            <w:bookmarkEnd w:id="43"/>
+            <w:bookmarkStart w:id="55" w:name="_ycnuocdta1ot" w:colFirst="0" w:colLast="0"/>
+            <w:bookmarkEnd w:id="55"/>
+            <w:commentRangeStart w:id="56"/>
             <w:r>
               <w:rPr>
                 <w:b/>
@@ -6427,7 +6629,15 @@
               </w:rPr>
               <w:t>statistics</w:t>
             </w:r>
+            <w:commentRangeEnd w:id="56"/>
             <w:proofErr w:type="spellEnd"/>
+            <w:r>
+              <w:rPr>
+                <w:rStyle w:val="Kommentarzeichen"/>
+                <w:color w:val="auto"/>
+              </w:rPr>
+              <w:commentReference w:id="56"/>
+            </w:r>
           </w:p>
         </w:tc>
       </w:tr>
@@ -6483,16 +6693,44 @@
               <w:spacing w:line="240" w:lineRule="auto"/>
               <w:jc w:val="center"/>
               <w:rPr>
-                <w:highlight w:val="yellow"/>
-                <w:lang w:val="en-US"/>
-              </w:rPr>
-            </w:pPr>
-            <w:r>
-              <w:rPr>
-                <w:highlight w:val="yellow"/>
-                <w:lang w:val="en-US"/>
-              </w:rPr>
-              <w:t>Optional.</w:t>
+                <w:highlight w:val="cyan"/>
+                <w:lang w:val="de-DE"/>
+              </w:rPr>
+            </w:pPr>
+            <w:r>
+              <w:rPr>
+                <w:highlight w:val="cyan"/>
+                <w:lang w:val="de-DE"/>
+              </w:rPr>
+              <w:t>Optional</w:t>
+            </w:r>
+            <w:r>
+              <w:rPr>
+                <w:highlight w:val="cyan"/>
+                <w:lang w:val="de-DE"/>
+              </w:rPr>
+              <w:t xml:space="preserve"> </w:t>
+            </w:r>
+            <w:r>
+              <w:rPr>
+                <w:highlight w:val="cyan"/>
+                <w:lang w:val="de-DE"/>
+              </w:rPr>
+              <w:t>(kann hilfreich sein, damit man es später</w:t>
+            </w:r>
+            <w:r>
+              <w:rPr>
+                <w:highlight w:val="cyan"/>
+                <w:lang w:val="de-DE"/>
+              </w:rPr>
+              <w:t xml:space="preserve"> nicht vergisst)</w:t>
+            </w:r>
+            <w:r>
+              <w:rPr>
+                <w:highlight w:val="cyan"/>
+                <w:lang w:val="de-DE"/>
+              </w:rPr>
+              <w:t>.</w:t>
             </w:r>
           </w:p>
         </w:tc>
@@ -6505,7 +6743,7 @@
           <w:sz w:val="21"/>
           <w:szCs w:val="21"/>
           <w:highlight w:val="white"/>
-          <w:lang w:val="en-US"/>
+          <w:lang w:val="de-DE"/>
         </w:rPr>
       </w:pPr>
     </w:p>
@@ -6551,8 +6789,8 @@
                 <w:lang w:val="en-US"/>
               </w:rPr>
             </w:pPr>
-            <w:bookmarkStart w:id="44" w:name="_mkqs45uzrw6y" w:colFirst="0" w:colLast="0"/>
-            <w:bookmarkEnd w:id="44"/>
+            <w:bookmarkStart w:id="57" w:name="_mkqs45uzrw6y" w:colFirst="0" w:colLast="0"/>
+            <w:bookmarkEnd w:id="57"/>
             <w:r>
               <w:rPr>
                 <w:b/>
@@ -6625,6 +6863,15 @@
                 <w:lang w:val="en-US"/>
               </w:rPr>
             </w:pPr>
+            <w:r>
+              <w:rPr>
+                <w:iCs/>
+                <w:highlight w:val="yellow"/>
+                <w:lang w:val="en-US"/>
+              </w:rPr>
+              <w:lastRenderedPageBreak/>
+              <w:t xml:space="preserve">TODO </w:t>
+            </w:r>
             <w:proofErr w:type="spellStart"/>
             <w:r>
               <w:rPr>
@@ -6632,7 +6879,6 @@
                 <w:highlight w:val="yellow"/>
                 <w:lang w:val="en-US"/>
               </w:rPr>
-              <w:lastRenderedPageBreak/>
               <w:t>z.B.</w:t>
             </w:r>
             <w:proofErr w:type="spellEnd"/>
@@ -7056,7 +7302,27 @@
                 <w:highlight w:val="yellow"/>
                 <w:lang w:val="en-US"/>
               </w:rPr>
-              <w:t xml:space="preserve">ven if ANOVA assumptions are violated, we will not change the primary analysis, but discuss this as problems accordingly (and maybe explore alternative calculations). </w:t>
+              <w:t xml:space="preserve">ven if ANOVA assumptions are violated, we will not change the primary </w:t>
+            </w:r>
+            <w:proofErr w:type="gramStart"/>
+            <w:r>
+              <w:rPr>
+                <w:i/>
+                <w:iCs/>
+                <w:highlight w:val="yellow"/>
+                <w:lang w:val="en-US"/>
+              </w:rPr>
+              <w:t>analysis, but</w:t>
+            </w:r>
+            <w:proofErr w:type="gramEnd"/>
+            <w:r>
+              <w:rPr>
+                <w:i/>
+                <w:iCs/>
+                <w:highlight w:val="yellow"/>
+                <w:lang w:val="en-US"/>
+              </w:rPr>
+              <w:t xml:space="preserve"> discuss this as problems accordingly (and maybe explore alternative calculations). </w:t>
             </w:r>
           </w:p>
         </w:tc>
@@ -7068,8 +7334,8 @@
           <w:lang w:val="en-US"/>
         </w:rPr>
       </w:pPr>
-      <w:bookmarkStart w:id="45" w:name="_5ff9zid4yout" w:colFirst="0" w:colLast="0"/>
-      <w:bookmarkEnd w:id="45"/>
+      <w:bookmarkStart w:id="58" w:name="_5ff9zid4yout" w:colFirst="0" w:colLast="0"/>
+      <w:bookmarkEnd w:id="58"/>
     </w:p>
     <w:tbl>
       <w:tblPr>
@@ -7212,6 +7478,14 @@
                 <w:lang w:val="en-US"/>
               </w:rPr>
             </w:pPr>
+            <w:r>
+              <w:rPr>
+                <w:iCs/>
+                <w:highlight w:val="yellow"/>
+                <w:lang w:val="en-US"/>
+              </w:rPr>
+              <w:t xml:space="preserve">TODO </w:t>
+            </w:r>
             <w:proofErr w:type="spellStart"/>
             <w:r>
               <w:rPr>
@@ -7507,8 +7781,8 @@
           <w:lang w:val="en-US"/>
         </w:rPr>
       </w:pPr>
-      <w:bookmarkStart w:id="46" w:name="_zi60sryd0c6u" w:colFirst="0" w:colLast="0"/>
-      <w:bookmarkEnd w:id="46"/>
+      <w:bookmarkStart w:id="59" w:name="_zi60sryd0c6u" w:colFirst="0" w:colLast="0"/>
+      <w:bookmarkEnd w:id="59"/>
     </w:p>
     <w:tbl>
       <w:tblPr>
@@ -7639,13 +7913,14 @@
               <w:jc w:val="center"/>
               <w:rPr>
                 <w:iCs/>
-                <w:lang w:val="en-US"/>
-              </w:rPr>
-            </w:pPr>
-            <w:r>
-              <w:rPr>
-                <w:iCs/>
-                <w:highlight w:val="yellow"/>
+                <w:highlight w:val="cyan"/>
+                <w:lang w:val="en-US"/>
+              </w:rPr>
+            </w:pPr>
+            <w:r>
+              <w:rPr>
+                <w:iCs/>
+                <w:highlight w:val="cyan"/>
                 <w:lang w:val="en-US"/>
               </w:rPr>
               <w:t>Optional.</w:t>
@@ -7702,8 +7977,8 @@
                 <w:b/>
               </w:rPr>
             </w:pPr>
-            <w:bookmarkStart w:id="47" w:name="_b1inerpqqi8f" w:colFirst="0" w:colLast="0"/>
-            <w:bookmarkEnd w:id="47"/>
+            <w:bookmarkStart w:id="60" w:name="_b1inerpqqi8f" w:colFirst="0" w:colLast="0"/>
+            <w:bookmarkEnd w:id="60"/>
             <w:r>
               <w:rPr>
                 <w:b/>
@@ -7750,12 +8025,13 @@
               <w:jc w:val="center"/>
               <w:rPr>
                 <w:i/>
-              </w:rPr>
-            </w:pPr>
-            <w:r>
-              <w:rPr>
-                <w:iCs/>
-                <w:highlight w:val="yellow"/>
+                <w:highlight w:val="cyan"/>
+              </w:rPr>
+            </w:pPr>
+            <w:r>
+              <w:rPr>
+                <w:iCs/>
+                <w:highlight w:val="cyan"/>
                 <w:lang w:val="en-US"/>
               </w:rPr>
               <w:t>Optional.</w:t>
@@ -7774,8 +8050,8 @@
           <w:szCs w:val="42"/>
         </w:rPr>
       </w:pPr>
-      <w:bookmarkStart w:id="48" w:name="_p7hcihg4gfht" w:colFirst="0" w:colLast="0"/>
-      <w:bookmarkEnd w:id="48"/>
+      <w:bookmarkStart w:id="61" w:name="_p7hcihg4gfht" w:colFirst="0" w:colLast="0"/>
+      <w:bookmarkEnd w:id="61"/>
     </w:p>
     <w:p>
       <w:pPr>
@@ -7787,8 +8063,8 @@
           <w:szCs w:val="48"/>
         </w:rPr>
       </w:pPr>
-      <w:bookmarkStart w:id="49" w:name="_wp1lybcoycmq" w:colFirst="0" w:colLast="0"/>
-      <w:bookmarkEnd w:id="49"/>
+      <w:bookmarkStart w:id="62" w:name="_wp1lybcoycmq" w:colFirst="0" w:colLast="0"/>
+      <w:bookmarkEnd w:id="62"/>
       <w:r>
         <w:br w:type="page"/>
       </w:r>
@@ -7804,8 +8080,8 @@
           <w:lang w:val="en-US"/>
         </w:rPr>
       </w:pPr>
-      <w:bookmarkStart w:id="50" w:name="_u5e5i193cyq" w:colFirst="0" w:colLast="0"/>
-      <w:bookmarkEnd w:id="50"/>
+      <w:bookmarkStart w:id="63" w:name="_u5e5i193cyq" w:colFirst="0" w:colLast="0"/>
+      <w:bookmarkEnd w:id="63"/>
       <w:r>
         <w:rPr>
           <w:b/>
@@ -7883,8 +8159,8 @@
                 <w:b/>
               </w:rPr>
             </w:pPr>
-            <w:bookmarkStart w:id="51" w:name="_tz625kiuii0o" w:colFirst="0" w:colLast="0"/>
-            <w:bookmarkEnd w:id="51"/>
+            <w:bookmarkStart w:id="64" w:name="_tz625kiuii0o" w:colFirst="0" w:colLast="0"/>
+            <w:bookmarkEnd w:id="64"/>
             <w:r>
               <w:rPr>
                 <w:b/>
@@ -7958,12 +8234,13 @@
               <w:spacing w:line="240" w:lineRule="auto"/>
               <w:jc w:val="center"/>
               <w:rPr>
-                <w:lang w:val="en-US"/>
-              </w:rPr>
-            </w:pPr>
-            <w:r>
-              <w:rPr>
-                <w:highlight w:val="yellow"/>
+                <w:highlight w:val="cyan"/>
+                <w:lang w:val="en-US"/>
+              </w:rPr>
+            </w:pPr>
+            <w:r>
+              <w:rPr>
+                <w:highlight w:val="cyan"/>
                 <w:lang w:val="en-US"/>
               </w:rPr>
               <w:t>Optional.</w:t>
@@ -7989,8 +8266,8 @@
           <w:szCs w:val="48"/>
         </w:rPr>
       </w:pPr>
-      <w:bookmarkStart w:id="52" w:name="_gubkr1le3tv7" w:colFirst="0" w:colLast="0"/>
-      <w:bookmarkEnd w:id="52"/>
+      <w:bookmarkStart w:id="65" w:name="_gubkr1le3tv7" w:colFirst="0" w:colLast="0"/>
+      <w:bookmarkEnd w:id="65"/>
       <w:r>
         <w:rPr>
           <w:b/>
@@ -8042,8 +8319,8 @@
                 <w:b/>
               </w:rPr>
             </w:pPr>
-            <w:bookmarkStart w:id="53" w:name="_ammw3g4v417g" w:colFirst="0" w:colLast="0"/>
-            <w:bookmarkEnd w:id="53"/>
+            <w:bookmarkStart w:id="66" w:name="_ammw3g4v417g" w:colFirst="0" w:colLast="0"/>
+            <w:bookmarkEnd w:id="66"/>
             <w:r>
               <w:rPr>
                 <w:b/>
@@ -8079,7 +8356,7 @@
               </w:rPr>
               <w:t xml:space="preserve">Enter your references below. Use a consistent format (e.g., </w:t>
             </w:r>
-            <w:hyperlink r:id="rId8">
+            <w:hyperlink r:id="rId12">
               <w:r>
                 <w:rPr>
                   <w:color w:val="1155CC"/>
@@ -8128,7 +8405,14 @@
                 <w:highlight w:val="yellow"/>
                 <w:lang w:val="de-DE"/>
               </w:rPr>
-              <w:t>Alles aufführen was in den Präregistrierungsfeldern zitiert wurde</w:t>
+              <w:t>TODO: a</w:t>
+            </w:r>
+            <w:r>
+              <w:rPr>
+                <w:highlight w:val="yellow"/>
+                <w:lang w:val="de-DE"/>
+              </w:rPr>
+              <w:t>lles aufführen was in den Präregistrierungsfeldern zitiert wurde</w:t>
             </w:r>
             <w:r>
               <w:rPr>
@@ -8231,7 +8515,7 @@
               </w:rPr>
               <w:t xml:space="preserve">, version 2 (available at </w:t>
             </w:r>
-            <w:hyperlink r:id="rId9">
+            <w:hyperlink r:id="rId13">
               <w:r>
                 <w:rPr>
                   <w:u w:val="single"/>
@@ -8270,7 +8554,7 @@
               </w:rPr>
               <w:t xml:space="preserve">The template was developed by a task force composed of members of the American Psychological Association (APA), the British Psychological Society (BPS), the German Psychological Society (DGPs), the Center for Open Science (COS), and the Leibniz Institute for Psychology (ZPID). This work is licensed under the </w:t>
             </w:r>
-            <w:hyperlink r:id="rId10">
+            <w:hyperlink r:id="rId14">
               <w:r>
                 <w:rPr>
                   <w:color w:val="1155CC"/>
@@ -8327,7 +8611,7 @@
               </w:rPr>
               <w:t xml:space="preserve"> by visiting </w:t>
             </w:r>
-            <w:hyperlink r:id="rId11">
+            <w:hyperlink r:id="rId15">
               <w:r>
                 <w:rPr>
                   <w:color w:val="434343"/>
@@ -8344,7 +8628,7 @@
               </w:rPr>
               <w:t xml:space="preserve"> and </w:t>
             </w:r>
-            <w:hyperlink r:id="rId12">
+            <w:hyperlink r:id="rId16">
               <w:r>
                 <w:rPr>
                   <w:color w:val="434343"/>
@@ -8401,7 +8685,7 @@
               </w:rPr>
               <w:t xml:space="preserve"> via </w:t>
             </w:r>
-            <w:hyperlink r:id="rId13">
+            <w:hyperlink r:id="rId17">
               <w:r>
                 <w:rPr>
                   <w:color w:val="434343"/>
@@ -8525,8 +8809,8 @@
           <w:lang w:val="en-US"/>
         </w:rPr>
       </w:pPr>
-      <w:bookmarkStart w:id="54" w:name="_xdw3tpb0ez5l" w:colFirst="0" w:colLast="0"/>
-      <w:bookmarkEnd w:id="54"/>
+      <w:bookmarkStart w:id="67" w:name="_xdw3tpb0ez5l" w:colFirst="0" w:colLast="0"/>
+      <w:bookmarkEnd w:id="67"/>
     </w:p>
     <w:sectPr>
       <w:pgSz w:w="11909" w:h="16834"/>
@@ -8538,8 +8822,340 @@
 </w:document>
 </file>
 
+<file path=word/comments.xml><?xml version="1.0" encoding="utf-8"?>
+<w:comments xmlns:wpc="http://schemas.microsoft.com/office/word/2010/wordprocessingCanvas" xmlns:cx="http://schemas.microsoft.com/office/drawing/2014/chartex" xmlns:cx1="http://schemas.microsoft.com/office/drawing/2015/9/8/chartex" xmlns:cx2="http://schemas.microsoft.com/office/drawing/2015/10/21/chartex" xmlns:cx3="http://schemas.microsoft.com/office/drawing/2016/5/9/chartex" xmlns:cx4="http://schemas.microsoft.com/office/drawing/2016/5/10/chartex" xmlns:cx5="http://schemas.microsoft.com/office/drawing/2016/5/11/chartex" xmlns:cx6="http://schemas.microsoft.com/office/drawing/2016/5/12/chartex" xmlns:cx7="http://schemas.microsoft.com/office/drawing/2016/5/13/chartex" xmlns:cx8="http://schemas.microsoft.com/office/drawing/2016/5/14/chartex" xmlns:mc="http://schemas.openxmlformats.org/markup-compatibility/2006" xmlns:aink="http://schemas.microsoft.com/office/drawing/2016/ink" xmlns:am3d="http://schemas.microsoft.com/office/drawing/2017/model3d" xmlns:o="urn:schemas-microsoft-com:office:office" xmlns:oel="http://schemas.microsoft.com/office/2019/extlst" xmlns:r="http://schemas.openxmlformats.org/officeDocument/2006/relationships" xmlns:m="http://schemas.openxmlformats.org/officeDocument/2006/math" xmlns:v="urn:schemas-microsoft-com:vml" xmlns:wp14="http://schemas.microsoft.com/office/word/2010/wordprocessingDrawing" xmlns:wp="http://schemas.openxmlformats.org/drawingml/2006/wordprocessingDrawing" xmlns:w10="urn:schemas-microsoft-com:office:word" xmlns:w="http://schemas.openxmlformats.org/wordprocessingml/2006/main" xmlns:w14="http://schemas.microsoft.com/office/word/2010/wordml" xmlns:w15="http://schemas.microsoft.com/office/word/2012/wordml" xmlns:w16cex="http://schemas.microsoft.com/office/word/2018/wordml/cex" xmlns:w16cid="http://schemas.microsoft.com/office/word/2016/wordml/cid" xmlns:w16="http://schemas.microsoft.com/office/word/2018/wordml" xmlns:w16du="http://schemas.microsoft.com/office/word/2023/wordml/word16du" xmlns:w16sdtdh="http://schemas.microsoft.com/office/word/2020/wordml/sdtdatahash" xmlns:w16se="http://schemas.microsoft.com/office/word/2015/wordml/symex" xmlns:wpg="http://schemas.microsoft.com/office/word/2010/wordprocessingGroup" xmlns:wpi="http://schemas.microsoft.com/office/word/2010/wordprocessingInk" xmlns:wne="http://schemas.microsoft.com/office/word/2006/wordml" xmlns:wps="http://schemas.microsoft.com/office/word/2010/wordprocessingShape" mc:Ignorable="w14 w15 w16se w16cid w16 w16cex w16sdtdh w16du wp14">
+  <w:comment w:id="1" w:author="Caroline Zygar-Hoffmann" w:date="2024-10-16T18:00:00Z" w:initials="CZ">
+    <w:p>
+      <w:pPr>
+        <w:pStyle w:val="Kommentartext"/>
+      </w:pPr>
+      <w:r>
+        <w:rPr>
+          <w:rStyle w:val="Kommentarzeichen"/>
+        </w:rPr>
+        <w:annotationRef/>
+      </w:r>
+      <w:r>
+        <w:t>Hinweis:</w:t>
+      </w:r>
+    </w:p>
+    <w:p>
+      <w:pPr>
+        <w:pStyle w:val="Kommentartext"/>
+      </w:pPr>
+    </w:p>
+    <w:p>
+      <w:pPr>
+        <w:pStyle w:val="Kommentartext"/>
+      </w:pPr>
+      <w:r>
+        <w:t>Gelben Text müssen Sie durch eigene Inhalte ersetzen.</w:t>
+      </w:r>
+    </w:p>
+    <w:p>
+      <w:pPr>
+        <w:pStyle w:val="Kommentartext"/>
+      </w:pPr>
+    </w:p>
+    <w:p>
+      <w:pPr>
+        <w:pStyle w:val="Kommentartext"/>
+      </w:pPr>
+      <w:r>
+        <w:t>Türkiser Text können Sie optional durch eigene Inhalte ersetzen, ansonsten ein „-“ einfügen.</w:t>
+      </w:r>
+    </w:p>
+    <w:p>
+      <w:pPr>
+        <w:pStyle w:val="Kommentartext"/>
+      </w:pPr>
+    </w:p>
+    <w:p>
+      <w:pPr>
+        <w:pStyle w:val="Kommentartext"/>
+      </w:pPr>
+      <w:r>
+        <w:t>Bei violettem Text müssen Sie sich für eine Option entscheiden. Falls gewünscht können Sie den Inhalt des violetten Texts nach Rücksprache mit mir auch anpassen.</w:t>
+      </w:r>
+    </w:p>
+    <w:p>
+      <w:pPr>
+        <w:pStyle w:val="Kommentartext"/>
+      </w:pPr>
+    </w:p>
+    <w:p>
+      <w:pPr>
+        <w:pStyle w:val="Kommentartext"/>
+      </w:pPr>
+      <w:r>
+        <w:t>Grüner Text ist als Vorlage gedacht, die Sie übernehmen können: Dafür bitte den Text lesen, verstehen und auf Deutsch übersetzen, falls Sie die restliche Präregistrierung auch auf Deutsch schreiben. Falls gewünscht können Sie den Inhalt des grünen Texts nach Rücksprache mit mir auch anpassen.</w:t>
+      </w:r>
+    </w:p>
+    <w:p>
+      <w:pPr>
+        <w:pStyle w:val="Kommentartext"/>
+      </w:pPr>
+    </w:p>
+    <w:p>
+      <w:pPr>
+        <w:pStyle w:val="Kommentartext"/>
+      </w:pPr>
+      <w:r>
+        <w:t>Am Ende alle farblichen Markierungen und Kommentare aus dem Dokument entfernen!</w:t>
+      </w:r>
+    </w:p>
+  </w:comment>
+  <w:comment w:id="2" w:author="Caroline Zygar-Hoffmann" w:date="2024-10-17T14:15:00Z" w:initials="CZ">
+    <w:p>
+      <w:pPr>
+        <w:pStyle w:val="Kommentartext"/>
+      </w:pPr>
+      <w:r>
+        <w:rPr>
+          <w:rStyle w:val="Kommentarzeichen"/>
+        </w:rPr>
+        <w:annotationRef/>
+      </w:r>
+      <w:r>
+        <w:t>Alle T-Felder werden in der Sitzung am 19.11. besprochen und sollen als Praxisaufgabe vom 19.11. bearbeitet werden.</w:t>
+      </w:r>
+    </w:p>
+  </w:comment>
+  <w:comment w:id="18" w:author="Caroline Zygar-Hoffmann" w:date="2024-10-17T14:17:00Z" w:initials="CZ">
+    <w:p>
+      <w:pPr>
+        <w:pStyle w:val="Kommentartext"/>
+      </w:pPr>
+      <w:r>
+        <w:rPr>
+          <w:rStyle w:val="Kommentarzeichen"/>
+        </w:rPr>
+        <w:annotationRef/>
+      </w:r>
+      <w:r>
+        <w:t>I1 und I2 werden in der Sitzung am 22.10. besprochen und sollen als Praxisaufgabe vom 22.10. und 29.10. bearbeitet werden.</w:t>
+      </w:r>
+    </w:p>
+  </w:comment>
+  <w:comment w:id="21" w:author="Caroline Zygar-Hoffmann" w:date="2024-10-17T14:17:00Z" w:initials="CZ">
+    <w:p>
+      <w:pPr>
+        <w:pStyle w:val="Kommentartext"/>
+      </w:pPr>
+      <w:r>
+        <w:rPr>
+          <w:rStyle w:val="Kommentarzeichen"/>
+        </w:rPr>
+        <w:annotationRef/>
+      </w:r>
+      <w:r>
+        <w:t>I3 und I4 werden in der Sitzung am 29.10. besprochen und sollen als Praxisaufgabe vom 29.10. bearbeitet werden.</w:t>
+      </w:r>
+    </w:p>
+  </w:comment>
+  <w:comment w:id="25" w:author="Caroline Zygar-Hoffmann" w:date="2024-10-17T14:18:00Z" w:initials="CZ">
+    <w:p>
+      <w:pPr>
+        <w:pStyle w:val="Kommentartext"/>
+      </w:pPr>
+      <w:r>
+        <w:rPr>
+          <w:rStyle w:val="Kommentarzeichen"/>
+        </w:rPr>
+        <w:annotationRef/>
+      </w:r>
+      <w:r>
+        <w:t>M1-M5 und M9 werden in der Sitzung am 19.11. besprochen und sollen als Praxisaufgabe vom 19.11. bearbeitet werden.</w:t>
+      </w:r>
+    </w:p>
+  </w:comment>
+  <w:comment w:id="32" w:author="Caroline Zygar-Hoffmann" w:date="2024-10-17T14:19:00Z" w:initials="CZ">
+    <w:p>
+      <w:pPr>
+        <w:pStyle w:val="Kommentartext"/>
+      </w:pPr>
+      <w:r>
+        <w:rPr>
+          <w:rStyle w:val="Kommentarzeichen"/>
+        </w:rPr>
+        <w:annotationRef/>
+      </w:r>
+      <w:r>
+        <w:t>M6 wird in der Sitzung am 29.10. besprochen und soll als Praxisaufgabe vom 29.10. bearbeitet werden.</w:t>
+      </w:r>
+    </w:p>
+  </w:comment>
+  <w:comment w:id="34" w:author="Caroline Zygar-Hoffmann" w:date="2024-10-17T14:20:00Z" w:initials="CZ">
+    <w:p>
+      <w:pPr>
+        <w:pStyle w:val="Kommentartext"/>
+      </w:pPr>
+      <w:r>
+        <w:rPr>
+          <w:rStyle w:val="Kommentarzeichen"/>
+        </w:rPr>
+        <w:annotationRef/>
+      </w:r>
+      <w:r>
+        <w:t>M7 &amp; M8 werden in der Sitzung am 12.11. besprochen und sollen als Praxisaufgabe vom 12.11. bearbeitet werden.</w:t>
+      </w:r>
+    </w:p>
+  </w:comment>
+  <w:comment w:id="39" w:author="Caroline Zygar-Hoffmann" w:date="2024-10-17T14:22:00Z" w:initials="CZ">
+    <w:p>
+      <w:pPr>
+        <w:pStyle w:val="Kommentartext"/>
+      </w:pPr>
+      <w:r>
+        <w:rPr>
+          <w:rStyle w:val="Kommentarzeichen"/>
+        </w:rPr>
+        <w:annotationRef/>
+      </w:r>
+      <w:r>
+        <w:t>M10 &amp; M11 werden in der Sitzung am 19.11. besprochen und sollen als Praxisaufgabe vom 19.11. bearbeitet werden.</w:t>
+      </w:r>
+    </w:p>
+  </w:comment>
+  <w:comment w:id="42" w:author="Caroline Zygar-Hoffmann" w:date="2024-10-17T14:22:00Z" w:initials="CZ">
+    <w:p>
+      <w:pPr>
+        <w:pStyle w:val="Kommentartext"/>
+      </w:pPr>
+      <w:r>
+        <w:rPr>
+          <w:rStyle w:val="Kommentarzeichen"/>
+        </w:rPr>
+        <w:annotationRef/>
+      </w:r>
+      <w:r>
+        <w:t>Alle T-Felder werden in der Sitzung am 06.11. besprochen und sollen als Praxisaufgabe vom 06.11. bearbeitet werden.</w:t>
+      </w:r>
+    </w:p>
+  </w:comment>
+  <w:comment w:id="45" w:author="Caroline Zygar-Hoffmann" w:date="2024-10-17T14:23:00Z" w:initials="CZ">
+    <w:p>
+      <w:pPr>
+        <w:pStyle w:val="Kommentartext"/>
+      </w:pPr>
+      <w:r>
+        <w:rPr>
+          <w:rStyle w:val="Kommentarzeichen"/>
+        </w:rPr>
+        <w:annotationRef/>
+      </w:r>
+      <w:r>
+        <w:t>M14 &amp; M15 werden in der Sitzung am 29.10. besprochen und sollen als Praxisaufgabe vom 29.10. bearbeitet werden.</w:t>
+      </w:r>
+    </w:p>
+  </w:comment>
+  <w:comment w:id="50" w:author="Caroline Zygar-Hoffmann" w:date="2024-10-17T14:26:00Z" w:initials="CZ">
+    <w:p>
+      <w:pPr>
+        <w:pStyle w:val="Kommentartext"/>
+      </w:pPr>
+      <w:r>
+        <w:rPr>
+          <w:rStyle w:val="Kommentarzeichen"/>
+        </w:rPr>
+        <w:annotationRef/>
+      </w:r>
+      <w:r>
+        <w:t>AP1-AP3 werden in der Sitzung am 12.11. besprochen und sollen als Praxisaufgabe vom 12.11. bearbeitet werden.</w:t>
+      </w:r>
+    </w:p>
+  </w:comment>
+  <w:comment w:id="54" w:author="Caroline Zygar-Hoffmann" w:date="2024-10-17T14:27:00Z" w:initials="CZ">
+    <w:p>
+      <w:pPr>
+        <w:pStyle w:val="Kommentartext"/>
+      </w:pPr>
+      <w:r>
+        <w:rPr>
+          <w:rStyle w:val="Kommentarzeichen"/>
+        </w:rPr>
+        <w:annotationRef/>
+      </w:r>
+      <w:r>
+        <w:t>AP4 wird in der Sitzung am 06.11. besprochen und soll als Praxisaufgabe vom 06.11. bearbeitet werden.</w:t>
+      </w:r>
+    </w:p>
+  </w:comment>
+  <w:comment w:id="56" w:author="Caroline Zygar-Hoffmann" w:date="2024-10-17T14:26:00Z" w:initials="CZ">
+    <w:p>
+      <w:pPr>
+        <w:pStyle w:val="Kommentartext"/>
+      </w:pPr>
+      <w:r>
+        <w:rPr>
+          <w:rStyle w:val="Kommentarzeichen"/>
+        </w:rPr>
+        <w:annotationRef/>
+      </w:r>
+      <w:r>
+        <w:t>AP5-AP9 werden in der Sitzung am 12.11. besprochen und sollen als Praxisaufgabe vom 12.11. bearbeitet werden.</w:t>
+      </w:r>
+    </w:p>
+  </w:comment>
+</w:comments>
+</file>
+
+<file path=word/commentsExtended.xml><?xml version="1.0" encoding="utf-8"?>
+<w15:commentsEx xmlns:wpc="http://schemas.microsoft.com/office/word/2010/wordprocessingCanvas" xmlns:cx="http://schemas.microsoft.com/office/drawing/2014/chartex" xmlns:cx1="http://schemas.microsoft.com/office/drawing/2015/9/8/chartex" xmlns:cx2="http://schemas.microsoft.com/office/drawing/2015/10/21/chartex" xmlns:cx3="http://schemas.microsoft.com/office/drawing/2016/5/9/chartex" xmlns:cx4="http://schemas.microsoft.com/office/drawing/2016/5/10/chartex" xmlns:cx5="http://schemas.microsoft.com/office/drawing/2016/5/11/chartex" xmlns:cx6="http://schemas.microsoft.com/office/drawing/2016/5/12/chartex" xmlns:cx7="http://schemas.microsoft.com/office/drawing/2016/5/13/chartex" xmlns:cx8="http://schemas.microsoft.com/office/drawing/2016/5/14/chartex" xmlns:mc="http://schemas.openxmlformats.org/markup-compatibility/2006" xmlns:aink="http://schemas.microsoft.com/office/drawing/2016/ink" xmlns:am3d="http://schemas.microsoft.com/office/drawing/2017/model3d" xmlns:o="urn:schemas-microsoft-com:office:office" xmlns:oel="http://schemas.microsoft.com/office/2019/extlst" xmlns:r="http://schemas.openxmlformats.org/officeDocument/2006/relationships" xmlns:m="http://schemas.openxmlformats.org/officeDocument/2006/math" xmlns:v="urn:schemas-microsoft-com:vml" xmlns:wp14="http://schemas.microsoft.com/office/word/2010/wordprocessingDrawing" xmlns:wp="http://schemas.openxmlformats.org/drawingml/2006/wordprocessingDrawing" xmlns:w10="urn:schemas-microsoft-com:office:word" xmlns:w="http://schemas.openxmlformats.org/wordprocessingml/2006/main" xmlns:w14="http://schemas.microsoft.com/office/word/2010/wordml" xmlns:w15="http://schemas.microsoft.com/office/word/2012/wordml" xmlns:w16cex="http://schemas.microsoft.com/office/word/2018/wordml/cex" xmlns:w16cid="http://schemas.microsoft.com/office/word/2016/wordml/cid" xmlns:w16="http://schemas.microsoft.com/office/word/2018/wordml" xmlns:w16du="http://schemas.microsoft.com/office/word/2023/wordml/word16du" xmlns:w16sdtdh="http://schemas.microsoft.com/office/word/2020/wordml/sdtdatahash" xmlns:w16se="http://schemas.microsoft.com/office/word/2015/wordml/symex" xmlns:wpg="http://schemas.microsoft.com/office/word/2010/wordprocessingGroup" xmlns:wpi="http://schemas.microsoft.com/office/word/2010/wordprocessingInk" xmlns:wne="http://schemas.microsoft.com/office/word/2006/wordml" xmlns:wps="http://schemas.microsoft.com/office/word/2010/wordprocessingShape" mc:Ignorable="w14 w15 w16se w16cid w16 w16cex w16sdtdh w16du wp14">
+  <w15:commentEx w15:paraId="1DDD5E37" w15:done="0"/>
+  <w15:commentEx w15:paraId="79B1CBB8" w15:done="0"/>
+  <w15:commentEx w15:paraId="663FCFA8" w15:done="0"/>
+  <w15:commentEx w15:paraId="24D72DC5" w15:done="0"/>
+  <w15:commentEx w15:paraId="4D783617" w15:done="0"/>
+  <w15:commentEx w15:paraId="386BA5BA" w15:done="0"/>
+  <w15:commentEx w15:paraId="7C1EE7E1" w15:done="0"/>
+  <w15:commentEx w15:paraId="1E2FAFEE" w15:done="0"/>
+  <w15:commentEx w15:paraId="312716CE" w15:done="0"/>
+  <w15:commentEx w15:paraId="66D8C5F4" w15:done="0"/>
+  <w15:commentEx w15:paraId="107DCA45" w15:done="0"/>
+  <w15:commentEx w15:paraId="6CC6DD23" w15:done="0"/>
+  <w15:commentEx w15:paraId="5E75065B" w15:done="0"/>
+</w15:commentsEx>
+</file>
+
+<file path=word/commentsExtensible.xml><?xml version="1.0" encoding="utf-8"?>
+<w16cex:commentsExtensible xmlns:wpc="http://schemas.microsoft.com/office/word/2010/wordprocessingCanvas" xmlns:cx="http://schemas.microsoft.com/office/drawing/2014/chartex" xmlns:cx1="http://schemas.microsoft.com/office/drawing/2015/9/8/chartex" xmlns:cx2="http://schemas.microsoft.com/office/drawing/2015/10/21/chartex" xmlns:cx3="http://schemas.microsoft.com/office/drawing/2016/5/9/chartex" xmlns:cx4="http://schemas.microsoft.com/office/drawing/2016/5/10/chartex" xmlns:cx5="http://schemas.microsoft.com/office/drawing/2016/5/11/chartex" xmlns:cx6="http://schemas.microsoft.com/office/drawing/2016/5/12/chartex" xmlns:cx7="http://schemas.microsoft.com/office/drawing/2016/5/13/chartex" xmlns:cx8="http://schemas.microsoft.com/office/drawing/2016/5/14/chartex" xmlns:cr="http://schemas.microsoft.com/office/comments/2020/reactions" xmlns:mc="http://schemas.openxmlformats.org/markup-compatibility/2006" xmlns:aink="http://schemas.microsoft.com/office/drawing/2016/ink" xmlns:am3d="http://schemas.microsoft.com/office/drawing/2017/model3d" xmlns:o="urn:schemas-microsoft-com:office:office" xmlns:oel="http://schemas.microsoft.com/office/2019/extlst" xmlns:r="http://schemas.openxmlformats.org/officeDocument/2006/relationships" xmlns:m="http://schemas.openxmlformats.org/officeDocument/2006/math" xmlns:v="urn:schemas-microsoft-com:vml" xmlns:wp14="http://schemas.microsoft.com/office/word/2010/wordprocessingDrawing" xmlns:wp="http://schemas.openxmlformats.org/drawingml/2006/wordprocessingDrawing" xmlns:w10="urn:schemas-microsoft-com:office:word" xmlns:w="http://schemas.openxmlformats.org/wordprocessingml/2006/main" xmlns:w14="http://schemas.microsoft.com/office/word/2010/wordml" xmlns:w15="http://schemas.microsoft.com/office/word/2012/wordml" xmlns:w16cex="http://schemas.microsoft.com/office/word/2018/wordml/cex" xmlns:w16cid="http://schemas.microsoft.com/office/word/2016/wordml/cid" xmlns:w16="http://schemas.microsoft.com/office/word/2018/wordml" xmlns:w16du="http://schemas.microsoft.com/office/word/2023/wordml/word16du" xmlns:w16sdtdh="http://schemas.microsoft.com/office/word/2020/wordml/sdtdatahash" xmlns:w16se="http://schemas.microsoft.com/office/word/2015/wordml/symex" xmlns:wpg="http://schemas.microsoft.com/office/word/2010/wordprocessingGroup" xmlns:wpi="http://schemas.microsoft.com/office/word/2010/wordprocessingInk" xmlns:wne="http://schemas.microsoft.com/office/word/2006/wordml" xmlns:wps="http://schemas.microsoft.com/office/word/2010/wordprocessingShape" mc:Ignorable="w14 w15 w16se w16cid w16 w16cex w16sdtdh cr w16du wp14">
+  <w16cex:commentExtensible w16cex:durableId="4DBC7996" w16cex:dateUtc="2024-10-16T16:00:00Z"/>
+  <w16cex:commentExtensible w16cex:durableId="3B7809FE" w16cex:dateUtc="2024-10-17T12:15:00Z"/>
+  <w16cex:commentExtensible w16cex:durableId="70CAFD6A" w16cex:dateUtc="2024-10-17T12:17:00Z"/>
+  <w16cex:commentExtensible w16cex:durableId="43C4F916" w16cex:dateUtc="2024-10-17T12:17:00Z"/>
+  <w16cex:commentExtensible w16cex:durableId="7B196969" w16cex:dateUtc="2024-10-17T12:18:00Z"/>
+  <w16cex:commentExtensible w16cex:durableId="09ACC87C" w16cex:dateUtc="2024-10-17T12:19:00Z"/>
+  <w16cex:commentExtensible w16cex:durableId="21B93FC4" w16cex:dateUtc="2024-10-17T12:20:00Z"/>
+  <w16cex:commentExtensible w16cex:durableId="04942DD5" w16cex:dateUtc="2024-10-17T12:22:00Z"/>
+  <w16cex:commentExtensible w16cex:durableId="4F3E2FD5" w16cex:dateUtc="2024-10-17T12:22:00Z"/>
+  <w16cex:commentExtensible w16cex:durableId="4FD141AD" w16cex:dateUtc="2024-10-17T12:23:00Z"/>
+  <w16cex:commentExtensible w16cex:durableId="7C0C887D" w16cex:dateUtc="2024-10-17T12:26:00Z"/>
+  <w16cex:commentExtensible w16cex:durableId="3DFC23C6" w16cex:dateUtc="2024-10-17T12:27:00Z"/>
+  <w16cex:commentExtensible w16cex:durableId="557C52D6" w16cex:dateUtc="2024-10-17T12:26:00Z"/>
+</w16cex:commentsExtensible>
+</file>
+
+<file path=word/commentsIds.xml><?xml version="1.0" encoding="utf-8"?>
+<w16cid:commentsIds xmlns:wpc="http://schemas.microsoft.com/office/word/2010/wordprocessingCanvas" xmlns:cx="http://schemas.microsoft.com/office/drawing/2014/chartex" xmlns:cx1="http://schemas.microsoft.com/office/drawing/2015/9/8/chartex" xmlns:cx2="http://schemas.microsoft.com/office/drawing/2015/10/21/chartex" xmlns:cx3="http://schemas.microsoft.com/office/drawing/2016/5/9/chartex" xmlns:cx4="http://schemas.microsoft.com/office/drawing/2016/5/10/chartex" xmlns:cx5="http://schemas.microsoft.com/office/drawing/2016/5/11/chartex" xmlns:cx6="http://schemas.microsoft.com/office/drawing/2016/5/12/chartex" xmlns:cx7="http://schemas.microsoft.com/office/drawing/2016/5/13/chartex" xmlns:cx8="http://schemas.microsoft.com/office/drawing/2016/5/14/chartex" xmlns:mc="http://schemas.openxmlformats.org/markup-compatibility/2006" xmlns:aink="http://schemas.microsoft.com/office/drawing/2016/ink" xmlns:am3d="http://schemas.microsoft.com/office/drawing/2017/model3d" xmlns:o="urn:schemas-microsoft-com:office:office" xmlns:oel="http://schemas.microsoft.com/office/2019/extlst" xmlns:r="http://schemas.openxmlformats.org/officeDocument/2006/relationships" xmlns:m="http://schemas.openxmlformats.org/officeDocument/2006/math" xmlns:v="urn:schemas-microsoft-com:vml" xmlns:wp14="http://schemas.microsoft.com/office/word/2010/wordprocessingDrawing" xmlns:wp="http://schemas.openxmlformats.org/drawingml/2006/wordprocessingDrawing" xmlns:w10="urn:schemas-microsoft-com:office:word" xmlns:w="http://schemas.openxmlformats.org/wordprocessingml/2006/main" xmlns:w14="http://schemas.microsoft.com/office/word/2010/wordml" xmlns:w15="http://schemas.microsoft.com/office/word/2012/wordml" xmlns:w16cex="http://schemas.microsoft.com/office/word/2018/wordml/cex" xmlns:w16cid="http://schemas.microsoft.com/office/word/2016/wordml/cid" xmlns:w16="http://schemas.microsoft.com/office/word/2018/wordml" xmlns:w16du="http://schemas.microsoft.com/office/word/2023/wordml/word16du" xmlns:w16sdtdh="http://schemas.microsoft.com/office/word/2020/wordml/sdtdatahash" xmlns:w16se="http://schemas.microsoft.com/office/word/2015/wordml/symex" xmlns:wpg="http://schemas.microsoft.com/office/word/2010/wordprocessingGroup" xmlns:wpi="http://schemas.microsoft.com/office/word/2010/wordprocessingInk" xmlns:wne="http://schemas.microsoft.com/office/word/2006/wordml" xmlns:wps="http://schemas.microsoft.com/office/word/2010/wordprocessingShape" mc:Ignorable="w14 w15 w16se w16cid w16 w16cex w16sdtdh w16du wp14">
+  <w16cid:commentId w16cid:paraId="1DDD5E37" w16cid:durableId="4DBC7996"/>
+  <w16cid:commentId w16cid:paraId="79B1CBB8" w16cid:durableId="3B7809FE"/>
+  <w16cid:commentId w16cid:paraId="663FCFA8" w16cid:durableId="70CAFD6A"/>
+  <w16cid:commentId w16cid:paraId="24D72DC5" w16cid:durableId="43C4F916"/>
+  <w16cid:commentId w16cid:paraId="4D783617" w16cid:durableId="7B196969"/>
+  <w16cid:commentId w16cid:paraId="386BA5BA" w16cid:durableId="09ACC87C"/>
+  <w16cid:commentId w16cid:paraId="7C1EE7E1" w16cid:durableId="21B93FC4"/>
+  <w16cid:commentId w16cid:paraId="1E2FAFEE" w16cid:durableId="04942DD5"/>
+  <w16cid:commentId w16cid:paraId="312716CE" w16cid:durableId="4F3E2FD5"/>
+  <w16cid:commentId w16cid:paraId="66D8C5F4" w16cid:durableId="4FD141AD"/>
+  <w16cid:commentId w16cid:paraId="107DCA45" w16cid:durableId="7C0C887D"/>
+  <w16cid:commentId w16cid:paraId="6CC6DD23" w16cid:durableId="3DFC23C6"/>
+  <w16cid:commentId w16cid:paraId="5E75065B" w16cid:durableId="557C52D6"/>
+</w16cid:commentsIds>
+</file>
+
 <file path=word/numbering.xml><?xml version="1.0" encoding="utf-8"?>
-<w:numbering xmlns:wpc="http://schemas.microsoft.com/office/word/2010/wordprocessingCanvas" xmlns:cx="http://schemas.microsoft.com/office/drawing/2014/chartex" xmlns:cx1="http://schemas.microsoft.com/office/drawing/2015/9/8/chartex" xmlns:cx2="http://schemas.microsoft.com/office/drawing/2015/10/21/chartex" xmlns:cx3="http://schemas.microsoft.com/office/drawing/2016/5/9/chartex" xmlns:cx4="http://schemas.microsoft.com/office/drawing/2016/5/10/chartex" xmlns:cx5="http://schemas.microsoft.com/office/drawing/2016/5/11/chartex" xmlns:cx6="http://schemas.microsoft.com/office/drawing/2016/5/12/chartex" xmlns:cx7="http://schemas.microsoft.com/office/drawing/2016/5/13/chartex" xmlns:cx8="http://schemas.microsoft.com/office/drawing/2016/5/14/chartex" xmlns:mc="http://schemas.openxmlformats.org/markup-compatibility/2006" xmlns:aink="http://schemas.microsoft.com/office/drawing/2016/ink" xmlns:am3d="http://schemas.microsoft.com/office/drawing/2017/model3d" xmlns:o="urn:schemas-microsoft-com:office:office" xmlns:oel="http://schemas.microsoft.com/office/2019/extlst" xmlns:r="http://schemas.openxmlformats.org/officeDocument/2006/relationships" xmlns:m="http://schemas.openxmlformats.org/officeDocument/2006/math" xmlns:v="urn:schemas-microsoft-com:vml" xmlns:wp14="http://schemas.microsoft.com/office/word/2010/wordprocessingDrawing" xmlns:wp="http://schemas.openxmlformats.org/drawingml/2006/wordprocessingDrawing" xmlns:w10="urn:schemas-microsoft-com:office:word" xmlns:w="http://schemas.openxmlformats.org/wordprocessingml/2006/main" xmlns:w14="http://schemas.microsoft.com/office/word/2010/wordml" xmlns:w15="http://schemas.microsoft.com/office/word/2012/wordml" xmlns:w16cex="http://schemas.microsoft.com/office/word/2018/wordml/cex" xmlns:w16cid="http://schemas.microsoft.com/office/word/2016/wordml/cid" xmlns:w16="http://schemas.microsoft.com/office/word/2018/wordml" xmlns:w16sdtdh="http://schemas.microsoft.com/office/word/2020/wordml/sdtdatahash" xmlns:w16se="http://schemas.microsoft.com/office/word/2015/wordml/symex" xmlns:wpg="http://schemas.microsoft.com/office/word/2010/wordprocessingGroup" xmlns:wpi="http://schemas.microsoft.com/office/word/2010/wordprocessingInk" xmlns:wne="http://schemas.microsoft.com/office/word/2006/wordml" xmlns:wps="http://schemas.microsoft.com/office/word/2010/wordprocessingShape" mc:Ignorable="w14 w15 w16se w16cid w16 w16cex w16sdtdh wp14">
+<w:numbering xmlns:wpc="http://schemas.microsoft.com/office/word/2010/wordprocessingCanvas" xmlns:cx="http://schemas.microsoft.com/office/drawing/2014/chartex" xmlns:cx1="http://schemas.microsoft.com/office/drawing/2015/9/8/chartex" xmlns:cx2="http://schemas.microsoft.com/office/drawing/2015/10/21/chartex" xmlns:cx3="http://schemas.microsoft.com/office/drawing/2016/5/9/chartex" xmlns:cx4="http://schemas.microsoft.com/office/drawing/2016/5/10/chartex" xmlns:cx5="http://schemas.microsoft.com/office/drawing/2016/5/11/chartex" xmlns:cx6="http://schemas.microsoft.com/office/drawing/2016/5/12/chartex" xmlns:cx7="http://schemas.microsoft.com/office/drawing/2016/5/13/chartex" xmlns:cx8="http://schemas.microsoft.com/office/drawing/2016/5/14/chartex" xmlns:mc="http://schemas.openxmlformats.org/markup-compatibility/2006" xmlns:aink="http://schemas.microsoft.com/office/drawing/2016/ink" xmlns:am3d="http://schemas.microsoft.com/office/drawing/2017/model3d" xmlns:o="urn:schemas-microsoft-com:office:office" xmlns:oel="http://schemas.microsoft.com/office/2019/extlst" xmlns:r="http://schemas.openxmlformats.org/officeDocument/2006/relationships" xmlns:m="http://schemas.openxmlformats.org/officeDocument/2006/math" xmlns:v="urn:schemas-microsoft-com:vml" xmlns:wp14="http://schemas.microsoft.com/office/word/2010/wordprocessingDrawing" xmlns:wp="http://schemas.openxmlformats.org/drawingml/2006/wordprocessingDrawing" xmlns:w10="urn:schemas-microsoft-com:office:word" xmlns:w="http://schemas.openxmlformats.org/wordprocessingml/2006/main" xmlns:w14="http://schemas.microsoft.com/office/word/2010/wordml" xmlns:w15="http://schemas.microsoft.com/office/word/2012/wordml" xmlns:w16cex="http://schemas.microsoft.com/office/word/2018/wordml/cex" xmlns:w16cid="http://schemas.microsoft.com/office/word/2016/wordml/cid" xmlns:w16="http://schemas.microsoft.com/office/word/2018/wordml" xmlns:w16du="http://schemas.microsoft.com/office/word/2023/wordml/word16du" xmlns:w16sdtdh="http://schemas.microsoft.com/office/word/2020/wordml/sdtdatahash" xmlns:w16se="http://schemas.microsoft.com/office/word/2015/wordml/symex" xmlns:wpg="http://schemas.microsoft.com/office/word/2010/wordprocessingGroup" xmlns:wpi="http://schemas.microsoft.com/office/word/2010/wordprocessingInk" xmlns:wne="http://schemas.microsoft.com/office/word/2006/wordml" xmlns:wps="http://schemas.microsoft.com/office/word/2010/wordprocessingShape" mc:Ignorable="w14 w15 w16se w16cid w16 w16cex w16sdtdh w16du wp14">
   <w:abstractNum w:abstractNumId="0" w15:restartNumberingAfterBreak="0">
     <w:nsid w:val="2EE0069F"/>
     <w:multiLevelType w:val="multilevel"/>
@@ -8775,8 +9391,16 @@
 </w:numbering>
 </file>
 
+<file path=word/people.xml><?xml version="1.0" encoding="utf-8"?>
+<w15:people xmlns:wpc="http://schemas.microsoft.com/office/word/2010/wordprocessingCanvas" xmlns:cx="http://schemas.microsoft.com/office/drawing/2014/chartex" xmlns:cx1="http://schemas.microsoft.com/office/drawing/2015/9/8/chartex" xmlns:cx2="http://schemas.microsoft.com/office/drawing/2015/10/21/chartex" xmlns:cx3="http://schemas.microsoft.com/office/drawing/2016/5/9/chartex" xmlns:cx4="http://schemas.microsoft.com/office/drawing/2016/5/10/chartex" xmlns:cx5="http://schemas.microsoft.com/office/drawing/2016/5/11/chartex" xmlns:cx6="http://schemas.microsoft.com/office/drawing/2016/5/12/chartex" xmlns:cx7="http://schemas.microsoft.com/office/drawing/2016/5/13/chartex" xmlns:cx8="http://schemas.microsoft.com/office/drawing/2016/5/14/chartex" xmlns:mc="http://schemas.openxmlformats.org/markup-compatibility/2006" xmlns:aink="http://schemas.microsoft.com/office/drawing/2016/ink" xmlns:am3d="http://schemas.microsoft.com/office/drawing/2017/model3d" xmlns:o="urn:schemas-microsoft-com:office:office" xmlns:oel="http://schemas.microsoft.com/office/2019/extlst" xmlns:r="http://schemas.openxmlformats.org/officeDocument/2006/relationships" xmlns:m="http://schemas.openxmlformats.org/officeDocument/2006/math" xmlns:v="urn:schemas-microsoft-com:vml" xmlns:wp14="http://schemas.microsoft.com/office/word/2010/wordprocessingDrawing" xmlns:wp="http://schemas.openxmlformats.org/drawingml/2006/wordprocessingDrawing" xmlns:w10="urn:schemas-microsoft-com:office:word" xmlns:w="http://schemas.openxmlformats.org/wordprocessingml/2006/main" xmlns:w14="http://schemas.microsoft.com/office/word/2010/wordml" xmlns:w15="http://schemas.microsoft.com/office/word/2012/wordml" xmlns:w16cex="http://schemas.microsoft.com/office/word/2018/wordml/cex" xmlns:w16cid="http://schemas.microsoft.com/office/word/2016/wordml/cid" xmlns:w16="http://schemas.microsoft.com/office/word/2018/wordml" xmlns:w16du="http://schemas.microsoft.com/office/word/2023/wordml/word16du" xmlns:w16sdtdh="http://schemas.microsoft.com/office/word/2020/wordml/sdtdatahash" xmlns:w16se="http://schemas.microsoft.com/office/word/2015/wordml/symex" xmlns:wpg="http://schemas.microsoft.com/office/word/2010/wordprocessingGroup" xmlns:wpi="http://schemas.microsoft.com/office/word/2010/wordprocessingInk" xmlns:wne="http://schemas.microsoft.com/office/word/2006/wordml" xmlns:wps="http://schemas.microsoft.com/office/word/2010/wordprocessingShape" mc:Ignorable="w14 w15 w16se w16cid w16 w16cex w16sdtdh w16du wp14">
+  <w15:person w15:author="Caroline Zygar-Hoffmann">
+    <w15:presenceInfo w15:providerId="AD" w15:userId="S::caroline.zygar-hoffmann@charlotte-fresenius-uni.de::2818bc5e-8835-485e-b099-5b52442ea8af"/>
+  </w15:person>
+</w15:people>
+</file>
+
 <file path=word/styles.xml><?xml version="1.0" encoding="utf-8"?>
-<w:styles xmlns:mc="http://schemas.openxmlformats.org/markup-compatibility/2006" xmlns:r="http://schemas.openxmlformats.org/officeDocument/2006/relationships" xmlns:w="http://schemas.openxmlformats.org/wordprocessingml/2006/main" xmlns:w14="http://schemas.microsoft.com/office/word/2010/wordml" xmlns:w15="http://schemas.microsoft.com/office/word/2012/wordml" xmlns:w16cex="http://schemas.microsoft.com/office/word/2018/wordml/cex" xmlns:w16cid="http://schemas.microsoft.com/office/word/2016/wordml/cid" xmlns:w16="http://schemas.microsoft.com/office/word/2018/wordml" xmlns:w16sdtdh="http://schemas.microsoft.com/office/word/2020/wordml/sdtdatahash" xmlns:w16se="http://schemas.microsoft.com/office/word/2015/wordml/symex" mc:Ignorable="w14 w15 w16se w16cid w16 w16cex w16sdtdh">
+<w:styles xmlns:mc="http://schemas.openxmlformats.org/markup-compatibility/2006" xmlns:r="http://schemas.openxmlformats.org/officeDocument/2006/relationships" xmlns:w="http://schemas.openxmlformats.org/wordprocessingml/2006/main" xmlns:w14="http://schemas.microsoft.com/office/word/2010/wordml" xmlns:w15="http://schemas.microsoft.com/office/word/2012/wordml" xmlns:w16cex="http://schemas.microsoft.com/office/word/2018/wordml/cex" xmlns:w16cid="http://schemas.microsoft.com/office/word/2016/wordml/cid" xmlns:w16="http://schemas.microsoft.com/office/word/2018/wordml" xmlns:w16du="http://schemas.microsoft.com/office/word/2023/wordml/word16du" xmlns:w16sdtdh="http://schemas.microsoft.com/office/word/2020/wordml/sdtdatahash" xmlns:w16se="http://schemas.microsoft.com/office/word/2015/wordml/symex" mc:Ignorable="w14 w15 w16se w16cid w16 w16cex w16sdtdh w16du">
   <w:docDefaults>
     <w:rPrDefault>
       <w:rPr>
@@ -9968,6 +10592,72 @@
       </w:tblCellMar>
     </w:tblPr>
   </w:style>
+  <w:style w:type="character" w:styleId="Kommentarzeichen">
+    <w:name w:val="annotation reference"/>
+    <w:basedOn w:val="Absatz-Standardschriftart"/>
+    <w:uiPriority w:val="99"/>
+    <w:semiHidden/>
+    <w:unhideWhenUsed/>
+    <w:rsid w:val="00575214"/>
+    <w:rPr>
+      <w:sz w:val="16"/>
+      <w:szCs w:val="16"/>
+    </w:rPr>
+  </w:style>
+  <w:style w:type="paragraph" w:styleId="Kommentartext">
+    <w:name w:val="annotation text"/>
+    <w:basedOn w:val="Standard"/>
+    <w:link w:val="KommentartextZchn"/>
+    <w:uiPriority w:val="99"/>
+    <w:unhideWhenUsed/>
+    <w:rsid w:val="00575214"/>
+    <w:pPr>
+      <w:spacing w:line="240" w:lineRule="auto"/>
+    </w:pPr>
+    <w:rPr>
+      <w:sz w:val="20"/>
+      <w:szCs w:val="20"/>
+    </w:rPr>
+  </w:style>
+  <w:style w:type="character" w:customStyle="1" w:styleId="KommentartextZchn">
+    <w:name w:val="Kommentartext Zchn"/>
+    <w:basedOn w:val="Absatz-Standardschriftart"/>
+    <w:link w:val="Kommentartext"/>
+    <w:uiPriority w:val="99"/>
+    <w:rsid w:val="00575214"/>
+    <w:rPr>
+      <w:sz w:val="20"/>
+      <w:szCs w:val="20"/>
+    </w:rPr>
+  </w:style>
+  <w:style w:type="paragraph" w:styleId="Kommentarthema">
+    <w:name w:val="annotation subject"/>
+    <w:basedOn w:val="Kommentartext"/>
+    <w:next w:val="Kommentartext"/>
+    <w:link w:val="KommentarthemaZchn"/>
+    <w:uiPriority w:val="99"/>
+    <w:semiHidden/>
+    <w:unhideWhenUsed/>
+    <w:rsid w:val="00575214"/>
+    <w:rPr>
+      <w:b/>
+      <w:bCs/>
+    </w:rPr>
+  </w:style>
+  <w:style w:type="character" w:customStyle="1" w:styleId="KommentarthemaZchn">
+    <w:name w:val="Kommentarthema Zchn"/>
+    <w:basedOn w:val="KommentartextZchn"/>
+    <w:link w:val="Kommentarthema"/>
+    <w:uiPriority w:val="99"/>
+    <w:semiHidden/>
+    <w:rsid w:val="00575214"/>
+    <w:rPr>
+      <w:b/>
+      <w:bCs/>
+      <w:sz w:val="20"/>
+      <w:szCs w:val="20"/>
+    </w:rPr>
+  </w:style>
 </w:styles>
 </file>
 

--- a/material/Template Praeregistrierung.docx
+++ b/material/Template Praeregistrierung.docx
@@ -1,6 +1,6 @@
 
 <file path=word/document.xml><?xml version="1.0" encoding="utf-8"?>
-<w:document xmlns:wpc="http://schemas.microsoft.com/office/word/2010/wordprocessingCanvas" xmlns:cx="http://schemas.microsoft.com/office/drawing/2014/chartex" xmlns:cx1="http://schemas.microsoft.com/office/drawing/2015/9/8/chartex" xmlns:cx2="http://schemas.microsoft.com/office/drawing/2015/10/21/chartex" xmlns:cx3="http://schemas.microsoft.com/office/drawing/2016/5/9/chartex" xmlns:cx4="http://schemas.microsoft.com/office/drawing/2016/5/10/chartex" xmlns:cx5="http://schemas.microsoft.com/office/drawing/2016/5/11/chartex" xmlns:cx6="http://schemas.microsoft.com/office/drawing/2016/5/12/chartex" xmlns:cx7="http://schemas.microsoft.com/office/drawing/2016/5/13/chartex" xmlns:cx8="http://schemas.microsoft.com/office/drawing/2016/5/14/chartex" xmlns:mc="http://schemas.openxmlformats.org/markup-compatibility/2006" xmlns:aink="http://schemas.microsoft.com/office/drawing/2016/ink" xmlns:am3d="http://schemas.microsoft.com/office/drawing/2017/model3d" xmlns:o="urn:schemas-microsoft-com:office:office" xmlns:oel="http://schemas.microsoft.com/office/2019/extlst" xmlns:r="http://schemas.openxmlformats.org/officeDocument/2006/relationships" xmlns:m="http://schemas.openxmlformats.org/officeDocument/2006/math" xmlns:v="urn:schemas-microsoft-com:vml" xmlns:wp14="http://schemas.microsoft.com/office/word/2010/wordprocessingDrawing" xmlns:wp="http://schemas.openxmlformats.org/drawingml/2006/wordprocessingDrawing" xmlns:w10="urn:schemas-microsoft-com:office:word" xmlns:w="http://schemas.openxmlformats.org/wordprocessingml/2006/main" xmlns:w14="http://schemas.microsoft.com/office/word/2010/wordml" xmlns:w15="http://schemas.microsoft.com/office/word/2012/wordml" xmlns:w16cex="http://schemas.microsoft.com/office/word/2018/wordml/cex" xmlns:w16cid="http://schemas.microsoft.com/office/word/2016/wordml/cid" xmlns:w16="http://schemas.microsoft.com/office/word/2018/wordml" xmlns:w16du="http://schemas.microsoft.com/office/word/2023/wordml/word16du" xmlns:w16sdtdh="http://schemas.microsoft.com/office/word/2020/wordml/sdtdatahash" xmlns:w16se="http://schemas.microsoft.com/office/word/2015/wordml/symex" xmlns:wpg="http://schemas.microsoft.com/office/word/2010/wordprocessingGroup" xmlns:wpi="http://schemas.microsoft.com/office/word/2010/wordprocessingInk" xmlns:wne="http://schemas.microsoft.com/office/word/2006/wordml" xmlns:wps="http://schemas.microsoft.com/office/word/2010/wordprocessingShape" mc:Ignorable="w14 w15 w16se w16cid w16 w16cex w16sdtdh w16du wp14">
+<w:document xmlns:wpc="http://schemas.microsoft.com/office/word/2010/wordprocessingCanvas" xmlns:cx="http://schemas.microsoft.com/office/drawing/2014/chartex" xmlns:cx1="http://schemas.microsoft.com/office/drawing/2015/9/8/chartex" xmlns:cx2="http://schemas.microsoft.com/office/drawing/2015/10/21/chartex" xmlns:cx3="http://schemas.microsoft.com/office/drawing/2016/5/9/chartex" xmlns:cx4="http://schemas.microsoft.com/office/drawing/2016/5/10/chartex" xmlns:cx5="http://schemas.microsoft.com/office/drawing/2016/5/11/chartex" xmlns:cx6="http://schemas.microsoft.com/office/drawing/2016/5/12/chartex" xmlns:cx7="http://schemas.microsoft.com/office/drawing/2016/5/13/chartex" xmlns:cx8="http://schemas.microsoft.com/office/drawing/2016/5/14/chartex" xmlns:mc="http://schemas.openxmlformats.org/markup-compatibility/2006" xmlns:aink="http://schemas.microsoft.com/office/drawing/2016/ink" xmlns:am3d="http://schemas.microsoft.com/office/drawing/2017/model3d" xmlns:o="urn:schemas-microsoft-com:office:office" xmlns:oel="http://schemas.microsoft.com/office/2019/extlst" xmlns:r="http://schemas.openxmlformats.org/officeDocument/2006/relationships" xmlns:m="http://schemas.openxmlformats.org/officeDocument/2006/math" xmlns:v="urn:schemas-microsoft-com:vml" xmlns:wp14="http://schemas.microsoft.com/office/word/2010/wordprocessingDrawing" xmlns:wp="http://schemas.openxmlformats.org/drawingml/2006/wordprocessingDrawing" xmlns:w10="urn:schemas-microsoft-com:office:word" xmlns:w="http://schemas.openxmlformats.org/wordprocessingml/2006/main" xmlns:w14="http://schemas.microsoft.com/office/word/2010/wordml" xmlns:w15="http://schemas.microsoft.com/office/word/2012/wordml" xmlns:w16cex="http://schemas.microsoft.com/office/word/2018/wordml/cex" xmlns:w16cid="http://schemas.microsoft.com/office/word/2016/wordml/cid" xmlns:w16="http://schemas.microsoft.com/office/word/2018/wordml" xmlns:w16du="http://schemas.microsoft.com/office/word/2023/wordml/word16du" xmlns:w16sdtdh="http://schemas.microsoft.com/office/word/2020/wordml/sdtdatahash" xmlns:w16sdtfl="http://schemas.microsoft.com/office/word/2024/wordml/sdtformatlock" xmlns:w16se="http://schemas.microsoft.com/office/word/2015/wordml/symex" xmlns:wpg="http://schemas.microsoft.com/office/word/2010/wordprocessingGroup" xmlns:wpi="http://schemas.microsoft.com/office/word/2010/wordprocessingInk" xmlns:wne="http://schemas.microsoft.com/office/word/2006/wordml" xmlns:wps="http://schemas.microsoft.com/office/word/2010/wordprocessingShape" mc:Ignorable="w14 w15 w16se w16cid w16 w16cex w16sdtdh w16sdtfl w16du wp14">
   <w:body>
     <w:p>
       <w:pPr>
@@ -137,16 +137,29 @@
               </w:rPr>
               <w:t>The title should be focused and descriptive, using relevant key terms to reflect what will be done in the study. Use title case (</w:t>
             </w:r>
-            <w:hyperlink r:id="rId9">
-              <w:r>
-                <w:rPr>
-                  <w:color w:val="1155CC"/>
-                  <w:u w:val="single"/>
-                  <w:lang w:val="en-US"/>
-                </w:rPr>
-                <w:t>https://apastyle.apa.org/style-grammar-guidelines/capitalization/title-case</w:t>
-              </w:r>
-            </w:hyperlink>
+            <w:r>
+              <w:fldChar w:fldCharType="begin"/>
+            </w:r>
+            <w:r>
+              <w:rPr>
+                <w:lang w:val="en-US"/>
+              </w:rPr>
+              <w:instrText>HYPERLINK "https://apastyle.apa.org/style-grammar-guidelines/capitalization/title-case" \h</w:instrText>
+            </w:r>
+            <w:r>
+              <w:fldChar w:fldCharType="separate"/>
+            </w:r>
+            <w:r>
+              <w:rPr>
+                <w:color w:val="1155CC"/>
+                <w:u w:val="single"/>
+                <w:lang w:val="en-US"/>
+              </w:rPr>
+              <w:t>https://apastyle.apa.org/style-grammar-guidelines/capitalization/title-case</w:t>
+            </w:r>
+            <w:r>
+              <w:fldChar w:fldCharType="end"/>
+            </w:r>
             <w:r>
               <w:rPr>
                 <w:lang w:val="en-US"/>
@@ -435,56 +448,82 @@
               </w:rPr>
               <w:t xml:space="preserve"> for an example of persistent ID (</w:t>
             </w:r>
-            <w:hyperlink r:id="rId10">
-              <w:r>
-                <w:rPr>
-                  <w:color w:val="1155CC"/>
-                  <w:sz w:val="20"/>
-                  <w:szCs w:val="20"/>
-                  <w:u w:val="single"/>
-                  <w:lang w:val="en-US"/>
-                </w:rPr>
-                <w:t>https://orcid.org/</w:t>
-              </w:r>
-            </w:hyperlink>
-            <w:r>
-              <w:rPr>
+            <w:r>
+              <w:fldChar w:fldCharType="begin"/>
+            </w:r>
+            <w:r>
+              <w:rPr>
+                <w:lang w:val="en-US"/>
+              </w:rPr>
+              <w:instrText>HYPERLINK "https://orcid.org/" \h</w:instrText>
+            </w:r>
+            <w:r>
+              <w:fldChar w:fldCharType="separate"/>
+            </w:r>
+            <w:r>
+              <w:rPr>
+                <w:color w:val="1155CC"/>
                 <w:sz w:val="20"/>
                 <w:szCs w:val="20"/>
-                <w:lang w:val="en-US"/>
-              </w:rPr>
-              <w:t xml:space="preserve">). Optional: include the intended contribution of each person listed (e.g. statistical analysis, data collection; see </w:t>
-            </w:r>
-            <w:proofErr w:type="spellStart"/>
+                <w:u w:val="single"/>
+                <w:lang w:val="en-US"/>
+              </w:rPr>
+              <w:t>https://orcid.org/</w:t>
+            </w:r>
+            <w:r>
+              <w:fldChar w:fldCharType="end"/>
+            </w:r>
             <w:r>
               <w:rPr>
                 <w:sz w:val="20"/>
                 <w:szCs w:val="20"/>
                 <w:lang w:val="en-US"/>
               </w:rPr>
-              <w:t>CRediT</w:t>
-            </w:r>
-            <w:proofErr w:type="spellEnd"/>
+              <w:t xml:space="preserve">). Optional: include the intended contribution of each person listed (e.g. statistical analysis, data collection; see </w:t>
+            </w:r>
+            <w:proofErr w:type="spellStart"/>
             <w:r>
               <w:rPr>
                 <w:sz w:val="20"/>
                 <w:szCs w:val="20"/>
                 <w:lang w:val="en-US"/>
               </w:rPr>
+              <w:t>CRediT</w:t>
+            </w:r>
+            <w:proofErr w:type="spellEnd"/>
+            <w:r>
+              <w:rPr>
+                <w:sz w:val="20"/>
+                <w:szCs w:val="20"/>
+                <w:lang w:val="en-US"/>
+              </w:rPr>
               <w:t xml:space="preserve">, </w:t>
             </w:r>
-            <w:hyperlink r:id="rId11">
-              <w:r>
-                <w:rPr>
-                  <w:color w:val="1155CC"/>
-                  <w:sz w:val="20"/>
-                  <w:szCs w:val="20"/>
-                  <w:u w:val="single"/>
-                  <w:lang w:val="en-US"/>
-                </w:rPr>
-                <w:t>https://casrai.org/credit/</w:t>
-              </w:r>
-            </w:hyperlink>
+            <w:r>
+              <w:fldChar w:fldCharType="begin"/>
+            </w:r>
+            <w:r>
+              <w:rPr>
+                <w:lang w:val="en-US"/>
+              </w:rPr>
+              <w:instrText>HYPERLINK "https://casrai.org/credit/" \h</w:instrText>
+            </w:r>
+            <w:r>
+              <w:fldChar w:fldCharType="separate"/>
+            </w:r>
+            <w:r>
+              <w:rPr>
+                <w:color w:val="1155CC"/>
+                <w:sz w:val="20"/>
+                <w:szCs w:val="20"/>
+                <w:u w:val="single"/>
+                <w:lang w:val="en-US"/>
+              </w:rPr>
+              <w:t>https://casrai.org/credit/</w:t>
+            </w:r>
+            <w:r>
+              <w:fldChar w:fldCharType="end"/>
+            </w:r>
             <w:r>
               <w:rPr>
                 <w:sz w:val="20"/>
@@ -3613,7 +3652,21 @@
               <w:rPr>
                 <w:lang w:val="en-US"/>
               </w:rPr>
-              <w:t xml:space="preserve">(1) Relevant sample sizes: e.g., single groups, multiple groups, and sample sizes (or sample ranges) found at each level of multilevel data. (2) Provide power analysis (e.g. power curves) for fixed-N designs. For sequential designs, indicate your ‘stopping rule’ such as the points at which you intend to be viewing your data </w:t>
+              <w:t xml:space="preserve">(1) Relevant sample sizes: e.g., single groups, multiple groups, and sample sizes (or sample ranges) found at each level of multilevel data. (2) Provide power analysis (e.g. power curves) for fixed-N designs. For sequential designs, indicate your ‘stopping </w:t>
+            </w:r>
+            <w:proofErr w:type="gramStart"/>
+            <w:r>
+              <w:rPr>
+                <w:lang w:val="en-US"/>
+              </w:rPr>
+              <w:t>rule’</w:t>
+            </w:r>
+            <w:proofErr w:type="gramEnd"/>
+            <w:r>
+              <w:rPr>
+                <w:lang w:val="en-US"/>
+              </w:rPr>
+              <w:t xml:space="preserve"> such as the points at which you intend to be viewing your data </w:t>
             </w:r>
             <w:proofErr w:type="gramStart"/>
             <w:r>
@@ -5307,17 +5360,8 @@
                 <w:highlight w:val="yellow"/>
                 <w:lang w:val="en-US"/>
               </w:rPr>
-              <w:t xml:space="preserve">in </w:t>
-            </w:r>
-            <w:proofErr w:type="spellStart"/>
-            <w:r>
-              <w:rPr>
-                <w:highlight w:val="yellow"/>
-                <w:lang w:val="en-US"/>
-              </w:rPr>
-              <w:t>Stichpunkten</w:t>
-            </w:r>
-            <w:proofErr w:type="spellEnd"/>
+              <w:t>in Stichpunkten</w:t>
+            </w:r>
           </w:p>
         </w:tc>
       </w:tr>
@@ -6177,6 +6221,7 @@
                 <w:b/>
               </w:rPr>
             </w:pPr>
+            <w:commentRangeStart w:id="53"/>
             <w:r>
               <w:rPr>
                 <w:b/>
@@ -6191,7 +6236,15 @@
               </w:rPr>
               <w:t>preprocessing</w:t>
             </w:r>
+            <w:commentRangeEnd w:id="53"/>
             <w:proofErr w:type="spellEnd"/>
+            <w:r>
+              <w:rPr>
+                <w:rStyle w:val="Kommentarzeichen"/>
+                <w:color w:val="auto"/>
+              </w:rPr>
+              <w:commentReference w:id="53"/>
+            </w:r>
           </w:p>
         </w:tc>
       </w:tr>
@@ -6395,9 +6448,9 @@
                 <w:lang w:val="en-US"/>
               </w:rPr>
             </w:pPr>
-            <w:bookmarkStart w:id="53" w:name="_b4jzfn2w8nzy" w:colFirst="0" w:colLast="0"/>
-            <w:bookmarkEnd w:id="53"/>
-            <w:commentRangeStart w:id="54"/>
+            <w:bookmarkStart w:id="54" w:name="_b4jzfn2w8nzy" w:colFirst="0" w:colLast="0"/>
+            <w:bookmarkEnd w:id="54"/>
+            <w:commentRangeStart w:id="55"/>
             <w:r>
               <w:rPr>
                 <w:b/>
@@ -6405,13 +6458,13 @@
               </w:rPr>
               <w:t>AP4 Reliability analysis (if applicable)</w:t>
             </w:r>
-            <w:commentRangeEnd w:id="54"/>
+            <w:commentRangeEnd w:id="55"/>
             <w:r>
               <w:rPr>
                 <w:rStyle w:val="Kommentarzeichen"/>
                 <w:color w:val="auto"/>
               </w:rPr>
-              <w:commentReference w:id="54"/>
+              <w:commentReference w:id="55"/>
             </w:r>
           </w:p>
         </w:tc>
@@ -6599,9 +6652,9 @@
                 <w:b/>
               </w:rPr>
             </w:pPr>
-            <w:bookmarkStart w:id="55" w:name="_ycnuocdta1ot" w:colFirst="0" w:colLast="0"/>
-            <w:bookmarkEnd w:id="55"/>
-            <w:commentRangeStart w:id="56"/>
+            <w:bookmarkStart w:id="56" w:name="_ycnuocdta1ot" w:colFirst="0" w:colLast="0"/>
+            <w:bookmarkEnd w:id="56"/>
+            <w:commentRangeStart w:id="57"/>
             <w:r>
               <w:rPr>
                 <w:b/>
@@ -6629,14 +6682,14 @@
               </w:rPr>
               <w:t>statistics</w:t>
             </w:r>
-            <w:commentRangeEnd w:id="56"/>
+            <w:commentRangeEnd w:id="57"/>
             <w:proofErr w:type="spellEnd"/>
             <w:r>
               <w:rPr>
                 <w:rStyle w:val="Kommentarzeichen"/>
                 <w:color w:val="auto"/>
               </w:rPr>
-              <w:commentReference w:id="56"/>
+              <w:commentReference w:id="57"/>
             </w:r>
           </w:p>
         </w:tc>
@@ -6789,8 +6842,8 @@
                 <w:lang w:val="en-US"/>
               </w:rPr>
             </w:pPr>
-            <w:bookmarkStart w:id="57" w:name="_mkqs45uzrw6y" w:colFirst="0" w:colLast="0"/>
-            <w:bookmarkEnd w:id="57"/>
+            <w:bookmarkStart w:id="58" w:name="_mkqs45uzrw6y" w:colFirst="0" w:colLast="0"/>
+            <w:bookmarkEnd w:id="58"/>
             <w:r>
               <w:rPr>
                 <w:b/>
@@ -7334,8 +7387,8 @@
           <w:lang w:val="en-US"/>
         </w:rPr>
       </w:pPr>
-      <w:bookmarkStart w:id="58" w:name="_5ff9zid4yout" w:colFirst="0" w:colLast="0"/>
-      <w:bookmarkEnd w:id="58"/>
+      <w:bookmarkStart w:id="59" w:name="_5ff9zid4yout" w:colFirst="0" w:colLast="0"/>
+      <w:bookmarkEnd w:id="59"/>
     </w:p>
     <w:tbl>
       <w:tblPr>
@@ -7643,7 +7696,27 @@
                 <w:highlight w:val="yellow"/>
                 <w:lang w:val="en-US"/>
               </w:rPr>
-              <w:t xml:space="preserve">for the ANOVA </w:t>
+              <w:t xml:space="preserve">for the </w:t>
+            </w:r>
+            <w:proofErr w:type="gramStart"/>
+            <w:r>
+              <w:rPr>
+                <w:i/>
+                <w:iCs/>
+                <w:highlight w:val="yellow"/>
+                <w:lang w:val="en-US"/>
+              </w:rPr>
+              <w:t>ANOVA</w:t>
+            </w:r>
+            <w:proofErr w:type="gramEnd"/>
+            <w:r>
+              <w:rPr>
+                <w:i/>
+                <w:iCs/>
+                <w:highlight w:val="yellow"/>
+                <w:lang w:val="en-US"/>
+              </w:rPr>
+              <w:t xml:space="preserve"> </w:t>
             </w:r>
             <w:r>
               <w:rPr>
@@ -7744,6 +7817,7 @@
               <w:t xml:space="preserve">) function from the </w:t>
             </w:r>
             <w:proofErr w:type="spellStart"/>
+            <w:proofErr w:type="gramStart"/>
             <w:r>
               <w:rPr>
                 <w:i/>
@@ -7761,7 +7835,17 @@
                 <w:highlight w:val="yellow"/>
                 <w:lang w:val="en-US"/>
               </w:rPr>
-              <w:t>() package.</w:t>
+              <w:t>(</w:t>
+            </w:r>
+            <w:proofErr w:type="gramEnd"/>
+            <w:r>
+              <w:rPr>
+                <w:i/>
+                <w:iCs/>
+                <w:highlight w:val="yellow"/>
+                <w:lang w:val="en-US"/>
+              </w:rPr>
+              <w:t>) package.</w:t>
             </w:r>
             <w:r>
               <w:rPr>
@@ -7781,8 +7865,8 @@
           <w:lang w:val="en-US"/>
         </w:rPr>
       </w:pPr>
-      <w:bookmarkStart w:id="59" w:name="_zi60sryd0c6u" w:colFirst="0" w:colLast="0"/>
-      <w:bookmarkEnd w:id="59"/>
+      <w:bookmarkStart w:id="60" w:name="_zi60sryd0c6u" w:colFirst="0" w:colLast="0"/>
+      <w:bookmarkEnd w:id="60"/>
     </w:p>
     <w:tbl>
       <w:tblPr>
@@ -7977,8 +8061,8 @@
                 <w:b/>
               </w:rPr>
             </w:pPr>
-            <w:bookmarkStart w:id="60" w:name="_b1inerpqqi8f" w:colFirst="0" w:colLast="0"/>
-            <w:bookmarkEnd w:id="60"/>
+            <w:bookmarkStart w:id="61" w:name="_b1inerpqqi8f" w:colFirst="0" w:colLast="0"/>
+            <w:bookmarkEnd w:id="61"/>
             <w:r>
               <w:rPr>
                 <w:b/>
@@ -8050,8 +8134,8 @@
           <w:szCs w:val="42"/>
         </w:rPr>
       </w:pPr>
-      <w:bookmarkStart w:id="61" w:name="_p7hcihg4gfht" w:colFirst="0" w:colLast="0"/>
-      <w:bookmarkEnd w:id="61"/>
+      <w:bookmarkStart w:id="62" w:name="_p7hcihg4gfht" w:colFirst="0" w:colLast="0"/>
+      <w:bookmarkEnd w:id="62"/>
     </w:p>
     <w:p>
       <w:pPr>
@@ -8063,8 +8147,8 @@
           <w:szCs w:val="48"/>
         </w:rPr>
       </w:pPr>
-      <w:bookmarkStart w:id="62" w:name="_wp1lybcoycmq" w:colFirst="0" w:colLast="0"/>
-      <w:bookmarkEnd w:id="62"/>
+      <w:bookmarkStart w:id="63" w:name="_wp1lybcoycmq" w:colFirst="0" w:colLast="0"/>
+      <w:bookmarkEnd w:id="63"/>
       <w:r>
         <w:br w:type="page"/>
       </w:r>
@@ -8080,8 +8164,8 @@
           <w:lang w:val="en-US"/>
         </w:rPr>
       </w:pPr>
-      <w:bookmarkStart w:id="63" w:name="_u5e5i193cyq" w:colFirst="0" w:colLast="0"/>
-      <w:bookmarkEnd w:id="63"/>
+      <w:bookmarkStart w:id="64" w:name="_u5e5i193cyq" w:colFirst="0" w:colLast="0"/>
+      <w:bookmarkEnd w:id="64"/>
       <w:r>
         <w:rPr>
           <w:b/>
@@ -8159,8 +8243,8 @@
                 <w:b/>
               </w:rPr>
             </w:pPr>
-            <w:bookmarkStart w:id="64" w:name="_tz625kiuii0o" w:colFirst="0" w:colLast="0"/>
-            <w:bookmarkEnd w:id="64"/>
+            <w:bookmarkStart w:id="65" w:name="_tz625kiuii0o" w:colFirst="0" w:colLast="0"/>
+            <w:bookmarkEnd w:id="65"/>
             <w:r>
               <w:rPr>
                 <w:b/>
@@ -8266,8 +8350,8 @@
           <w:szCs w:val="48"/>
         </w:rPr>
       </w:pPr>
-      <w:bookmarkStart w:id="65" w:name="_gubkr1le3tv7" w:colFirst="0" w:colLast="0"/>
-      <w:bookmarkEnd w:id="65"/>
+      <w:bookmarkStart w:id="66" w:name="_gubkr1le3tv7" w:colFirst="0" w:colLast="0"/>
+      <w:bookmarkEnd w:id="66"/>
       <w:r>
         <w:rPr>
           <w:b/>
@@ -8319,8 +8403,8 @@
                 <w:b/>
               </w:rPr>
             </w:pPr>
-            <w:bookmarkStart w:id="66" w:name="_ammw3g4v417g" w:colFirst="0" w:colLast="0"/>
-            <w:bookmarkEnd w:id="66"/>
+            <w:bookmarkStart w:id="67" w:name="_ammw3g4v417g" w:colFirst="0" w:colLast="0"/>
+            <w:bookmarkEnd w:id="67"/>
             <w:r>
               <w:rPr>
                 <w:b/>
@@ -8356,16 +8440,29 @@
               </w:rPr>
               <w:t xml:space="preserve">Enter your references below. Use a consistent format (e.g., </w:t>
             </w:r>
-            <w:hyperlink r:id="rId12">
-              <w:r>
-                <w:rPr>
-                  <w:color w:val="1155CC"/>
-                  <w:u w:val="single"/>
-                  <w:lang w:val="en-US"/>
-                </w:rPr>
-                <w:t>https://apastyle.apa.org/style-grammar-guidelines/references/examples</w:t>
-              </w:r>
-            </w:hyperlink>
+            <w:r>
+              <w:fldChar w:fldCharType="begin"/>
+            </w:r>
+            <w:r>
+              <w:rPr>
+                <w:lang w:val="en-US"/>
+              </w:rPr>
+              <w:instrText>HYPERLINK "https://apastyle.apa.org/style-grammar-guidelines/references/examples" \h</w:instrText>
+            </w:r>
+            <w:r>
+              <w:fldChar w:fldCharType="separate"/>
+            </w:r>
+            <w:r>
+              <w:rPr>
+                <w:color w:val="1155CC"/>
+                <w:u w:val="single"/>
+                <w:lang w:val="en-US"/>
+              </w:rPr>
+              <w:t>https://apastyle.apa.org/style-grammar-guidelines/references/examples</w:t>
+            </w:r>
+            <w:r>
+              <w:fldChar w:fldCharType="end"/>
+            </w:r>
             <w:r>
               <w:rPr>
                 <w:lang w:val="en-US"/>
@@ -8515,15 +8612,28 @@
               </w:rPr>
               <w:t xml:space="preserve">, version 2 (available at </w:t>
             </w:r>
-            <w:hyperlink r:id="rId13">
-              <w:r>
-                <w:rPr>
-                  <w:u w:val="single"/>
-                  <w:lang w:val="en-US"/>
-                </w:rPr>
-                <w:t>https://www.psycharchives.org/</w:t>
-              </w:r>
-            </w:hyperlink>
+            <w:r>
+              <w:fldChar w:fldCharType="begin"/>
+            </w:r>
+            <w:r>
+              <w:rPr>
+                <w:lang w:val="en-US"/>
+              </w:rPr>
+              <w:instrText>HYPERLINK "https://www.psycharchives.org/" \h</w:instrText>
+            </w:r>
+            <w:r>
+              <w:fldChar w:fldCharType="separate"/>
+            </w:r>
+            <w:r>
+              <w:rPr>
+                <w:u w:val="single"/>
+                <w:lang w:val="en-US"/>
+              </w:rPr>
+              <w:t>https://www.psycharchives.org/</w:t>
+            </w:r>
+            <w:r>
+              <w:fldChar w:fldCharType="end"/>
+            </w:r>
             <w:r>
               <w:rPr>
                 <w:color w:val="434343"/>
@@ -8554,16 +8664,29 @@
               </w:rPr>
               <w:t xml:space="preserve">The template was developed by a task force composed of members of the American Psychological Association (APA), the British Psychological Society (BPS), the German Psychological Society (DGPs), the Center for Open Science (COS), and the Leibniz Institute for Psychology (ZPID). This work is licensed under the </w:t>
             </w:r>
-            <w:hyperlink r:id="rId14">
-              <w:r>
-                <w:rPr>
-                  <w:color w:val="1155CC"/>
-                  <w:u w:val="single"/>
-                  <w:lang w:val="en-US"/>
-                </w:rPr>
-                <w:t>CC BY 4.0</w:t>
-              </w:r>
-            </w:hyperlink>
+            <w:r>
+              <w:fldChar w:fldCharType="begin"/>
+            </w:r>
+            <w:r>
+              <w:rPr>
+                <w:lang w:val="en-US"/>
+              </w:rPr>
+              <w:instrText>HYPERLINK "https://creativecommons.org/licenses/by/4.0" \h</w:instrText>
+            </w:r>
+            <w:r>
+              <w:fldChar w:fldCharType="separate"/>
+            </w:r>
+            <w:r>
+              <w:rPr>
+                <w:color w:val="1155CC"/>
+                <w:u w:val="single"/>
+                <w:lang w:val="en-US"/>
+              </w:rPr>
+              <w:t>CC BY 4.0</w:t>
+            </w:r>
+            <w:r>
+              <w:fldChar w:fldCharType="end"/>
+            </w:r>
             <w:r>
               <w:rPr>
                 <w:color w:val="434343"/>
@@ -8611,36 +8734,62 @@
               </w:rPr>
               <w:t xml:space="preserve"> by visiting </w:t>
             </w:r>
-            <w:hyperlink r:id="rId15">
-              <w:r>
-                <w:rPr>
-                  <w:color w:val="434343"/>
-                  <w:u w:val="single"/>
-                  <w:lang w:val="en-US"/>
-                </w:rPr>
-                <w:t>https://leibniz-psychology.org/</w:t>
-              </w:r>
-            </w:hyperlink>
+            <w:r>
+              <w:fldChar w:fldCharType="begin"/>
+            </w:r>
+            <w:r>
+              <w:rPr>
+                <w:lang w:val="en-US"/>
+              </w:rPr>
+              <w:instrText>HYPERLINK "https://leibniz-psychology.org/" \h</w:instrText>
+            </w:r>
+            <w:r>
+              <w:fldChar w:fldCharType="separate"/>
+            </w:r>
             <w:r>
               <w:rPr>
                 <w:color w:val="434343"/>
+                <w:u w:val="single"/>
+                <w:lang w:val="en-US"/>
+              </w:rPr>
+              <w:t>https://leibniz-psychology.org/</w:t>
+            </w:r>
+            <w:r>
+              <w:fldChar w:fldCharType="end"/>
+            </w:r>
+            <w:r>
+              <w:rPr>
+                <w:color w:val="434343"/>
                 <w:lang w:val="en-US"/>
               </w:rPr>
               <w:t xml:space="preserve"> and </w:t>
             </w:r>
-            <w:hyperlink r:id="rId16">
-              <w:r>
-                <w:rPr>
-                  <w:color w:val="434343"/>
-                  <w:u w:val="single"/>
-                  <w:lang w:val="en-US"/>
-                </w:rPr>
-                <w:t>http://prereg-psych.org/</w:t>
-              </w:r>
-            </w:hyperlink>
+            <w:r>
+              <w:fldChar w:fldCharType="begin"/>
+            </w:r>
+            <w:r>
+              <w:rPr>
+                <w:lang w:val="en-US"/>
+              </w:rPr>
+              <w:instrText>HYPERLINK "http://prereg-psych.org/" \h</w:instrText>
+            </w:r>
+            <w:r>
+              <w:fldChar w:fldCharType="separate"/>
+            </w:r>
             <w:r>
               <w:rPr>
                 <w:color w:val="434343"/>
+                <w:u w:val="single"/>
+                <w:lang w:val="en-US"/>
+              </w:rPr>
+              <w:t>http://prereg-psych.org/</w:t>
+            </w:r>
+            <w:r>
+              <w:fldChar w:fldCharType="end"/>
+            </w:r>
+            <w:r>
+              <w:rPr>
+                <w:color w:val="434343"/>
                 <w:lang w:val="en-US"/>
               </w:rPr>
               <w:t xml:space="preserve">, respectively. </w:t>
@@ -8685,7 +8834,7 @@
               </w:rPr>
               <w:t xml:space="preserve"> via </w:t>
             </w:r>
-            <w:hyperlink r:id="rId17">
+            <w:hyperlink r:id="rId9">
               <w:r>
                 <w:rPr>
                   <w:color w:val="434343"/>
@@ -8809,8 +8958,8 @@
           <w:lang w:val="en-US"/>
         </w:rPr>
       </w:pPr>
-      <w:bookmarkStart w:id="67" w:name="_xdw3tpb0ez5l" w:colFirst="0" w:colLast="0"/>
-      <w:bookmarkEnd w:id="67"/>
+      <w:bookmarkStart w:id="68" w:name="_xdw3tpb0ez5l" w:colFirst="0" w:colLast="0"/>
+      <w:bookmarkEnd w:id="68"/>
     </w:p>
     <w:sectPr>
       <w:pgSz w:w="11909" w:h="16834"/>
@@ -8823,7 +8972,7 @@
 </file>
 
 <file path=word/comments.xml><?xml version="1.0" encoding="utf-8"?>
-<w:comments xmlns:wpc="http://schemas.microsoft.com/office/word/2010/wordprocessingCanvas" xmlns:cx="http://schemas.microsoft.com/office/drawing/2014/chartex" xmlns:cx1="http://schemas.microsoft.com/office/drawing/2015/9/8/chartex" xmlns:cx2="http://schemas.microsoft.com/office/drawing/2015/10/21/chartex" xmlns:cx3="http://schemas.microsoft.com/office/drawing/2016/5/9/chartex" xmlns:cx4="http://schemas.microsoft.com/office/drawing/2016/5/10/chartex" xmlns:cx5="http://schemas.microsoft.com/office/drawing/2016/5/11/chartex" xmlns:cx6="http://schemas.microsoft.com/office/drawing/2016/5/12/chartex" xmlns:cx7="http://schemas.microsoft.com/office/drawing/2016/5/13/chartex" xmlns:cx8="http://schemas.microsoft.com/office/drawing/2016/5/14/chartex" xmlns:mc="http://schemas.openxmlformats.org/markup-compatibility/2006" xmlns:aink="http://schemas.microsoft.com/office/drawing/2016/ink" xmlns:am3d="http://schemas.microsoft.com/office/drawing/2017/model3d" xmlns:o="urn:schemas-microsoft-com:office:office" xmlns:oel="http://schemas.microsoft.com/office/2019/extlst" xmlns:r="http://schemas.openxmlformats.org/officeDocument/2006/relationships" xmlns:m="http://schemas.openxmlformats.org/officeDocument/2006/math" xmlns:v="urn:schemas-microsoft-com:vml" xmlns:wp14="http://schemas.microsoft.com/office/word/2010/wordprocessingDrawing" xmlns:wp="http://schemas.openxmlformats.org/drawingml/2006/wordprocessingDrawing" xmlns:w10="urn:schemas-microsoft-com:office:word" xmlns:w="http://schemas.openxmlformats.org/wordprocessingml/2006/main" xmlns:w14="http://schemas.microsoft.com/office/word/2010/wordml" xmlns:w15="http://schemas.microsoft.com/office/word/2012/wordml" xmlns:w16cex="http://schemas.microsoft.com/office/word/2018/wordml/cex" xmlns:w16cid="http://schemas.microsoft.com/office/word/2016/wordml/cid" xmlns:w16="http://schemas.microsoft.com/office/word/2018/wordml" xmlns:w16du="http://schemas.microsoft.com/office/word/2023/wordml/word16du" xmlns:w16sdtdh="http://schemas.microsoft.com/office/word/2020/wordml/sdtdatahash" xmlns:w16se="http://schemas.microsoft.com/office/word/2015/wordml/symex" xmlns:wpg="http://schemas.microsoft.com/office/word/2010/wordprocessingGroup" xmlns:wpi="http://schemas.microsoft.com/office/word/2010/wordprocessingInk" xmlns:wne="http://schemas.microsoft.com/office/word/2006/wordml" xmlns:wps="http://schemas.microsoft.com/office/word/2010/wordprocessingShape" mc:Ignorable="w14 w15 w16se w16cid w16 w16cex w16sdtdh w16du wp14">
+<w:comments xmlns:wpc="http://schemas.microsoft.com/office/word/2010/wordprocessingCanvas" xmlns:cx="http://schemas.microsoft.com/office/drawing/2014/chartex" xmlns:cx1="http://schemas.microsoft.com/office/drawing/2015/9/8/chartex" xmlns:cx2="http://schemas.microsoft.com/office/drawing/2015/10/21/chartex" xmlns:cx3="http://schemas.microsoft.com/office/drawing/2016/5/9/chartex" xmlns:cx4="http://schemas.microsoft.com/office/drawing/2016/5/10/chartex" xmlns:cx5="http://schemas.microsoft.com/office/drawing/2016/5/11/chartex" xmlns:cx6="http://schemas.microsoft.com/office/drawing/2016/5/12/chartex" xmlns:cx7="http://schemas.microsoft.com/office/drawing/2016/5/13/chartex" xmlns:cx8="http://schemas.microsoft.com/office/drawing/2016/5/14/chartex" xmlns:mc="http://schemas.openxmlformats.org/markup-compatibility/2006" xmlns:aink="http://schemas.microsoft.com/office/drawing/2016/ink" xmlns:am3d="http://schemas.microsoft.com/office/drawing/2017/model3d" xmlns:o="urn:schemas-microsoft-com:office:office" xmlns:oel="http://schemas.microsoft.com/office/2019/extlst" xmlns:r="http://schemas.openxmlformats.org/officeDocument/2006/relationships" xmlns:m="http://schemas.openxmlformats.org/officeDocument/2006/math" xmlns:v="urn:schemas-microsoft-com:vml" xmlns:wp14="http://schemas.microsoft.com/office/word/2010/wordprocessingDrawing" xmlns:wp="http://schemas.openxmlformats.org/drawingml/2006/wordprocessingDrawing" xmlns:w10="urn:schemas-microsoft-com:office:word" xmlns:w="http://schemas.openxmlformats.org/wordprocessingml/2006/main" xmlns:w14="http://schemas.microsoft.com/office/word/2010/wordml" xmlns:w15="http://schemas.microsoft.com/office/word/2012/wordml" xmlns:w16cex="http://schemas.microsoft.com/office/word/2018/wordml/cex" xmlns:w16cid="http://schemas.microsoft.com/office/word/2016/wordml/cid" xmlns:w16="http://schemas.microsoft.com/office/word/2018/wordml" xmlns:w16du="http://schemas.microsoft.com/office/word/2023/wordml/word16du" xmlns:w16sdtdh="http://schemas.microsoft.com/office/word/2020/wordml/sdtdatahash" xmlns:w16sdtfl="http://schemas.microsoft.com/office/word/2024/wordml/sdtformatlock" xmlns:w16se="http://schemas.microsoft.com/office/word/2015/wordml/symex" xmlns:wpg="http://schemas.microsoft.com/office/word/2010/wordprocessingGroup" xmlns:wpi="http://schemas.microsoft.com/office/word/2010/wordprocessingInk" xmlns:wne="http://schemas.microsoft.com/office/word/2006/wordml" xmlns:wps="http://schemas.microsoft.com/office/word/2010/wordprocessingShape" mc:Ignorable="w14 w15 w16se w16cid w16 w16cex w16sdtdh w16sdtfl w16du wp14">
   <w:comment w:id="1" w:author="Caroline Zygar-Hoffmann" w:date="2024-10-16T18:00:00Z" w:initials="CZ">
     <w:p>
       <w:pPr>
@@ -8917,7 +9066,7 @@
         <w:annotationRef/>
       </w:r>
       <w:r>
-        <w:t>Alle T-Felder werden in der Sitzung am 19.11. besprochen und sollen als Praxisaufgabe vom 19.11. bearbeitet werden.</w:t>
+        <w:t>Alle T-Felder werden in der Sitzung am 13.05. besprochen und sollen als Praxisaufgabe vom 13.05. bearbeitet werden.</w:t>
       </w:r>
     </w:p>
   </w:comment>
@@ -8933,7 +9082,7 @@
         <w:annotationRef/>
       </w:r>
       <w:r>
-        <w:t>I1 und I2 werden in der Sitzung am 22.10. besprochen und sollen als Praxisaufgabe vom 22.10. und 29.10. bearbeitet werden.</w:t>
+        <w:t>I1 und I2 werden in der Sitzung am 15.04. besprochen und sollen als Praxisaufgabe vom 15.04. und 22.04. bearbeitet werden.</w:t>
       </w:r>
     </w:p>
   </w:comment>
@@ -8949,7 +9098,7 @@
         <w:annotationRef/>
       </w:r>
       <w:r>
-        <w:t>I3 und I4 werden in der Sitzung am 29.10. besprochen und sollen als Praxisaufgabe vom 29.10. bearbeitet werden.</w:t>
+        <w:t>I3 und I4 werden in der Sitzung am 22.04. besprochen und sollen als Praxisaufgabe vom 22.04. bearbeitet werden.</w:t>
       </w:r>
     </w:p>
   </w:comment>
@@ -8965,7 +9114,7 @@
         <w:annotationRef/>
       </w:r>
       <w:r>
-        <w:t>M1-M5 und M9 werden in der Sitzung am 19.11. besprochen und sollen als Praxisaufgabe vom 19.11. bearbeitet werden.</w:t>
+        <w:t>M1-M5 und M9 werden in der Sitzung am 13.05. besprochen und sollen als Praxisaufgabe vom 13.05. bearbeitet werden.</w:t>
       </w:r>
     </w:p>
   </w:comment>
@@ -8981,7 +9130,7 @@
         <w:annotationRef/>
       </w:r>
       <w:r>
-        <w:t>M6 wird in der Sitzung am 29.10. besprochen und soll als Praxisaufgabe vom 29.10. bearbeitet werden.</w:t>
+        <w:t>M6 wird in der Sitzung am 22.04. besprochen und soll als Praxisaufgabe vom 22.04. bearbeitet werden.</w:t>
       </w:r>
     </w:p>
   </w:comment>
@@ -8997,7 +9146,7 @@
         <w:annotationRef/>
       </w:r>
       <w:r>
-        <w:t>M7 &amp; M8 werden in der Sitzung am 12.11. besprochen und sollen als Praxisaufgabe vom 12.11. bearbeitet werden.</w:t>
+        <w:t>M7 &amp; M8 werden in der Sitzung am 06.05. besprochen und sollen als Praxisaufgabe vom 06.05. bearbeitet werden.</w:t>
       </w:r>
     </w:p>
   </w:comment>
@@ -9013,7 +9162,7 @@
         <w:annotationRef/>
       </w:r>
       <w:r>
-        <w:t>M10 &amp; M11 werden in der Sitzung am 19.11. besprochen und sollen als Praxisaufgabe vom 19.11. bearbeitet werden.</w:t>
+        <w:t>M10 &amp; M11 werden in der Sitzung am 22.04. besprochen und sollen als Praxisaufgabe vom 19.11. bearbeitet werden.</w:t>
       </w:r>
     </w:p>
   </w:comment>
@@ -9029,7 +9178,7 @@
         <w:annotationRef/>
       </w:r>
       <w:r>
-        <w:t>Alle T-Felder werden in der Sitzung am 06.11. besprochen und sollen als Praxisaufgabe vom 06.11. bearbeitet werden.</w:t>
+        <w:t>M12 &amp; M13 werden in der Sitzung am 29.04. besprochen und sollen als Praxisaufgabe vom 29.04. bearbeitet werden.</w:t>
       </w:r>
     </w:p>
   </w:comment>
@@ -9045,7 +9194,7 @@
         <w:annotationRef/>
       </w:r>
       <w:r>
-        <w:t>M14 &amp; M15 werden in der Sitzung am 29.10. besprochen und sollen als Praxisaufgabe vom 29.10. bearbeitet werden.</w:t>
+        <w:t>M14 &amp; M15 werden in der Sitzung am 22.04. besprochen und sollen als Praxisaufgabe vom 22.04. bearbeitet werden.</w:t>
       </w:r>
     </w:p>
   </w:comment>
@@ -9061,11 +9210,11 @@
         <w:annotationRef/>
       </w:r>
       <w:r>
-        <w:t>AP1-AP3 werden in der Sitzung am 12.11. besprochen und sollen als Praxisaufgabe vom 12.11. bearbeitet werden.</w:t>
+        <w:t>AP1-AP2 werden in der Sitzung am 06.05. besprochen und sollen als Praxisaufgabe vom 06.05. bearbeitet werden.</w:t>
       </w:r>
     </w:p>
   </w:comment>
-  <w:comment w:id="54" w:author="Caroline Zygar-Hoffmann" w:date="2024-10-17T14:27:00Z" w:initials="CZ">
+  <w:comment w:id="53" w:author="Caroline Zygar-Hoffmann" w:date="2025-04-14T15:13:00Z" w:initials="CZ">
     <w:p>
       <w:pPr>
         <w:pStyle w:val="Kommentartext"/>
@@ -9077,11 +9226,11 @@
         <w:annotationRef/>
       </w:r>
       <w:r>
-        <w:t>AP4 wird in der Sitzung am 06.11. besprochen und soll als Praxisaufgabe vom 06.11. bearbeitet werden.</w:t>
+        <w:t>AP3 wird in der Sitzung am 29.04. und 06.05. besprochen und soll als Praxisaufgabe vom 29.04. und 06.05. bearbeitet werden.</w:t>
       </w:r>
     </w:p>
   </w:comment>
-  <w:comment w:id="56" w:author="Caroline Zygar-Hoffmann" w:date="2024-10-17T14:26:00Z" w:initials="CZ">
+  <w:comment w:id="55" w:author="Caroline Zygar-Hoffmann" w:date="2024-10-17T14:27:00Z" w:initials="CZ">
     <w:p>
       <w:pPr>
         <w:pStyle w:val="Kommentartext"/>
@@ -9093,7 +9242,23 @@
         <w:annotationRef/>
       </w:r>
       <w:r>
-        <w:t>AP5-AP9 werden in der Sitzung am 12.11. besprochen und sollen als Praxisaufgabe vom 12.11. bearbeitet werden.</w:t>
+        <w:t>AP4 wird in der Sitzung am 29.04. besprochen und soll als Praxisaufgabe vom 29.04. bearbeitet werden.</w:t>
+      </w:r>
+    </w:p>
+  </w:comment>
+  <w:comment w:id="57" w:author="Caroline Zygar-Hoffmann" w:date="2024-10-17T14:26:00Z" w:initials="CZ">
+    <w:p>
+      <w:pPr>
+        <w:pStyle w:val="Kommentartext"/>
+      </w:pPr>
+      <w:r>
+        <w:rPr>
+          <w:rStyle w:val="Kommentarzeichen"/>
+        </w:rPr>
+        <w:annotationRef/>
+      </w:r>
+      <w:r>
+        <w:t>AP5-AP9 werden in der Sitzung am 06.05. besprochen und sollen als Praxisaufgabe vom 06.05. bearbeitet werden.</w:t>
       </w:r>
     </w:p>
   </w:comment>
@@ -9101,7 +9266,7 @@
 </file>
 
 <file path=word/commentsExtended.xml><?xml version="1.0" encoding="utf-8"?>
-<w15:commentsEx xmlns:wpc="http://schemas.microsoft.com/office/word/2010/wordprocessingCanvas" xmlns:cx="http://schemas.microsoft.com/office/drawing/2014/chartex" xmlns:cx1="http://schemas.microsoft.com/office/drawing/2015/9/8/chartex" xmlns:cx2="http://schemas.microsoft.com/office/drawing/2015/10/21/chartex" xmlns:cx3="http://schemas.microsoft.com/office/drawing/2016/5/9/chartex" xmlns:cx4="http://schemas.microsoft.com/office/drawing/2016/5/10/chartex" xmlns:cx5="http://schemas.microsoft.com/office/drawing/2016/5/11/chartex" xmlns:cx6="http://schemas.microsoft.com/office/drawing/2016/5/12/chartex" xmlns:cx7="http://schemas.microsoft.com/office/drawing/2016/5/13/chartex" xmlns:cx8="http://schemas.microsoft.com/office/drawing/2016/5/14/chartex" xmlns:mc="http://schemas.openxmlformats.org/markup-compatibility/2006" xmlns:aink="http://schemas.microsoft.com/office/drawing/2016/ink" xmlns:am3d="http://schemas.microsoft.com/office/drawing/2017/model3d" xmlns:o="urn:schemas-microsoft-com:office:office" xmlns:oel="http://schemas.microsoft.com/office/2019/extlst" xmlns:r="http://schemas.openxmlformats.org/officeDocument/2006/relationships" xmlns:m="http://schemas.openxmlformats.org/officeDocument/2006/math" xmlns:v="urn:schemas-microsoft-com:vml" xmlns:wp14="http://schemas.microsoft.com/office/word/2010/wordprocessingDrawing" xmlns:wp="http://schemas.openxmlformats.org/drawingml/2006/wordprocessingDrawing" xmlns:w10="urn:schemas-microsoft-com:office:word" xmlns:w="http://schemas.openxmlformats.org/wordprocessingml/2006/main" xmlns:w14="http://schemas.microsoft.com/office/word/2010/wordml" xmlns:w15="http://schemas.microsoft.com/office/word/2012/wordml" xmlns:w16cex="http://schemas.microsoft.com/office/word/2018/wordml/cex" xmlns:w16cid="http://schemas.microsoft.com/office/word/2016/wordml/cid" xmlns:w16="http://schemas.microsoft.com/office/word/2018/wordml" xmlns:w16du="http://schemas.microsoft.com/office/word/2023/wordml/word16du" xmlns:w16sdtdh="http://schemas.microsoft.com/office/word/2020/wordml/sdtdatahash" xmlns:w16se="http://schemas.microsoft.com/office/word/2015/wordml/symex" xmlns:wpg="http://schemas.microsoft.com/office/word/2010/wordprocessingGroup" xmlns:wpi="http://schemas.microsoft.com/office/word/2010/wordprocessingInk" xmlns:wne="http://schemas.microsoft.com/office/word/2006/wordml" xmlns:wps="http://schemas.microsoft.com/office/word/2010/wordprocessingShape" mc:Ignorable="w14 w15 w16se w16cid w16 w16cex w16sdtdh w16du wp14">
+<w15:commentsEx xmlns:wpc="http://schemas.microsoft.com/office/word/2010/wordprocessingCanvas" xmlns:cx="http://schemas.microsoft.com/office/drawing/2014/chartex" xmlns:cx1="http://schemas.microsoft.com/office/drawing/2015/9/8/chartex" xmlns:cx2="http://schemas.microsoft.com/office/drawing/2015/10/21/chartex" xmlns:cx3="http://schemas.microsoft.com/office/drawing/2016/5/9/chartex" xmlns:cx4="http://schemas.microsoft.com/office/drawing/2016/5/10/chartex" xmlns:cx5="http://schemas.microsoft.com/office/drawing/2016/5/11/chartex" xmlns:cx6="http://schemas.microsoft.com/office/drawing/2016/5/12/chartex" xmlns:cx7="http://schemas.microsoft.com/office/drawing/2016/5/13/chartex" xmlns:cx8="http://schemas.microsoft.com/office/drawing/2016/5/14/chartex" xmlns:mc="http://schemas.openxmlformats.org/markup-compatibility/2006" xmlns:aink="http://schemas.microsoft.com/office/drawing/2016/ink" xmlns:am3d="http://schemas.microsoft.com/office/drawing/2017/model3d" xmlns:o="urn:schemas-microsoft-com:office:office" xmlns:oel="http://schemas.microsoft.com/office/2019/extlst" xmlns:r="http://schemas.openxmlformats.org/officeDocument/2006/relationships" xmlns:m="http://schemas.openxmlformats.org/officeDocument/2006/math" xmlns:v="urn:schemas-microsoft-com:vml" xmlns:wp14="http://schemas.microsoft.com/office/word/2010/wordprocessingDrawing" xmlns:wp="http://schemas.openxmlformats.org/drawingml/2006/wordprocessingDrawing" xmlns:w10="urn:schemas-microsoft-com:office:word" xmlns:w="http://schemas.openxmlformats.org/wordprocessingml/2006/main" xmlns:w14="http://schemas.microsoft.com/office/word/2010/wordml" xmlns:w15="http://schemas.microsoft.com/office/word/2012/wordml" xmlns:w16cex="http://schemas.microsoft.com/office/word/2018/wordml/cex" xmlns:w16cid="http://schemas.microsoft.com/office/word/2016/wordml/cid" xmlns:w16="http://schemas.microsoft.com/office/word/2018/wordml" xmlns:w16du="http://schemas.microsoft.com/office/word/2023/wordml/word16du" xmlns:w16sdtdh="http://schemas.microsoft.com/office/word/2020/wordml/sdtdatahash" xmlns:w16sdtfl="http://schemas.microsoft.com/office/word/2024/wordml/sdtformatlock" xmlns:w16se="http://schemas.microsoft.com/office/word/2015/wordml/symex" xmlns:wpg="http://schemas.microsoft.com/office/word/2010/wordprocessingGroup" xmlns:wpi="http://schemas.microsoft.com/office/word/2010/wordprocessingInk" xmlns:wne="http://schemas.microsoft.com/office/word/2006/wordml" xmlns:wps="http://schemas.microsoft.com/office/word/2010/wordprocessingShape" mc:Ignorable="w14 w15 w16se w16cid w16 w16cex w16sdtdh w16sdtfl w16du wp14">
   <w15:commentEx w15:paraId="1DDD5E37" w15:done="0"/>
   <w15:commentEx w15:paraId="79B1CBB8" w15:done="0"/>
   <w15:commentEx w15:paraId="663FCFA8" w15:done="0"/>
@@ -9113,13 +9278,14 @@
   <w15:commentEx w15:paraId="312716CE" w15:done="0"/>
   <w15:commentEx w15:paraId="66D8C5F4" w15:done="0"/>
   <w15:commentEx w15:paraId="107DCA45" w15:done="0"/>
+  <w15:commentEx w15:paraId="521CEFCF" w15:done="0"/>
   <w15:commentEx w15:paraId="6CC6DD23" w15:done="0"/>
   <w15:commentEx w15:paraId="5E75065B" w15:done="0"/>
 </w15:commentsEx>
 </file>
 
 <file path=word/commentsExtensible.xml><?xml version="1.0" encoding="utf-8"?>
-<w16cex:commentsExtensible xmlns:wpc="http://schemas.microsoft.com/office/word/2010/wordprocessingCanvas" xmlns:cx="http://schemas.microsoft.com/office/drawing/2014/chartex" xmlns:cx1="http://schemas.microsoft.com/office/drawing/2015/9/8/chartex" xmlns:cx2="http://schemas.microsoft.com/office/drawing/2015/10/21/chartex" xmlns:cx3="http://schemas.microsoft.com/office/drawing/2016/5/9/chartex" xmlns:cx4="http://schemas.microsoft.com/office/drawing/2016/5/10/chartex" xmlns:cx5="http://schemas.microsoft.com/office/drawing/2016/5/11/chartex" xmlns:cx6="http://schemas.microsoft.com/office/drawing/2016/5/12/chartex" xmlns:cx7="http://schemas.microsoft.com/office/drawing/2016/5/13/chartex" xmlns:cx8="http://schemas.microsoft.com/office/drawing/2016/5/14/chartex" xmlns:cr="http://schemas.microsoft.com/office/comments/2020/reactions" xmlns:mc="http://schemas.openxmlformats.org/markup-compatibility/2006" xmlns:aink="http://schemas.microsoft.com/office/drawing/2016/ink" xmlns:am3d="http://schemas.microsoft.com/office/drawing/2017/model3d" xmlns:o="urn:schemas-microsoft-com:office:office" xmlns:oel="http://schemas.microsoft.com/office/2019/extlst" xmlns:r="http://schemas.openxmlformats.org/officeDocument/2006/relationships" xmlns:m="http://schemas.openxmlformats.org/officeDocument/2006/math" xmlns:v="urn:schemas-microsoft-com:vml" xmlns:wp14="http://schemas.microsoft.com/office/word/2010/wordprocessingDrawing" xmlns:wp="http://schemas.openxmlformats.org/drawingml/2006/wordprocessingDrawing" xmlns:w10="urn:schemas-microsoft-com:office:word" xmlns:w="http://schemas.openxmlformats.org/wordprocessingml/2006/main" xmlns:w14="http://schemas.microsoft.com/office/word/2010/wordml" xmlns:w15="http://schemas.microsoft.com/office/word/2012/wordml" xmlns:w16cex="http://schemas.microsoft.com/office/word/2018/wordml/cex" xmlns:w16cid="http://schemas.microsoft.com/office/word/2016/wordml/cid" xmlns:w16="http://schemas.microsoft.com/office/word/2018/wordml" xmlns:w16du="http://schemas.microsoft.com/office/word/2023/wordml/word16du" xmlns:w16sdtdh="http://schemas.microsoft.com/office/word/2020/wordml/sdtdatahash" xmlns:w16se="http://schemas.microsoft.com/office/word/2015/wordml/symex" xmlns:wpg="http://schemas.microsoft.com/office/word/2010/wordprocessingGroup" xmlns:wpi="http://schemas.microsoft.com/office/word/2010/wordprocessingInk" xmlns:wne="http://schemas.microsoft.com/office/word/2006/wordml" xmlns:wps="http://schemas.microsoft.com/office/word/2010/wordprocessingShape" mc:Ignorable="w14 w15 w16se w16cid w16 w16cex w16sdtdh cr w16du wp14">
+<w16cex:commentsExtensible xmlns:wpc="http://schemas.microsoft.com/office/word/2010/wordprocessingCanvas" xmlns:cx="http://schemas.microsoft.com/office/drawing/2014/chartex" xmlns:cx1="http://schemas.microsoft.com/office/drawing/2015/9/8/chartex" xmlns:cx2="http://schemas.microsoft.com/office/drawing/2015/10/21/chartex" xmlns:cx3="http://schemas.microsoft.com/office/drawing/2016/5/9/chartex" xmlns:cx4="http://schemas.microsoft.com/office/drawing/2016/5/10/chartex" xmlns:cx5="http://schemas.microsoft.com/office/drawing/2016/5/11/chartex" xmlns:cx6="http://schemas.microsoft.com/office/drawing/2016/5/12/chartex" xmlns:cx7="http://schemas.microsoft.com/office/drawing/2016/5/13/chartex" xmlns:cx8="http://schemas.microsoft.com/office/drawing/2016/5/14/chartex" xmlns:cr="http://schemas.microsoft.com/office/comments/2020/reactions" xmlns:mc="http://schemas.openxmlformats.org/markup-compatibility/2006" xmlns:aink="http://schemas.microsoft.com/office/drawing/2016/ink" xmlns:am3d="http://schemas.microsoft.com/office/drawing/2017/model3d" xmlns:o="urn:schemas-microsoft-com:office:office" xmlns:oel="http://schemas.microsoft.com/office/2019/extlst" xmlns:r="http://schemas.openxmlformats.org/officeDocument/2006/relationships" xmlns:m="http://schemas.openxmlformats.org/officeDocument/2006/math" xmlns:v="urn:schemas-microsoft-com:vml" xmlns:wp14="http://schemas.microsoft.com/office/word/2010/wordprocessingDrawing" xmlns:wp="http://schemas.openxmlformats.org/drawingml/2006/wordprocessingDrawing" xmlns:w10="urn:schemas-microsoft-com:office:word" xmlns:w="http://schemas.openxmlformats.org/wordprocessingml/2006/main" xmlns:w14="http://schemas.microsoft.com/office/word/2010/wordml" xmlns:w15="http://schemas.microsoft.com/office/word/2012/wordml" xmlns:w16cex="http://schemas.microsoft.com/office/word/2018/wordml/cex" xmlns:w16cid="http://schemas.microsoft.com/office/word/2016/wordml/cid" xmlns:w16="http://schemas.microsoft.com/office/word/2018/wordml" xmlns:w16du="http://schemas.microsoft.com/office/word/2023/wordml/word16du" xmlns:w16sdtdh="http://schemas.microsoft.com/office/word/2020/wordml/sdtdatahash" xmlns:w16sdtfl="http://schemas.microsoft.com/office/word/2024/wordml/sdtformatlock" xmlns:w16se="http://schemas.microsoft.com/office/word/2015/wordml/symex" xmlns:wpg="http://schemas.microsoft.com/office/word/2010/wordprocessingGroup" xmlns:wpi="http://schemas.microsoft.com/office/word/2010/wordprocessingInk" xmlns:wne="http://schemas.microsoft.com/office/word/2006/wordml" xmlns:wps="http://schemas.microsoft.com/office/word/2010/wordprocessingShape" mc:Ignorable="w14 w15 w16se w16cid w16 w16cex w16sdtdh w16sdtfl cr w16du wp14">
   <w16cex:commentExtensible w16cex:durableId="4DBC7996" w16cex:dateUtc="2024-10-16T16:00:00Z"/>
   <w16cex:commentExtensible w16cex:durableId="3B7809FE" w16cex:dateUtc="2024-10-17T12:15:00Z"/>
   <w16cex:commentExtensible w16cex:durableId="70CAFD6A" w16cex:dateUtc="2024-10-17T12:17:00Z"/>
@@ -9131,13 +9297,14 @@
   <w16cex:commentExtensible w16cex:durableId="4F3E2FD5" w16cex:dateUtc="2024-10-17T12:22:00Z"/>
   <w16cex:commentExtensible w16cex:durableId="4FD141AD" w16cex:dateUtc="2024-10-17T12:23:00Z"/>
   <w16cex:commentExtensible w16cex:durableId="7C0C887D" w16cex:dateUtc="2024-10-17T12:26:00Z"/>
+  <w16cex:commentExtensible w16cex:durableId="2C6285DA" w16cex:dateUtc="2025-04-14T13:13:00Z"/>
   <w16cex:commentExtensible w16cex:durableId="3DFC23C6" w16cex:dateUtc="2024-10-17T12:27:00Z"/>
   <w16cex:commentExtensible w16cex:durableId="557C52D6" w16cex:dateUtc="2024-10-17T12:26:00Z"/>
 </w16cex:commentsExtensible>
 </file>
 
 <file path=word/commentsIds.xml><?xml version="1.0" encoding="utf-8"?>
-<w16cid:commentsIds xmlns:wpc="http://schemas.microsoft.com/office/word/2010/wordprocessingCanvas" xmlns:cx="http://schemas.microsoft.com/office/drawing/2014/chartex" xmlns:cx1="http://schemas.microsoft.com/office/drawing/2015/9/8/chartex" xmlns:cx2="http://schemas.microsoft.com/office/drawing/2015/10/21/chartex" xmlns:cx3="http://schemas.microsoft.com/office/drawing/2016/5/9/chartex" xmlns:cx4="http://schemas.microsoft.com/office/drawing/2016/5/10/chartex" xmlns:cx5="http://schemas.microsoft.com/office/drawing/2016/5/11/chartex" xmlns:cx6="http://schemas.microsoft.com/office/drawing/2016/5/12/chartex" xmlns:cx7="http://schemas.microsoft.com/office/drawing/2016/5/13/chartex" xmlns:cx8="http://schemas.microsoft.com/office/drawing/2016/5/14/chartex" xmlns:mc="http://schemas.openxmlformats.org/markup-compatibility/2006" xmlns:aink="http://schemas.microsoft.com/office/drawing/2016/ink" xmlns:am3d="http://schemas.microsoft.com/office/drawing/2017/model3d" xmlns:o="urn:schemas-microsoft-com:office:office" xmlns:oel="http://schemas.microsoft.com/office/2019/extlst" xmlns:r="http://schemas.openxmlformats.org/officeDocument/2006/relationships" xmlns:m="http://schemas.openxmlformats.org/officeDocument/2006/math" xmlns:v="urn:schemas-microsoft-com:vml" xmlns:wp14="http://schemas.microsoft.com/office/word/2010/wordprocessingDrawing" xmlns:wp="http://schemas.openxmlformats.org/drawingml/2006/wordprocessingDrawing" xmlns:w10="urn:schemas-microsoft-com:office:word" xmlns:w="http://schemas.openxmlformats.org/wordprocessingml/2006/main" xmlns:w14="http://schemas.microsoft.com/office/word/2010/wordml" xmlns:w15="http://schemas.microsoft.com/office/word/2012/wordml" xmlns:w16cex="http://schemas.microsoft.com/office/word/2018/wordml/cex" xmlns:w16cid="http://schemas.microsoft.com/office/word/2016/wordml/cid" xmlns:w16="http://schemas.microsoft.com/office/word/2018/wordml" xmlns:w16du="http://schemas.microsoft.com/office/word/2023/wordml/word16du" xmlns:w16sdtdh="http://schemas.microsoft.com/office/word/2020/wordml/sdtdatahash" xmlns:w16se="http://schemas.microsoft.com/office/word/2015/wordml/symex" xmlns:wpg="http://schemas.microsoft.com/office/word/2010/wordprocessingGroup" xmlns:wpi="http://schemas.microsoft.com/office/word/2010/wordprocessingInk" xmlns:wne="http://schemas.microsoft.com/office/word/2006/wordml" xmlns:wps="http://schemas.microsoft.com/office/word/2010/wordprocessingShape" mc:Ignorable="w14 w15 w16se w16cid w16 w16cex w16sdtdh w16du wp14">
+<w16cid:commentsIds xmlns:wpc="http://schemas.microsoft.com/office/word/2010/wordprocessingCanvas" xmlns:cx="http://schemas.microsoft.com/office/drawing/2014/chartex" xmlns:cx1="http://schemas.microsoft.com/office/drawing/2015/9/8/chartex" xmlns:cx2="http://schemas.microsoft.com/office/drawing/2015/10/21/chartex" xmlns:cx3="http://schemas.microsoft.com/office/drawing/2016/5/9/chartex" xmlns:cx4="http://schemas.microsoft.com/office/drawing/2016/5/10/chartex" xmlns:cx5="http://schemas.microsoft.com/office/drawing/2016/5/11/chartex" xmlns:cx6="http://schemas.microsoft.com/office/drawing/2016/5/12/chartex" xmlns:cx7="http://schemas.microsoft.com/office/drawing/2016/5/13/chartex" xmlns:cx8="http://schemas.microsoft.com/office/drawing/2016/5/14/chartex" xmlns:mc="http://schemas.openxmlformats.org/markup-compatibility/2006" xmlns:aink="http://schemas.microsoft.com/office/drawing/2016/ink" xmlns:am3d="http://schemas.microsoft.com/office/drawing/2017/model3d" xmlns:o="urn:schemas-microsoft-com:office:office" xmlns:oel="http://schemas.microsoft.com/office/2019/extlst" xmlns:r="http://schemas.openxmlformats.org/officeDocument/2006/relationships" xmlns:m="http://schemas.openxmlformats.org/officeDocument/2006/math" xmlns:v="urn:schemas-microsoft-com:vml" xmlns:wp14="http://schemas.microsoft.com/office/word/2010/wordprocessingDrawing" xmlns:wp="http://schemas.openxmlformats.org/drawingml/2006/wordprocessingDrawing" xmlns:w10="urn:schemas-microsoft-com:office:word" xmlns:w="http://schemas.openxmlformats.org/wordprocessingml/2006/main" xmlns:w14="http://schemas.microsoft.com/office/word/2010/wordml" xmlns:w15="http://schemas.microsoft.com/office/word/2012/wordml" xmlns:w16cex="http://schemas.microsoft.com/office/word/2018/wordml/cex" xmlns:w16cid="http://schemas.microsoft.com/office/word/2016/wordml/cid" xmlns:w16="http://schemas.microsoft.com/office/word/2018/wordml" xmlns:w16du="http://schemas.microsoft.com/office/word/2023/wordml/word16du" xmlns:w16sdtdh="http://schemas.microsoft.com/office/word/2020/wordml/sdtdatahash" xmlns:w16sdtfl="http://schemas.microsoft.com/office/word/2024/wordml/sdtformatlock" xmlns:w16se="http://schemas.microsoft.com/office/word/2015/wordml/symex" xmlns:wpg="http://schemas.microsoft.com/office/word/2010/wordprocessingGroup" xmlns:wpi="http://schemas.microsoft.com/office/word/2010/wordprocessingInk" xmlns:wne="http://schemas.microsoft.com/office/word/2006/wordml" xmlns:wps="http://schemas.microsoft.com/office/word/2010/wordprocessingShape" mc:Ignorable="w14 w15 w16se w16cid w16 w16cex w16sdtdh w16sdtfl w16du wp14">
   <w16cid:commentId w16cid:paraId="1DDD5E37" w16cid:durableId="4DBC7996"/>
   <w16cid:commentId w16cid:paraId="79B1CBB8" w16cid:durableId="3B7809FE"/>
   <w16cid:commentId w16cid:paraId="663FCFA8" w16cid:durableId="70CAFD6A"/>
@@ -9149,13 +9316,14 @@
   <w16cid:commentId w16cid:paraId="312716CE" w16cid:durableId="4F3E2FD5"/>
   <w16cid:commentId w16cid:paraId="66D8C5F4" w16cid:durableId="4FD141AD"/>
   <w16cid:commentId w16cid:paraId="107DCA45" w16cid:durableId="7C0C887D"/>
+  <w16cid:commentId w16cid:paraId="521CEFCF" w16cid:durableId="2C6285DA"/>
   <w16cid:commentId w16cid:paraId="6CC6DD23" w16cid:durableId="3DFC23C6"/>
   <w16cid:commentId w16cid:paraId="5E75065B" w16cid:durableId="557C52D6"/>
 </w16cid:commentsIds>
 </file>
 
 <file path=word/numbering.xml><?xml version="1.0" encoding="utf-8"?>
-<w:numbering xmlns:wpc="http://schemas.microsoft.com/office/word/2010/wordprocessingCanvas" xmlns:cx="http://schemas.microsoft.com/office/drawing/2014/chartex" xmlns:cx1="http://schemas.microsoft.com/office/drawing/2015/9/8/chartex" xmlns:cx2="http://schemas.microsoft.com/office/drawing/2015/10/21/chartex" xmlns:cx3="http://schemas.microsoft.com/office/drawing/2016/5/9/chartex" xmlns:cx4="http://schemas.microsoft.com/office/drawing/2016/5/10/chartex" xmlns:cx5="http://schemas.microsoft.com/office/drawing/2016/5/11/chartex" xmlns:cx6="http://schemas.microsoft.com/office/drawing/2016/5/12/chartex" xmlns:cx7="http://schemas.microsoft.com/office/drawing/2016/5/13/chartex" xmlns:cx8="http://schemas.microsoft.com/office/drawing/2016/5/14/chartex" xmlns:mc="http://schemas.openxmlformats.org/markup-compatibility/2006" xmlns:aink="http://schemas.microsoft.com/office/drawing/2016/ink" xmlns:am3d="http://schemas.microsoft.com/office/drawing/2017/model3d" xmlns:o="urn:schemas-microsoft-com:office:office" xmlns:oel="http://schemas.microsoft.com/office/2019/extlst" xmlns:r="http://schemas.openxmlformats.org/officeDocument/2006/relationships" xmlns:m="http://schemas.openxmlformats.org/officeDocument/2006/math" xmlns:v="urn:schemas-microsoft-com:vml" xmlns:wp14="http://schemas.microsoft.com/office/word/2010/wordprocessingDrawing" xmlns:wp="http://schemas.openxmlformats.org/drawingml/2006/wordprocessingDrawing" xmlns:w10="urn:schemas-microsoft-com:office:word" xmlns:w="http://schemas.openxmlformats.org/wordprocessingml/2006/main" xmlns:w14="http://schemas.microsoft.com/office/word/2010/wordml" xmlns:w15="http://schemas.microsoft.com/office/word/2012/wordml" xmlns:w16cex="http://schemas.microsoft.com/office/word/2018/wordml/cex" xmlns:w16cid="http://schemas.microsoft.com/office/word/2016/wordml/cid" xmlns:w16="http://schemas.microsoft.com/office/word/2018/wordml" xmlns:w16du="http://schemas.microsoft.com/office/word/2023/wordml/word16du" xmlns:w16sdtdh="http://schemas.microsoft.com/office/word/2020/wordml/sdtdatahash" xmlns:w16se="http://schemas.microsoft.com/office/word/2015/wordml/symex" xmlns:wpg="http://schemas.microsoft.com/office/word/2010/wordprocessingGroup" xmlns:wpi="http://schemas.microsoft.com/office/word/2010/wordprocessingInk" xmlns:wne="http://schemas.microsoft.com/office/word/2006/wordml" xmlns:wps="http://schemas.microsoft.com/office/word/2010/wordprocessingShape" mc:Ignorable="w14 w15 w16se w16cid w16 w16cex w16sdtdh w16du wp14">
+<w:numbering xmlns:wpc="http://schemas.microsoft.com/office/word/2010/wordprocessingCanvas" xmlns:cx="http://schemas.microsoft.com/office/drawing/2014/chartex" xmlns:cx1="http://schemas.microsoft.com/office/drawing/2015/9/8/chartex" xmlns:cx2="http://schemas.microsoft.com/office/drawing/2015/10/21/chartex" xmlns:cx3="http://schemas.microsoft.com/office/drawing/2016/5/9/chartex" xmlns:cx4="http://schemas.microsoft.com/office/drawing/2016/5/10/chartex" xmlns:cx5="http://schemas.microsoft.com/office/drawing/2016/5/11/chartex" xmlns:cx6="http://schemas.microsoft.com/office/drawing/2016/5/12/chartex" xmlns:cx7="http://schemas.microsoft.com/office/drawing/2016/5/13/chartex" xmlns:cx8="http://schemas.microsoft.com/office/drawing/2016/5/14/chartex" xmlns:mc="http://schemas.openxmlformats.org/markup-compatibility/2006" xmlns:aink="http://schemas.microsoft.com/office/drawing/2016/ink" xmlns:am3d="http://schemas.microsoft.com/office/drawing/2017/model3d" xmlns:o="urn:schemas-microsoft-com:office:office" xmlns:oel="http://schemas.microsoft.com/office/2019/extlst" xmlns:r="http://schemas.openxmlformats.org/officeDocument/2006/relationships" xmlns:m="http://schemas.openxmlformats.org/officeDocument/2006/math" xmlns:v="urn:schemas-microsoft-com:vml" xmlns:wp14="http://schemas.microsoft.com/office/word/2010/wordprocessingDrawing" xmlns:wp="http://schemas.openxmlformats.org/drawingml/2006/wordprocessingDrawing" xmlns:w10="urn:schemas-microsoft-com:office:word" xmlns:w="http://schemas.openxmlformats.org/wordprocessingml/2006/main" xmlns:w14="http://schemas.microsoft.com/office/word/2010/wordml" xmlns:w15="http://schemas.microsoft.com/office/word/2012/wordml" xmlns:w16cex="http://schemas.microsoft.com/office/word/2018/wordml/cex" xmlns:w16cid="http://schemas.microsoft.com/office/word/2016/wordml/cid" xmlns:w16="http://schemas.microsoft.com/office/word/2018/wordml" xmlns:w16du="http://schemas.microsoft.com/office/word/2023/wordml/word16du" xmlns:w16sdtdh="http://schemas.microsoft.com/office/word/2020/wordml/sdtdatahash" xmlns:w16sdtfl="http://schemas.microsoft.com/office/word/2024/wordml/sdtformatlock" xmlns:w16se="http://schemas.microsoft.com/office/word/2015/wordml/symex" xmlns:wpg="http://schemas.microsoft.com/office/word/2010/wordprocessingGroup" xmlns:wpi="http://schemas.microsoft.com/office/word/2010/wordprocessingInk" xmlns:wne="http://schemas.microsoft.com/office/word/2006/wordml" xmlns:wps="http://schemas.microsoft.com/office/word/2010/wordprocessingShape" mc:Ignorable="w14 w15 w16se w16cid w16 w16cex w16sdtdh w16sdtfl w16du wp14">
   <w:abstractNum w:abstractNumId="0" w15:restartNumberingAfterBreak="0">
     <w:nsid w:val="2EE0069F"/>
     <w:multiLevelType w:val="multilevel"/>
@@ -9392,7 +9560,7 @@
 </file>
 
 <file path=word/people.xml><?xml version="1.0" encoding="utf-8"?>
-<w15:people xmlns:wpc="http://schemas.microsoft.com/office/word/2010/wordprocessingCanvas" xmlns:cx="http://schemas.microsoft.com/office/drawing/2014/chartex" xmlns:cx1="http://schemas.microsoft.com/office/drawing/2015/9/8/chartex" xmlns:cx2="http://schemas.microsoft.com/office/drawing/2015/10/21/chartex" xmlns:cx3="http://schemas.microsoft.com/office/drawing/2016/5/9/chartex" xmlns:cx4="http://schemas.microsoft.com/office/drawing/2016/5/10/chartex" xmlns:cx5="http://schemas.microsoft.com/office/drawing/2016/5/11/chartex" xmlns:cx6="http://schemas.microsoft.com/office/drawing/2016/5/12/chartex" xmlns:cx7="http://schemas.microsoft.com/office/drawing/2016/5/13/chartex" xmlns:cx8="http://schemas.microsoft.com/office/drawing/2016/5/14/chartex" xmlns:mc="http://schemas.openxmlformats.org/markup-compatibility/2006" xmlns:aink="http://schemas.microsoft.com/office/drawing/2016/ink" xmlns:am3d="http://schemas.microsoft.com/office/drawing/2017/model3d" xmlns:o="urn:schemas-microsoft-com:office:office" xmlns:oel="http://schemas.microsoft.com/office/2019/extlst" xmlns:r="http://schemas.openxmlformats.org/officeDocument/2006/relationships" xmlns:m="http://schemas.openxmlformats.org/officeDocument/2006/math" xmlns:v="urn:schemas-microsoft-com:vml" xmlns:wp14="http://schemas.microsoft.com/office/word/2010/wordprocessingDrawing" xmlns:wp="http://schemas.openxmlformats.org/drawingml/2006/wordprocessingDrawing" xmlns:w10="urn:schemas-microsoft-com:office:word" xmlns:w="http://schemas.openxmlformats.org/wordprocessingml/2006/main" xmlns:w14="http://schemas.microsoft.com/office/word/2010/wordml" xmlns:w15="http://schemas.microsoft.com/office/word/2012/wordml" xmlns:w16cex="http://schemas.microsoft.com/office/word/2018/wordml/cex" xmlns:w16cid="http://schemas.microsoft.com/office/word/2016/wordml/cid" xmlns:w16="http://schemas.microsoft.com/office/word/2018/wordml" xmlns:w16du="http://schemas.microsoft.com/office/word/2023/wordml/word16du" xmlns:w16sdtdh="http://schemas.microsoft.com/office/word/2020/wordml/sdtdatahash" xmlns:w16se="http://schemas.microsoft.com/office/word/2015/wordml/symex" xmlns:wpg="http://schemas.microsoft.com/office/word/2010/wordprocessingGroup" xmlns:wpi="http://schemas.microsoft.com/office/word/2010/wordprocessingInk" xmlns:wne="http://schemas.microsoft.com/office/word/2006/wordml" xmlns:wps="http://schemas.microsoft.com/office/word/2010/wordprocessingShape" mc:Ignorable="w14 w15 w16se w16cid w16 w16cex w16sdtdh w16du wp14">
+<w15:people xmlns:wpc="http://schemas.microsoft.com/office/word/2010/wordprocessingCanvas" xmlns:cx="http://schemas.microsoft.com/office/drawing/2014/chartex" xmlns:cx1="http://schemas.microsoft.com/office/drawing/2015/9/8/chartex" xmlns:cx2="http://schemas.microsoft.com/office/drawing/2015/10/21/chartex" xmlns:cx3="http://schemas.microsoft.com/office/drawing/2016/5/9/chartex" xmlns:cx4="http://schemas.microsoft.com/office/drawing/2016/5/10/chartex" xmlns:cx5="http://schemas.microsoft.com/office/drawing/2016/5/11/chartex" xmlns:cx6="http://schemas.microsoft.com/office/drawing/2016/5/12/chartex" xmlns:cx7="http://schemas.microsoft.com/office/drawing/2016/5/13/chartex" xmlns:cx8="http://schemas.microsoft.com/office/drawing/2016/5/14/chartex" xmlns:mc="http://schemas.openxmlformats.org/markup-compatibility/2006" xmlns:aink="http://schemas.microsoft.com/office/drawing/2016/ink" xmlns:am3d="http://schemas.microsoft.com/office/drawing/2017/model3d" xmlns:o="urn:schemas-microsoft-com:office:office" xmlns:oel="http://schemas.microsoft.com/office/2019/extlst" xmlns:r="http://schemas.openxmlformats.org/officeDocument/2006/relationships" xmlns:m="http://schemas.openxmlformats.org/officeDocument/2006/math" xmlns:v="urn:schemas-microsoft-com:vml" xmlns:wp14="http://schemas.microsoft.com/office/word/2010/wordprocessingDrawing" xmlns:wp="http://schemas.openxmlformats.org/drawingml/2006/wordprocessingDrawing" xmlns:w10="urn:schemas-microsoft-com:office:word" xmlns:w="http://schemas.openxmlformats.org/wordprocessingml/2006/main" xmlns:w14="http://schemas.microsoft.com/office/word/2010/wordml" xmlns:w15="http://schemas.microsoft.com/office/word/2012/wordml" xmlns:w16cex="http://schemas.microsoft.com/office/word/2018/wordml/cex" xmlns:w16cid="http://schemas.microsoft.com/office/word/2016/wordml/cid" xmlns:w16="http://schemas.microsoft.com/office/word/2018/wordml" xmlns:w16du="http://schemas.microsoft.com/office/word/2023/wordml/word16du" xmlns:w16sdtdh="http://schemas.microsoft.com/office/word/2020/wordml/sdtdatahash" xmlns:w16sdtfl="http://schemas.microsoft.com/office/word/2024/wordml/sdtformatlock" xmlns:w16se="http://schemas.microsoft.com/office/word/2015/wordml/symex" xmlns:wpg="http://schemas.microsoft.com/office/word/2010/wordprocessingGroup" xmlns:wpi="http://schemas.microsoft.com/office/word/2010/wordprocessingInk" xmlns:wne="http://schemas.microsoft.com/office/word/2006/wordml" xmlns:wps="http://schemas.microsoft.com/office/word/2010/wordprocessingShape" mc:Ignorable="w14 w15 w16se w16cid w16 w16cex w16sdtdh w16sdtfl w16du wp14">
   <w15:person w15:author="Caroline Zygar-Hoffmann">
     <w15:presenceInfo w15:providerId="AD" w15:userId="S::caroline.zygar-hoffmann@charlotte-fresenius-uni.de::2818bc5e-8835-485e-b099-5b52442ea8af"/>
   </w15:person>
@@ -9400,7 +9568,7 @@
 </file>
 
 <file path=word/styles.xml><?xml version="1.0" encoding="utf-8"?>
-<w:styles xmlns:mc="http://schemas.openxmlformats.org/markup-compatibility/2006" xmlns:r="http://schemas.openxmlformats.org/officeDocument/2006/relationships" xmlns:w="http://schemas.openxmlformats.org/wordprocessingml/2006/main" xmlns:w14="http://schemas.microsoft.com/office/word/2010/wordml" xmlns:w15="http://schemas.microsoft.com/office/word/2012/wordml" xmlns:w16cex="http://schemas.microsoft.com/office/word/2018/wordml/cex" xmlns:w16cid="http://schemas.microsoft.com/office/word/2016/wordml/cid" xmlns:w16="http://schemas.microsoft.com/office/word/2018/wordml" xmlns:w16du="http://schemas.microsoft.com/office/word/2023/wordml/word16du" xmlns:w16sdtdh="http://schemas.microsoft.com/office/word/2020/wordml/sdtdatahash" xmlns:w16se="http://schemas.microsoft.com/office/word/2015/wordml/symex" mc:Ignorable="w14 w15 w16se w16cid w16 w16cex w16sdtdh w16du">
+<w:styles xmlns:mc="http://schemas.openxmlformats.org/markup-compatibility/2006" xmlns:r="http://schemas.openxmlformats.org/officeDocument/2006/relationships" xmlns:w="http://schemas.openxmlformats.org/wordprocessingml/2006/main" xmlns:w14="http://schemas.microsoft.com/office/word/2010/wordml" xmlns:w15="http://schemas.microsoft.com/office/word/2012/wordml" xmlns:w16cex="http://schemas.microsoft.com/office/word/2018/wordml/cex" xmlns:w16cid="http://schemas.microsoft.com/office/word/2016/wordml/cid" xmlns:w16="http://schemas.microsoft.com/office/word/2018/wordml" xmlns:w16du="http://schemas.microsoft.com/office/word/2023/wordml/word16du" xmlns:w16sdtdh="http://schemas.microsoft.com/office/word/2020/wordml/sdtdatahash" xmlns:w16sdtfl="http://schemas.microsoft.com/office/word/2024/wordml/sdtformatlock" xmlns:w16se="http://schemas.microsoft.com/office/word/2015/wordml/symex" mc:Ignorable="w14 w15 w16se w16cid w16 w16cex w16sdtdh w16sdtfl w16du">
   <w:docDefaults>
     <w:rPrDefault>
       <w:rPr>
